--- a/kegiatan/desa-cantik/2026/pasir-wan-salim/publikasi-potensi-pasir-wan-salim-2026.docx
+++ b/kegiatan/desa-cantik/2026/pasir-wan-salim/publikasi-potensi-pasir-wan-salim-2026.docx
@@ -287,7 +287,7 @@
       </w:tblGrid>
       <w:tr>
         <w:trPr>
-          <w:trHeight w:hRule="exact" w:val="8176"/>
+          <w:trHeight w:hRule="exact" w:val="8208"/>
         </w:trPr>
         <w:tc>
           <w:tcPr>
@@ -318,7 +318,7 @@
                 <w:color w:val="E2E8F0"/>
                 <w:sz w:val="20"/>
               </w:rPr>
-              <w:t>Hasil Pendataan Potensi Desa (PODES) Tahun 2025</w:t>
+              <w:t>Disusun oleh Pemerintah Kelurahan Pasir Wan Salim &amp; Disunting oleh BPS Kabupaten Mempawah</w:t>
             </w:r>
           </w:p>
         </w:tc>
@@ -345,7 +345,7 @@
       </w:tblGrid>
       <w:tr>
         <w:trPr>
-          <w:trHeight w:hRule="exact" w:val="1546"/>
+          <w:trHeight w:hRule="exact" w:val="1528"/>
         </w:trPr>
         <w:tc>
           <w:tcPr>
@@ -362,7 +362,7 @@
               <w:autoSpaceDN w:val="0"/>
               <w:autoSpaceDE w:val="0"/>
               <w:widowControl/>
-              <w:spacing w:line="233" w:lineRule="auto" w:before="1224" w:after="0"/>
+              <w:spacing w:line="233" w:lineRule="auto" w:before="1222" w:after="0"/>
               <w:ind w:left="1136" w:right="0" w:firstLine="0"/>
               <w:jc w:val="left"/>
             </w:pPr>
@@ -374,7 +374,7 @@
                 <w:color w:val="FFFFFF"/>
                 <w:sz w:val="24"/>
               </w:rPr>
-              <w:t>BADAN PUSAT STATISTIK KABUPATEN MEMPAWAH</w:t>
+              <w:t>PEMERINTAH KELURAHAN PASIR WAN SALIM</w:t>
             </w:r>
           </w:p>
         </w:tc>
@@ -401,7 +401,7 @@
       </w:tblGrid>
       <w:tr>
         <w:trPr>
-          <w:trHeight w:hRule="exact" w:val="1428"/>
+          <w:trHeight w:hRule="exact" w:val="1414"/>
         </w:trPr>
         <w:tc>
           <w:tcPr>
@@ -418,19 +418,19 @@
               <w:autoSpaceDN w:val="0"/>
               <w:autoSpaceDE w:val="0"/>
               <w:widowControl/>
-              <w:spacing w:line="233" w:lineRule="auto" w:before="54" w:after="0"/>
+              <w:spacing w:line="233" w:lineRule="auto" w:before="40" w:after="0"/>
               <w:ind w:left="1136" w:right="0" w:firstLine="0"/>
               <w:jc w:val="left"/>
             </w:pPr>
             <w:r>
               <w:rPr>
                 <w:rFonts w:ascii="Liberation Sans" w:hAnsi="Liberation Sans" w:eastAsia="Liberation Sans"/>
-                <w:b w:val="0"/>
+                <w:b/>
                 <w:i w:val="0"/>
-                <w:color w:val="94A3B8"/>
+                <w:color w:val="EB8A3C"/>
                 <w:sz w:val="19"/>
               </w:rPr>
-              <w:t>BPS-Statistics Mempawah Regency</w:t>
+              <w:t>Disunting oleh BPS Kabupaten Mempawah</w:t>
             </w:r>
           </w:p>
         </w:tc>
@@ -506,7 +506,7 @@
       </w:tblGrid>
       <w:tr>
         <w:trPr>
-          <w:trHeight w:hRule="exact" w:val="3162"/>
+          <w:trHeight w:hRule="exact" w:val="3450"/>
         </w:trPr>
         <w:tc>
           <w:tcPr>
@@ -525,7 +525,7 @@
               <w:autoSpaceDN w:val="0"/>
               <w:autoSpaceDE w:val="0"/>
               <w:widowControl/>
-              <w:spacing w:line="374" w:lineRule="auto" w:before="716" w:after="0"/>
+              <w:spacing w:line="370" w:lineRule="auto" w:before="716" w:after="0"/>
               <w:ind w:left="1422" w:right="0" w:firstLine="0"/>
               <w:jc w:val="left"/>
             </w:pPr>
@@ -582,7 +582,10 @@
                 <w:color w:val="2D3748"/>
                 <w:sz w:val="18"/>
               </w:rPr>
-              <w:t xml:space="preserve">Naskah / </w:t>
+              <w:t xml:space="preserve">Penyusun Naskah / </w:t>
+            </w:r>
+            <w:r>
+              <w:br/>
             </w:r>
             <w:r>
               <w:rPr>
@@ -709,8 +712,8 @@
               <w:autoSpaceDN w:val="0"/>
               <w:autoSpaceDE w:val="0"/>
               <w:widowControl/>
-              <w:spacing w:line="374" w:lineRule="auto" w:before="426" w:after="0"/>
-              <w:ind w:left="352" w:right="720" w:firstLine="0"/>
+              <w:spacing w:line="235" w:lineRule="auto" w:before="426" w:after="0"/>
+              <w:ind w:left="502" w:right="0" w:firstLine="0"/>
               <w:jc w:val="left"/>
             </w:pPr>
             <w:r>
@@ -722,11 +725,18 @@
                 <w:color w:val="2D3748"/>
                 <w:sz w:val="18"/>
               </w:rPr>
-              <w:t xml:space="preserve">: 21 cm x 29,7 cm (A4) </w:t>
+              <w:t>: 21 cm x 29,7 cm (A4)</w:t>
             </w:r>
-            <w:r>
-              <w:br/>
-            </w:r>
+          </w:p>
+          <w:p>
+            <w:pPr>
+              <w:autoSpaceDN w:val="0"/>
+              <w:autoSpaceDE w:val="0"/>
+              <w:widowControl/>
+              <w:spacing w:line="235" w:lineRule="auto" w:before="132" w:after="0"/>
+              <w:ind w:left="502" w:right="0" w:firstLine="0"/>
+              <w:jc w:val="left"/>
+            </w:pPr>
             <w:r>
               <w:rPr>
                 <w:w w:val="97.74999618530273"/>
@@ -736,11 +746,18 @@
                 <w:color w:val="2D3748"/>
                 <w:sz w:val="18"/>
               </w:rPr>
-              <w:t xml:space="preserve">: ix + 15 halaman </w:t>
+              <w:t>: ix + 15 halaman</w:t>
             </w:r>
-            <w:r>
-              <w:br/>
-            </w:r>
+          </w:p>
+          <w:p>
+            <w:pPr>
+              <w:autoSpaceDN w:val="0"/>
+              <w:autoSpaceDE w:val="0"/>
+              <w:widowControl/>
+              <w:spacing w:line="235" w:lineRule="auto" w:before="282" w:after="0"/>
+              <w:ind w:left="0" w:right="0" w:firstLine="0"/>
+              <w:jc w:val="center"/>
+            </w:pPr>
             <w:r>
               <w:rPr>
                 <w:w w:val="97.74999618530273"/>
@@ -750,11 +767,18 @@
                 <w:color w:val="2D3748"/>
                 <w:sz w:val="18"/>
               </w:rPr>
-              <w:t xml:space="preserve">: BPS Kabupaten Mempawah </w:t>
+              <w:t>: Pemerintah Kelurahan Pasir Wan Salim (menggunakan data PODES BPS)</w:t>
             </w:r>
-            <w:r>
-              <w:br/>
-            </w:r>
+          </w:p>
+          <w:p>
+            <w:pPr>
+              <w:autoSpaceDN w:val="0"/>
+              <w:autoSpaceDE w:val="0"/>
+              <w:widowControl/>
+              <w:spacing w:line="233" w:lineRule="auto" w:before="298" w:after="0"/>
+              <w:ind w:left="502" w:right="0" w:firstLine="0"/>
+              <w:jc w:val="left"/>
+            </w:pPr>
             <w:r>
               <w:rPr>
                 <w:w w:val="97.74999618530273"/>
@@ -764,11 +788,18 @@
                 <w:color w:val="2D3748"/>
                 <w:sz w:val="18"/>
               </w:rPr>
-              <w:t xml:space="preserve">: BPS Kabupaten Mempawah </w:t>
+              <w:t>: Badan Pusat Statistik Kabupaten Mempawah</w:t>
             </w:r>
-            <w:r>
-              <w:br/>
-            </w:r>
+          </w:p>
+          <w:p>
+            <w:pPr>
+              <w:autoSpaceDN w:val="0"/>
+              <w:autoSpaceDE w:val="0"/>
+              <w:widowControl/>
+              <w:spacing w:line="233" w:lineRule="auto" w:before="134" w:after="0"/>
+              <w:ind w:left="502" w:right="0" w:firstLine="0"/>
+              <w:jc w:val="left"/>
+            </w:pPr>
             <w:r>
               <w:rPr>
                 <w:w w:val="97.74999618530273"/>
@@ -778,8 +809,18 @@
                 <w:color w:val="2D3748"/>
                 <w:sz w:val="18"/>
               </w:rPr>
-              <w:t xml:space="preserve">: © BPS Kabupaten Mempawah &amp; Pemerintah Kelurahan Pasir Wan Salim </w:t>
+              <w:t>: © Pemerintah Kelurahan Pasir Wan Salim &amp; BPS Kabupaten Mempawah</w:t>
             </w:r>
+          </w:p>
+          <w:p>
+            <w:pPr>
+              <w:autoSpaceDN w:val="0"/>
+              <w:autoSpaceDE w:val="0"/>
+              <w:widowControl/>
+              <w:spacing w:line="235" w:lineRule="auto" w:before="148" w:after="0"/>
+              <w:ind w:left="502" w:right="0" w:firstLine="0"/>
+              <w:jc w:val="left"/>
+            </w:pPr>
             <w:r>
               <w:rPr>
                 <w:w w:val="97.74999618530273"/>
@@ -789,7 +830,7 @@
                 <w:color w:val="2D3748"/>
                 <w:sz w:val="18"/>
               </w:rPr>
-              <w:t>: Pendataan Potensi Desa (PODES) Tahun 2025</w:t>
+              <w:t>: Hasil Pendataan Potensi Desa (PODES) Tahun 2025</w:t>
             </w:r>
           </w:p>
         </w:tc>
@@ -800,7 +841,7 @@
         <w:autoSpaceDN w:val="0"/>
         <w:autoSpaceDE w:val="0"/>
         <w:widowControl/>
-        <w:spacing w:line="160" w:lineRule="exact" w:before="0" w:after="0"/>
+        <w:spacing w:line="158" w:lineRule="exact" w:before="0" w:after="0"/>
         <w:ind w:left="0" w:right="0"/>
       </w:pPr>
     </w:p>
@@ -816,7 +857,7 @@
       </w:tblGrid>
       <w:tr>
         <w:trPr>
-          <w:trHeight w:hRule="exact" w:val="320"/>
+          <w:trHeight w:hRule="exact" w:val="322"/>
         </w:trPr>
         <w:tc>
           <w:tcPr>
@@ -832,7 +873,7 @@
               <w:autoSpaceDN w:val="0"/>
               <w:autoSpaceDE w:val="0"/>
               <w:widowControl/>
-              <w:spacing w:line="233" w:lineRule="auto" w:before="60" w:after="0"/>
+              <w:spacing w:line="235" w:lineRule="auto" w:before="60" w:after="0"/>
               <w:ind w:left="792" w:right="0" w:firstLine="0"/>
               <w:jc w:val="left"/>
             </w:pPr>
@@ -855,7 +896,7 @@
         <w:autoSpaceDN w:val="0"/>
         <w:autoSpaceDE w:val="0"/>
         <w:widowControl/>
-        <w:spacing w:line="288" w:lineRule="auto" w:before="114" w:after="0"/>
+        <w:spacing w:line="288" w:lineRule="auto" w:before="112" w:after="0"/>
         <w:ind w:left="1572" w:right="1562" w:firstLine="0"/>
         <w:jc w:val="both"/>
       </w:pPr>
@@ -879,7 +920,7 @@
           <w:color w:val="334155"/>
           <w:sz w:val="16"/>
         </w:rPr>
-        <w:t xml:space="preserve">buku ini untuk tujuan komersial tanpa izin tertulis dari Badan Pusat Statistik Kabupaten Mempawah dan Pemerintah </w:t>
+        <w:t xml:space="preserve">buku ini untuk tujuan komersial tanpa izin tertulis dari Pemerintah Kelurahan Pasir Wan Salim dan Badan Pusat Statistik </w:t>
       </w:r>
       <w:r>
         <w:rPr>
@@ -890,7 +931,7 @@
           <w:color w:val="334155"/>
           <w:sz w:val="16"/>
         </w:rPr>
-        <w:t>Kelurahan Pasir Wan Salim.</w:t>
+        <w:t>Kabupaten Mempawah.</w:t>
       </w:r>
     </w:p>
     <w:p>
@@ -898,7 +939,7 @@
         <w:autoSpaceDN w:val="0"/>
         <w:autoSpaceDE w:val="0"/>
         <w:widowControl/>
-        <w:spacing w:line="233" w:lineRule="auto" w:before="72" w:after="28"/>
+        <w:spacing w:line="233" w:lineRule="auto" w:before="58" w:after="36"/>
         <w:ind w:left="0" w:right="0" w:firstLine="0"/>
         <w:jc w:val="center"/>
       </w:pPr>
@@ -926,7 +967,7 @@
       </w:tblGrid>
       <w:tr>
         <w:trPr>
-          <w:trHeight w:hRule="exact" w:val="590"/>
+          <w:trHeight w:hRule="exact" w:val="598"/>
         </w:trPr>
         <w:tc>
           <w:tcPr>
@@ -945,9 +986,9 @@
               <w:autoSpaceDN w:val="0"/>
               <w:autoSpaceDE w:val="0"/>
               <w:widowControl/>
-              <w:spacing w:line="233" w:lineRule="auto" w:before="30" w:after="0"/>
-              <w:ind w:left="0" w:right="0" w:firstLine="0"/>
-              <w:jc w:val="center"/>
+              <w:spacing w:line="235" w:lineRule="auto" w:before="36" w:after="0"/>
+              <w:ind w:left="110" w:right="0" w:firstLine="0"/>
+              <w:jc w:val="left"/>
             </w:pPr>
             <w:r>
               <w:rPr>
@@ -958,7 +999,7 @@
                 <w:color w:val="334155"/>
                 <w:sz w:val="16"/>
               </w:rPr>
-              <w:t>without written permission from BPS-Statistics Mempawah Regency and Government of Pasir Wan Salim Urban Village.</w:t>
+              <w:t>without written permission from Government of Pasir Wan Salim Urban Village and BPS-Statistics Mempawah Regency.</w:t>
             </w:r>
           </w:p>
         </w:tc>
@@ -969,7 +1010,7 @@
         <w:autoSpaceDN w:val="0"/>
         <w:autoSpaceDE w:val="0"/>
         <w:widowControl/>
-        <w:spacing w:line="9598" w:lineRule="exact" w:before="0" w:after="0"/>
+        <w:spacing w:line="9312" w:lineRule="exact" w:before="0" w:after="0"/>
         <w:ind w:left="0" w:right="0"/>
       </w:pPr>
     </w:p>
@@ -1111,8 +1152,8 @@
         <w:autoSpaceDE w:val="0"/>
         <w:widowControl/>
         <w:spacing w:line="233" w:lineRule="auto" w:before="418" w:after="0"/>
-        <w:ind w:left="1706" w:right="0" w:firstLine="0"/>
-        <w:jc w:val="left"/>
+        <w:ind w:left="0" w:right="0" w:firstLine="0"/>
+        <w:jc w:val="center"/>
       </w:pPr>
       <w:r>
         <w:rPr>
@@ -1134,13 +1175,63 @@
         </w:rPr>
         <w:t>Government of Pasir Wan Salim Urban Village</w:t>
       </w:r>
+      <w:r>
+        <w:rPr>
+          <w:rFonts w:ascii="Liberation Sans" w:hAnsi="Liberation Sans" w:eastAsia="Liberation Sans"/>
+          <w:b w:val="0"/>
+          <w:i w:val="0"/>
+          <w:color w:val="2D3748"/>
+          <w:sz w:val="19"/>
+        </w:rPr>
+        <w:t xml:space="preserve"> (Penyusun</w:t>
+      </w:r>
     </w:p>
     <w:p>
       <w:pPr>
         <w:autoSpaceDN w:val="0"/>
         <w:autoSpaceDE w:val="0"/>
         <w:widowControl/>
-        <w:spacing w:line="233" w:lineRule="auto" w:before="134" w:after="72"/>
+        <w:spacing w:line="233" w:lineRule="auto" w:before="134" w:after="0"/>
+        <w:ind w:left="1918" w:right="0" w:firstLine="0"/>
+        <w:jc w:val="left"/>
+      </w:pPr>
+      <w:r>
+        <w:rPr>
+          <w:rFonts w:ascii="Liberation Sans" w:hAnsi="Liberation Sans" w:eastAsia="Liberation Sans"/>
+          <w:b w:val="0"/>
+          <w:i w:val="0"/>
+          <w:color w:val="2D3748"/>
+          <w:sz w:val="19"/>
+        </w:rPr>
+        <w:t xml:space="preserve">Utama / </w:t>
+      </w:r>
+      <w:r>
+        <w:rPr>
+          <w:rFonts w:ascii="Liberation Sans" w:hAnsi="Liberation Sans" w:eastAsia="Liberation Sans"/>
+          <w:b w:val="0"/>
+          <w:i/>
+          <w:color w:val="2D3748"/>
+          <w:sz w:val="19"/>
+        </w:rPr>
+        <w:t>Main Drafter</w:t>
+      </w:r>
+      <w:r>
+        <w:rPr>
+          <w:rFonts w:ascii="Liberation Sans" w:hAnsi="Liberation Sans" w:eastAsia="Liberation Sans"/>
+          <w:b w:val="0"/>
+          <w:i w:val="0"/>
+          <w:color w:val="2D3748"/>
+          <w:sz w:val="19"/>
+        </w:rPr>
+        <w:t>)</w:t>
+      </w:r>
+    </w:p>
+    <w:p>
+      <w:pPr>
+        <w:autoSpaceDN w:val="0"/>
+        <w:autoSpaceDE w:val="0"/>
+        <w:widowControl/>
+        <w:spacing w:line="233" w:lineRule="auto" w:before="132" w:after="74"/>
         <w:ind w:left="0" w:right="0" w:firstLine="0"/>
         <w:jc w:val="center"/>
       </w:pPr>
@@ -1181,7 +1272,7 @@
         </w:trPr>
         <w:tc>
           <w:tcPr>
-            <w:tcW w:type="dxa" w:w="7480"/>
+            <w:tcW w:type="dxa" w:w="8820"/>
             <w:tcBorders/>
             <w:shd w:fill="f7fafb"/>
             <w:tcMar>
@@ -1208,6 +1299,36 @@
               </w:rPr>
               <w:t>BPS-Statistics Mempawah Regency</w:t>
             </w:r>
+            <w:r>
+              <w:rPr>
+                <w:rFonts w:ascii="Liberation Sans" w:hAnsi="Liberation Sans" w:eastAsia="Liberation Sans"/>
+                <w:b w:val="0"/>
+                <w:i w:val="0"/>
+                <w:color w:val="2D3748"/>
+                <w:sz w:val="19"/>
+              </w:rPr>
+              <w:t xml:space="preserve"> (Penyunting Data / </w:t>
+            </w:r>
+            <w:r>
+              <w:rPr>
+                <w:rFonts w:ascii="Liberation Sans" w:hAnsi="Liberation Sans" w:eastAsia="Liberation Sans"/>
+                <w:b w:val="0"/>
+                <w:i/>
+                <w:color w:val="2D3748"/>
+                <w:sz w:val="19"/>
+              </w:rPr>
+              <w:t>Data Editor</w:t>
+            </w:r>
+            <w:r>
+              <w:rPr>
+                <w:rFonts w:ascii="Liberation Sans" w:hAnsi="Liberation Sans" w:eastAsia="Liberation Sans"/>
+                <w:b w:val="0"/>
+                <w:i w:val="0"/>
+                <w:color w:val="2D3748"/>
+                <w:sz w:val="19"/>
+              </w:rPr>
+              <w:t>)</w:t>
+            </w:r>
           </w:p>
         </w:tc>
       </w:tr>
@@ -1217,7 +1338,7 @@
         <w:autoSpaceDN w:val="0"/>
         <w:autoSpaceDE w:val="0"/>
         <w:widowControl/>
-        <w:spacing w:line="13390" w:lineRule="exact" w:before="0" w:after="0"/>
+        <w:spacing w:line="13044" w:lineRule="exact" w:before="0" w:after="0"/>
         <w:ind w:left="0" w:right="0"/>
       </w:pPr>
     </w:p>
@@ -1400,7 +1521,67 @@
           <w:color w:val="2D3748"/>
           <w:sz w:val="19"/>
         </w:rPr>
-        <w:t xml:space="preserve">menyajikan gambaran komprehensif mengenai potensi kewilayahan, kependudukan, perumahan, energi, </w:t>
+        <w:t xml:space="preserve">disusun oleh </w:t>
+      </w:r>
+      <w:r>
+        <w:rPr>
+          <w:rFonts w:ascii="Liberation Sans" w:hAnsi="Liberation Sans" w:eastAsia="Liberation Sans"/>
+          <w:b/>
+          <w:i w:val="0"/>
+          <w:color w:val="2D3748"/>
+          <w:sz w:val="19"/>
+        </w:rPr>
+        <w:t>Pemerintah Kelurahan Pasir Wan Salim</w:t>
+      </w:r>
+      <w:r>
+        <w:rPr>
+          <w:rFonts w:ascii="Liberation Sans" w:hAnsi="Liberation Sans" w:eastAsia="Liberation Sans"/>
+          <w:b w:val="0"/>
+          <w:i w:val="0"/>
+          <w:color w:val="2D3748"/>
+          <w:sz w:val="19"/>
+        </w:rPr>
+        <w:t xml:space="preserve"> menggunakan data hasil Pendataan Potensi Desa </w:t>
+      </w:r>
+      <w:r>
+        <w:rPr>
+          <w:rFonts w:ascii="Liberation Sans" w:hAnsi="Liberation Sans" w:eastAsia="Liberation Sans"/>
+          <w:b w:val="0"/>
+          <w:i w:val="0"/>
+          <w:color w:val="2D3748"/>
+          <w:sz w:val="19"/>
+        </w:rPr>
+        <w:t xml:space="preserve">(PODES) Tahun 2025 dari Badan Pusat Statistik (BPS) dan disunting oleh Badan Pusat Statistik Kabupaten </w:t>
+      </w:r>
+      <w:r>
+        <w:rPr>
+          <w:rFonts w:ascii="Liberation Sans" w:hAnsi="Liberation Sans" w:eastAsia="Liberation Sans"/>
+          <w:b w:val="0"/>
+          <w:i w:val="0"/>
+          <w:color w:val="2D3748"/>
+          <w:sz w:val="19"/>
+        </w:rPr>
+        <w:t>Mempawah.</w:t>
+      </w:r>
+    </w:p>
+    <w:p>
+      <w:pPr>
+        <w:autoSpaceDN w:val="0"/>
+        <w:autoSpaceDE w:val="0"/>
+        <w:widowControl/>
+        <w:spacing w:line="293" w:lineRule="auto" w:before="312" w:after="0"/>
+        <w:ind w:left="1376" w:right="1368" w:firstLine="450"/>
+        <w:jc w:val="both"/>
+      </w:pPr>
+      <w:r>
+        <w:rPr>
+          <w:rFonts w:ascii="Liberation Sans" w:hAnsi="Liberation Sans" w:eastAsia="Liberation Sans"/>
+          <w:b w:val="0"/>
+          <w:i w:val="0"/>
+          <w:color w:val="2D3748"/>
+          <w:sz w:val="19"/>
+        </w:rPr>
+        <w:t xml:space="preserve">Data yang disajikan menggambarkan kondisi potensi kewilayahan, kependudukan, perumahan, energi, </w:t>
       </w:r>
       <w:r>
         <w:rPr>
@@ -1420,27 +1601,7 @@
           <w:color w:val="2D3748"/>
           <w:sz w:val="19"/>
         </w:rPr>
-        <w:t>Wan Salim berdasarkan hasil Pendataan Potensi Desa (PODES) Tahun 2025.</w:t>
-      </w:r>
-    </w:p>
-    <w:p>
-      <w:pPr>
-        <w:autoSpaceDN w:val="0"/>
-        <w:autoSpaceDE w:val="0"/>
-        <w:widowControl/>
-        <w:spacing w:line="286" w:lineRule="auto" w:before="312" w:after="0"/>
-        <w:ind w:left="1376" w:right="1368" w:firstLine="450"/>
-        <w:jc w:val="both"/>
-      </w:pPr>
-      <w:r>
-        <w:rPr>
-          <w:rFonts w:ascii="Liberation Sans" w:hAnsi="Liberation Sans" w:eastAsia="Liberation Sans"/>
-          <w:b w:val="0"/>
-          <w:i w:val="0"/>
-          <w:color w:val="2D3748"/>
-          <w:sz w:val="19"/>
-        </w:rPr>
-        <w:t xml:space="preserve">Data yang disajikan diharapkan dapat menjadi rujukan baku bagi Pemerintah Kelurahan dan para </w:t>
+        <w:t xml:space="preserve">Wan Salim. Publikasi ini diharapkan dapat menjadi rujukan baku dalam perencanaan pembangunan </w:t>
       </w:r>
       <w:r>
         <w:rPr>
@@ -1450,7 +1611,7 @@
           <w:color w:val="2D3748"/>
           <w:sz w:val="19"/>
         </w:rPr>
-        <w:t>pemangku kepentingan dalam perencanaan pembangunan kewilayahan berbasis bukti (</w:t>
+        <w:t>kewilayahan berbasis bukti (</w:t>
       </w:r>
       <w:r>
         <w:rPr>
@@ -1460,17 +1621,7 @@
           <w:color w:val="2D3748"/>
           <w:sz w:val="19"/>
         </w:rPr>
-        <w:t xml:space="preserve">evidence-based </w:t>
-      </w:r>
-      <w:r>
-        <w:rPr>
-          <w:rFonts w:ascii="Liberation Sans" w:hAnsi="Liberation Sans" w:eastAsia="Liberation Sans"/>
-          <w:b w:val="0"/>
-          <w:i/>
-          <w:color w:val="2D3748"/>
-          <w:sz w:val="19"/>
-        </w:rPr>
-        <w:t>policy</w:t>
+        <w:t>evidence-based policy</w:t>
       </w:r>
       <w:r>
         <w:rPr>
@@ -1488,7 +1639,7 @@
         <w:autoSpaceDN w:val="0"/>
         <w:autoSpaceDE w:val="0"/>
         <w:widowControl/>
-        <w:spacing w:line="233" w:lineRule="auto" w:before="584" w:after="0"/>
+        <w:spacing w:line="233" w:lineRule="auto" w:before="582" w:after="0"/>
         <w:ind w:left="0" w:right="1426" w:firstLine="0"/>
         <w:jc w:val="right"/>
       </w:pPr>
@@ -1508,8 +1659,8 @@
         <w:autoSpaceDN w:val="0"/>
         <w:autoSpaceDE w:val="0"/>
         <w:widowControl/>
-        <w:spacing w:line="233" w:lineRule="auto" w:before="282" w:after="820"/>
-        <w:ind w:left="0" w:right="2568" w:firstLine="0"/>
+        <w:spacing w:line="233" w:lineRule="auto" w:before="284" w:after="818"/>
+        <w:ind w:left="0" w:right="1554" w:firstLine="0"/>
         <w:jc w:val="right"/>
       </w:pPr>
       <w:r>
@@ -1528,18 +1679,18 @@
         <w:tblW w:type="auto" w:w="0"/>
         <w:tblLayout w:type="fixed"/>
         <w:tblLook w:firstColumn="1" w:firstRow="1" w:lastColumn="0" w:lastRow="0" w:noHBand="0" w:noVBand="1" w:val="04A0"/>
-        <w:tblInd w:w="2880.0" w:type="dxa"/>
+        <w:tblInd w:w="3880.0" w:type="dxa"/>
       </w:tblPr>
       <w:tblGrid>
         <w:gridCol w:w="9019"/>
       </w:tblGrid>
       <w:tr>
         <w:trPr>
-          <w:trHeight w:hRule="exact" w:val="354"/>
+          <w:trHeight w:hRule="exact" w:val="356"/>
         </w:trPr>
         <w:tc>
           <w:tcPr>
-            <w:tcW w:type="dxa" w:w="8300"/>
+            <w:tcW w:type="dxa" w:w="7300"/>
             <w:tcBorders/>
             <w:shd w:fill="f7fafb"/>
             <w:tcMar>
@@ -1552,7 +1703,7 @@
               <w:autoSpaceDN w:val="0"/>
               <w:autoSpaceDE w:val="0"/>
               <w:widowControl/>
-              <w:spacing w:line="233" w:lineRule="auto" w:before="60" w:after="0"/>
+              <w:spacing w:line="235" w:lineRule="auto" w:before="60" w:after="0"/>
               <w:ind w:left="0" w:right="706" w:firstLine="0"/>
               <w:jc w:val="right"/>
             </w:pPr>
@@ -1565,7 +1716,7 @@
                 <w:color w:val="0B3C5D"/>
                 <w:sz w:val="21"/>
               </w:rPr>
-              <w:t>PEMERINTAH KELURAHAN PASIR WAN SALIM</w:t>
+              <w:t>LURAH PASIR WAN SALIM</w:t>
             </w:r>
           </w:p>
         </w:tc>
@@ -1576,7 +1727,7 @@
         <w:autoSpaceDN w:val="0"/>
         <w:autoSpaceDE w:val="0"/>
         <w:widowControl/>
-        <w:spacing w:line="9516" w:lineRule="exact" w:before="0" w:after="0"/>
+        <w:spacing w:line="9230" w:lineRule="exact" w:before="0" w:after="0"/>
         <w:ind w:left="0" w:right="0"/>
       </w:pPr>
     </w:p>
@@ -1729,7 +1880,27 @@
           <w:color w:val="475569"/>
           <w:sz w:val="19"/>
         </w:rPr>
-        <w:t xml:space="preserve">Urban Village 2026" has been successfully completed. This publication presents a comprehensive overview </w:t>
+        <w:t xml:space="preserve">Urban Village 2026" has been successfully completed. This publication was compiled by </w:t>
+      </w:r>
+      <w:r>
+        <w:rPr>
+          <w:rFonts w:ascii="Liberation Sans" w:hAnsi="Liberation Sans" w:eastAsia="Liberation Sans"/>
+          <w:b/>
+          <w:i/>
+          <w:color w:val="475569"/>
+          <w:sz w:val="19"/>
+        </w:rPr>
+        <w:t xml:space="preserve">Government of </w:t>
+      </w:r>
+      <w:r>
+        <w:rPr>
+          <w:rFonts w:ascii="Liberation Sans" w:hAnsi="Liberation Sans" w:eastAsia="Liberation Sans"/>
+          <w:b/>
+          <w:i/>
+          <w:color w:val="475569"/>
+          <w:sz w:val="19"/>
+        </w:rPr>
+        <w:t>Pasir Wan Salim Urban Village</w:t>
       </w:r>
       <w:r>
         <w:rPr>
@@ -1739,7 +1910,7 @@
           <w:color w:val="475569"/>
           <w:sz w:val="19"/>
         </w:rPr>
-        <w:t xml:space="preserve">of regional potential, demographics, housing, energy, social facilities, telecommunication infrastructure, </w:t>
+        <w:t xml:space="preserve"> using data from the Village Potential Survey (PODES) 2025 by BPS-</w:t>
       </w:r>
       <w:r>
         <w:rPr>
@@ -1749,7 +1920,7 @@
           <w:color w:val="475569"/>
           <w:sz w:val="19"/>
         </w:rPr>
-        <w:t>institutions, and local economy based on the Village Potential Survey (PODES) 2025.</w:t>
+        <w:t>Statistics Indonesia and edited by BPS-Statistics Mempawah Regency.</w:t>
       </w:r>
     </w:p>
     <w:p>
@@ -1814,7 +1985,7 @@
         <w:autoSpaceDE w:val="0"/>
         <w:widowControl/>
         <w:spacing w:line="233" w:lineRule="auto" w:before="282" w:after="820"/>
-        <w:ind w:left="0" w:right="2036" w:firstLine="0"/>
+        <w:ind w:left="0" w:right="1426" w:firstLine="0"/>
         <w:jc w:val="right"/>
       </w:pPr>
       <w:r>
@@ -1825,7 +1996,7 @@
           <w:color w:val="0B3C5D"/>
           <w:sz w:val="19"/>
         </w:rPr>
-        <w:t>HEAD OF PASIR WAN SALIM VILLAGE</w:t>
+        <w:t>HEAD OF PASIR WAN SALIM URBAN VILLAGE</w:t>
       </w:r>
     </w:p>
     <w:tbl>
@@ -1833,7 +2004,7 @@
         <w:tblW w:type="auto" w:w="0"/>
         <w:tblLayout w:type="fixed"/>
         <w:tblLook w:firstColumn="1" w:firstRow="1" w:lastColumn="0" w:lastRow="0" w:noHBand="0" w:noVBand="1" w:val="04A0"/>
-        <w:tblInd w:w="2880.0" w:type="dxa"/>
+        <w:tblInd w:w="3500.0" w:type="dxa"/>
       </w:tblPr>
       <w:tblGrid>
         <w:gridCol w:w="9019"/>
@@ -1844,7 +2015,7 @@
         </w:trPr>
         <w:tc>
           <w:tcPr>
-            <w:tcW w:type="dxa" w:w="8300"/>
+            <w:tcW w:type="dxa" w:w="7300"/>
             <w:tcBorders/>
             <w:shd w:fill="f7fafb"/>
             <w:tcMar>
@@ -1858,7 +2029,7 @@
               <w:autoSpaceDE w:val="0"/>
               <w:widowControl/>
               <w:spacing w:line="233" w:lineRule="auto" w:before="60" w:after="0"/>
-              <w:ind w:left="0" w:right="706" w:firstLine="0"/>
+              <w:ind w:left="0" w:right="1100" w:firstLine="0"/>
               <w:jc w:val="right"/>
             </w:pPr>
             <w:r>
@@ -1870,7 +2041,7 @@
                 <w:color w:val="0B3C5D"/>
                 <w:sz w:val="21"/>
               </w:rPr>
-              <w:t>PEMERINTAH KELURAHAN PASIR WAN SALIM</w:t>
+              <w:t>LURAH PASIR WAN SALIM</w:t>
             </w:r>
           </w:p>
         </w:tc>
@@ -2416,7 +2587,7 @@
                 <w:color w:val="2D3748"/>
                 <w:sz w:val="19"/>
               </w:rPr>
-              <w:t>15</w:t>
+              <w:t>16</w:t>
             </w:r>
           </w:p>
         </w:tc>
@@ -3580,7 +3751,184 @@
         <w:autoSpaceDN w:val="0"/>
         <w:autoSpaceDE w:val="0"/>
         <w:widowControl/>
-        <w:spacing w:line="8998" w:lineRule="exact" w:before="0" w:after="0"/>
+        <w:spacing w:line="100" w:lineRule="exact" w:before="0" w:after="0"/>
+        <w:ind w:left="0" w:right="0"/>
+      </w:pPr>
+    </w:p>
+    <w:tbl>
+      <w:tblPr>
+        <w:tblW w:type="auto" w:w="0"/>
+        <w:tblLayout w:type="fixed"/>
+        <w:tblLook w:firstColumn="1" w:firstRow="1" w:lastColumn="0" w:lastRow="0" w:noHBand="0" w:noVBand="1" w:val="04A0"/>
+        <w:tblInd w:w="560.0" w:type="dxa"/>
+      </w:tblPr>
+      <w:tblGrid>
+        <w:gridCol w:w="3006"/>
+        <w:gridCol w:w="3006"/>
+        <w:gridCol w:w="3006"/>
+      </w:tblGrid>
+      <w:tr>
+        <w:trPr>
+          <w:trHeight w:hRule="exact" w:val="318"/>
+        </w:trPr>
+        <w:tc>
+          <w:tcPr>
+            <w:tcW w:type="dxa" w:w="8280"/>
+            <w:gridSpan w:val="2"/>
+            <w:tcBorders/>
+            <w:shd w:fill="f7fafb"/>
+            <w:tcMar>
+              <w:start w:w="0" w:type="dxa"/>
+              <w:end w:w="0" w:type="dxa"/>
+            </w:tcMar>
+            <w:tcMar>
+              <w:start w:w="0" w:type="dxa"/>
+              <w:end w:w="0" w:type="dxa"/>
+            </w:tcMar>
+          </w:tcPr>
+          <w:p>
+            <w:pPr>
+              <w:autoSpaceDN w:val="0"/>
+              <w:autoSpaceDE w:val="0"/>
+              <w:widowControl/>
+              <w:spacing w:line="235" w:lineRule="auto" w:before="60" w:after="0"/>
+              <w:ind w:left="576" w:right="0" w:firstLine="0"/>
+              <w:jc w:val="left"/>
+            </w:pPr>
+            <w:r>
+              <w:rPr>
+                <w:rFonts w:ascii="Liberation Sans" w:hAnsi="Liberation Sans" w:eastAsia="Liberation Sans"/>
+                <w:b/>
+                <w:i w:val="0"/>
+                <w:color w:val="0B3C5D"/>
+                <w:sz w:val="18"/>
+              </w:rPr>
+              <w:t>5.  PEMERINTAHAN &amp; KELEMBAGAAN</w:t>
+            </w:r>
+          </w:p>
+        </w:tc>
+        <w:tc>
+          <w:tcPr>
+            <w:tcW w:type="dxa" w:w="2480"/>
+            <w:vMerge w:val="restart"/>
+            <w:tcBorders/>
+            <w:shd w:fill="f7fafb"/>
+            <w:tcMar>
+              <w:start w:w="0" w:type="dxa"/>
+              <w:end w:w="0" w:type="dxa"/>
+            </w:tcMar>
+            <w:tcMar>
+              <w:start w:w="0" w:type="dxa"/>
+              <w:end w:w="0" w:type="dxa"/>
+            </w:tcMar>
+          </w:tcPr>
+          <w:p>
+            <w:pPr>
+              <w:autoSpaceDN w:val="0"/>
+              <w:autoSpaceDE w:val="0"/>
+              <w:widowControl/>
+              <w:spacing w:line="235" w:lineRule="auto" w:before="408" w:after="0"/>
+              <w:ind w:left="0" w:right="546" w:firstLine="0"/>
+              <w:jc w:val="right"/>
+            </w:pPr>
+            <w:r>
+              <w:rPr>
+                <w:w w:val="97.74999618530273"/>
+                <w:rFonts w:ascii="Liberation Sans" w:hAnsi="Liberation Sans" w:eastAsia="Liberation Sans"/>
+                <w:b/>
+                <w:i w:val="0"/>
+                <w:color w:val="2D3748"/>
+                <w:sz w:val="18"/>
+              </w:rPr>
+              <w:t>17</w:t>
+            </w:r>
+          </w:p>
+        </w:tc>
+      </w:tr>
+      <w:tr>
+        <w:trPr>
+          <w:trHeight w:hRule="exact" w:val="348"/>
+        </w:trPr>
+        <w:tc>
+          <w:tcPr>
+            <w:tcW w:type="dxa" w:w="1060"/>
+            <w:tcBorders/>
+            <w:shd w:fill="f7fafb"/>
+            <w:tcMar>
+              <w:start w:w="0" w:type="dxa"/>
+              <w:end w:w="0" w:type="dxa"/>
+            </w:tcMar>
+          </w:tcPr>
+          <w:p>
+            <w:pPr>
+              <w:autoSpaceDN w:val="0"/>
+              <w:autoSpaceDE w:val="0"/>
+              <w:widowControl/>
+              <w:spacing w:line="235" w:lineRule="auto" w:before="90" w:after="0"/>
+              <w:ind w:left="0" w:right="240" w:firstLine="0"/>
+              <w:jc w:val="right"/>
+            </w:pPr>
+            <w:r>
+              <w:rPr>
+                <w:w w:val="97.74999618530273"/>
+                <w:rFonts w:ascii="Liberation Sans" w:hAnsi="Liberation Sans" w:eastAsia="Liberation Sans"/>
+                <w:b/>
+                <w:i w:val="0"/>
+                <w:color w:val="2D3748"/>
+                <w:sz w:val="18"/>
+              </w:rPr>
+              <w:t>5.1</w:t>
+            </w:r>
+          </w:p>
+        </w:tc>
+        <w:tc>
+          <w:tcPr>
+            <w:tcW w:type="dxa" w:w="7220"/>
+            <w:tcBorders/>
+            <w:shd w:fill="f7fafb"/>
+            <w:tcMar>
+              <w:start w:w="0" w:type="dxa"/>
+              <w:end w:w="0" w:type="dxa"/>
+            </w:tcMar>
+          </w:tcPr>
+          <w:p>
+            <w:pPr>
+              <w:autoSpaceDN w:val="0"/>
+              <w:autoSpaceDE w:val="0"/>
+              <w:widowControl/>
+              <w:spacing w:line="235" w:lineRule="auto" w:before="90" w:after="0"/>
+              <w:ind w:left="266" w:right="0" w:firstLine="0"/>
+              <w:jc w:val="left"/>
+            </w:pPr>
+            <w:r>
+              <w:rPr>
+                <w:w w:val="97.74999618530273"/>
+                <w:rFonts w:ascii="Liberation Sans" w:hAnsi="Liberation Sans" w:eastAsia="Liberation Sans"/>
+                <w:b w:val="0"/>
+                <w:i w:val="0"/>
+                <w:color w:val="2D3748"/>
+                <w:sz w:val="18"/>
+              </w:rPr>
+              <w:t>Aparatur Desa, Keberadaan BPD/LMK, dan Sistem Informasi Desa</w:t>
+            </w:r>
+          </w:p>
+        </w:tc>
+        <w:tc>
+          <w:tcPr>
+            <w:tcW w:type="dxa" w:w="3006"/>
+            <w:vMerge/>
+            <w:tcBorders/>
+          </w:tcPr>
+          <w:p/>
+        </w:tc>
+      </w:tr>
+    </w:tbl>
+    <w:p>
+      <w:pPr>
+        <w:autoSpaceDN w:val="0"/>
+        <w:autoSpaceDE w:val="0"/>
+        <w:widowControl/>
+        <w:spacing w:line="8232" w:lineRule="exact" w:before="0" w:after="0"/>
         <w:ind w:left="0" w:right="0"/>
       </w:pPr>
     </w:p>
@@ -3631,6 +3979,15 @@
         </w:tc>
       </w:tr>
     </w:tbl>
+    <w:p>
+      <w:pPr>
+        <w:autoSpaceDN w:val="0"/>
+        <w:autoSpaceDE w:val="0"/>
+        <w:widowControl/>
+        <w:spacing w:line="14" w:lineRule="exact" w:before="0" w:after="0"/>
+        <w:ind w:left="0" w:right="0"/>
+      </w:pPr>
+    </w:p>
     <w:p>
       <w:pPr>
         <w:autoSpaceDN w:val="0"/>
@@ -5929,7 +6286,7 @@
         <w:autoSpaceDN w:val="0"/>
         <w:autoSpaceDE w:val="0"/>
         <w:widowControl/>
-        <w:spacing w:line="220" w:lineRule="exact" w:before="0" w:after="214"/>
+        <w:spacing w:line="220" w:lineRule="exact" w:before="0" w:after="5880"/>
         <w:ind w:left="0" w:right="0"/>
       </w:pPr>
       <w:r>
@@ -5940,9 +6297,9 @@
               <wp:posOffset>1244600</wp:posOffset>
             </wp:positionH>
             <wp:positionV relativeFrom="page">
-              <wp:posOffset>4864100</wp:posOffset>
+              <wp:posOffset>4457700</wp:posOffset>
             </wp:positionV>
-            <wp:extent cx="6311900" cy="2844800"/>
+            <wp:extent cx="6311900" cy="2882900"/>
             <wp:wrapNone/>
             <wp:docPr id="1" name="Picture 1"/>
             <wp:cNvGraphicFramePr>
@@ -5964,7 +6321,7 @@
                   <pic:spPr>
                     <a:xfrm>
                       <a:off x="0" y="0"/>
-                      <a:ext cx="6311900" cy="2844800"/>
+                      <a:ext cx="6311900" cy="2882900"/>
                     </a:xfrm>
                     <a:prstGeom prst="rect"/>
                   </pic:spPr>
@@ -5975,57 +6332,24 @@
         </w:drawing>
       </w:r>
     </w:p>
-    <w:p>
-      <w:pPr>
-        <w:autoSpaceDN w:val="0"/>
-        <w:autoSpaceDE w:val="0"/>
-        <w:widowControl/>
-        <w:spacing w:line="254" w:lineRule="auto" w:before="0" w:after="6844"/>
-        <w:ind w:left="5322" w:right="720" w:firstLine="216"/>
-        <w:jc w:val="left"/>
-      </w:pPr>
-      <w:r>
-        <w:rPr>
-          <w:rFonts w:ascii="Liberation Sans" w:hAnsi="Liberation Sans" w:eastAsia="Liberation Sans"/>
-          <w:b/>
-          <w:i w:val="0"/>
-          <w:color w:val="EB8A3C"/>
-          <w:sz w:val="17"/>
-        </w:rPr>
-        <w:t xml:space="preserve">BAB I WILAYAH ADMINISTRASI &amp; DEMOGRAFI </w:t>
-      </w:r>
-      <w:r>
-        <w:br/>
-      </w:r>
-      <w:r>
-        <w:rPr>
-          <w:rFonts w:ascii="Liberation Sans" w:hAnsi="Liberation Sans" w:eastAsia="Liberation Sans"/>
-          <w:b/>
-          <w:i/>
-          <w:color w:val="EB8A3C"/>
-          <w:sz w:val="17"/>
-        </w:rPr>
-        <w:t>CHAPTER I ADMINISTRATIVE &amp; DEMOGRAPHICS</w:t>
-      </w:r>
-    </w:p>
     <w:tbl>
       <w:tblPr>
         <w:tblW w:type="auto" w:w="0"/>
         <w:tblLayout w:type="fixed"/>
         <w:tblLook w:firstColumn="1" w:firstRow="1" w:lastColumn="0" w:lastRow="0" w:noHBand="0" w:noVBand="1" w:val="04A0"/>
-        <w:tblInd w:w="840.0" w:type="dxa"/>
+        <w:tblInd w:w="800.0" w:type="dxa"/>
       </w:tblPr>
       <w:tblGrid>
-        <w:gridCol w:w="5085"/>
-        <w:gridCol w:w="5085"/>
+        <w:gridCol w:w="5070"/>
+        <w:gridCol w:w="5070"/>
       </w:tblGrid>
       <w:tr>
         <w:trPr>
-          <w:trHeight w:hRule="exact" w:val="1072"/>
+          <w:trHeight w:hRule="exact" w:val="1390"/>
         </w:trPr>
         <w:tc>
           <w:tcPr>
-            <w:tcW w:type="dxa" w:w="1680"/>
+            <w:tcW w:type="dxa" w:w="1760"/>
             <w:tcBorders/>
             <w:tcMar>
               <w:start w:w="0" w:type="dxa"/>
@@ -6037,8 +6361,8 @@
               <w:autoSpaceDN w:val="0"/>
               <w:autoSpaceDE w:val="0"/>
               <w:widowControl/>
-              <w:spacing w:line="245" w:lineRule="auto" w:before="72" w:after="0"/>
-              <w:ind w:left="720" w:right="288" w:firstLine="0"/>
+              <w:spacing w:line="245" w:lineRule="auto" w:before="34" w:after="0"/>
+              <w:ind w:left="864" w:right="432" w:firstLine="0"/>
               <w:jc w:val="center"/>
             </w:pPr>
             <w:r>
@@ -6047,7 +6371,7 @@
                 <w:b/>
                 <w:i w:val="0"/>
                 <w:color w:val="FFFFFF"/>
-                <w:sz w:val="72"/>
+                <w:sz w:val="68"/>
               </w:rPr>
               <w:t xml:space="preserve">1 </w:t>
             </w:r>
@@ -6059,16 +6383,36 @@
                 <w:rFonts w:ascii="Liberation Sans" w:hAnsi="Liberation Sans" w:eastAsia="Liberation Sans"/>
                 <w:b/>
                 <w:i w:val="0"/>
-                <w:color w:val="FFFFFF"/>
-                <w:sz w:val="20"/>
+                <w:color w:val="EB8A3C"/>
+                <w:sz w:val="19"/>
               </w:rPr>
               <w:t>BAB</w:t>
+            </w:r>
+          </w:p>
+          <w:p>
+            <w:pPr>
+              <w:autoSpaceDN w:val="0"/>
+              <w:autoSpaceDE w:val="0"/>
+              <w:widowControl/>
+              <w:spacing w:line="233" w:lineRule="auto" w:before="18" w:after="0"/>
+              <w:ind w:left="0" w:right="360" w:firstLine="0"/>
+              <w:jc w:val="right"/>
+            </w:pPr>
+            <w:r>
+              <w:rPr>
+                <w:rFonts w:ascii="Liberation Sans" w:hAnsi="Liberation Sans" w:eastAsia="Liberation Sans"/>
+                <w:b/>
+                <w:i/>
+                <w:color w:val="FEF08A"/>
+                <w:sz w:val="15"/>
+              </w:rPr>
+              <w:t>Chapter</w:t>
             </w:r>
           </w:p>
         </w:tc>
         <w:tc>
           <w:tcPr>
-            <w:tcW w:type="dxa" w:w="7280"/>
+            <w:tcW w:type="dxa" w:w="7220"/>
             <w:tcBorders/>
             <w:tcMar>
               <w:start w:w="0" w:type="dxa"/>
@@ -6080,8 +6424,8 @@
               <w:autoSpaceDN w:val="0"/>
               <w:autoSpaceDE w:val="0"/>
               <w:widowControl/>
-              <w:spacing w:line="245" w:lineRule="auto" w:before="60" w:after="0"/>
-              <w:ind w:left="410" w:right="288" w:firstLine="0"/>
+              <w:spacing w:line="245" w:lineRule="auto" w:before="0" w:after="0"/>
+              <w:ind w:left="370" w:right="288" w:firstLine="0"/>
               <w:jc w:val="left"/>
             </w:pPr>
             <w:r>
@@ -6105,49 +6449,36 @@
               <w:t>KAWASAN</w:t>
             </w:r>
           </w:p>
+          <w:p>
+            <w:pPr>
+              <w:autoSpaceDN w:val="0"/>
+              <w:autoSpaceDE w:val="0"/>
+              <w:widowControl/>
+              <w:spacing w:line="233" w:lineRule="auto" w:before="314" w:after="0"/>
+              <w:ind w:left="0" w:right="0" w:firstLine="0"/>
+              <w:jc w:val="center"/>
+            </w:pPr>
+            <w:r>
+              <w:rPr>
+                <w:rFonts w:ascii="Liberation Sans" w:hAnsi="Liberation Sans" w:eastAsia="Liberation Sans"/>
+                <w:b/>
+                <w:i/>
+                <w:color w:val="FEF08A"/>
+                <w:sz w:val="24"/>
+              </w:rPr>
+              <w:t>ADMINISTRATIVE AREA, DEMOGRAPHICS &amp; REGION</w:t>
+            </w:r>
+          </w:p>
         </w:tc>
       </w:tr>
     </w:tbl>
     <w:p>
       <w:pPr>
         <w:autoSpaceDN w:val="0"/>
-        <w:tabs>
-          <w:tab w:pos="2930" w:val="left"/>
-        </w:tabs>
         <w:autoSpaceDE w:val="0"/>
         <w:widowControl/>
-        <w:spacing w:line="262" w:lineRule="auto" w:before="18" w:after="0"/>
-        <w:ind w:left="1616" w:right="0" w:firstLine="0"/>
-        <w:jc w:val="left"/>
-      </w:pPr>
-      <w:r>
-        <w:rPr>
-          <w:rFonts w:ascii="Liberation Sans" w:hAnsi="Liberation Sans" w:eastAsia="Liberation Sans"/>
-          <w:b/>
-          <w:i/>
-          <w:color w:val="FFFFFF"/>
-          <w:sz w:val="16"/>
-        </w:rPr>
-        <w:t xml:space="preserve">Chapter </w:t>
-      </w:r>
-      <w:r>
-        <w:rPr>
-          <w:rFonts w:ascii="Liberation Sans" w:hAnsi="Liberation Sans" w:eastAsia="Liberation Sans"/>
-          <w:b/>
-          <w:i/>
-          <w:color w:val="FFFFFF"/>
-          <w:sz w:val="24"/>
-        </w:rPr>
-        <w:t>ADMINISTRATIVE AREA, DEMOGRAPHICS &amp; REGION</w:t>
-      </w:r>
-    </w:p>
-    <w:p>
-      <w:pPr>
-        <w:autoSpaceDN w:val="0"/>
-        <w:autoSpaceDE w:val="0"/>
-        <w:widowControl/>
-        <w:spacing w:line="233" w:lineRule="auto" w:before="1098" w:after="0"/>
-        <w:ind w:left="1144" w:right="0" w:firstLine="0"/>
+        <w:spacing w:line="233" w:lineRule="auto" w:before="1068" w:after="0"/>
+        <w:ind w:left="1174" w:right="0" w:firstLine="0"/>
         <w:jc w:val="left"/>
       </w:pPr>
       <w:r>
@@ -6186,8 +6517,8 @@
         <w:autoSpaceDN w:val="0"/>
         <w:autoSpaceDE w:val="0"/>
         <w:widowControl/>
-        <w:spacing w:line="233" w:lineRule="auto" w:before="72" w:after="0"/>
-        <w:ind w:left="1144" w:right="0" w:firstLine="0"/>
+        <w:spacing w:line="233" w:lineRule="auto" w:before="74" w:after="0"/>
+        <w:ind w:left="1174" w:right="0" w:firstLine="0"/>
         <w:jc w:val="left"/>
       </w:pPr>
       <w:r>
@@ -6228,7 +6559,7 @@
           <w:color w:val="334155"/>
           <w:sz w:val="19"/>
         </w:rPr>
-        <w:t xml:space="preserve"> dengan keluarga</w:t>
+        <w:t xml:space="preserve"> dengan</w:t>
       </w:r>
     </w:p>
     <w:p>
@@ -6236,8 +6567,8 @@
         <w:autoSpaceDN w:val="0"/>
         <w:autoSpaceDE w:val="0"/>
         <w:widowControl/>
-        <w:spacing w:line="233" w:lineRule="auto" w:before="74" w:after="0"/>
-        <w:ind w:left="1144" w:right="0" w:firstLine="0"/>
+        <w:spacing w:line="233" w:lineRule="auto" w:before="72" w:after="0"/>
+        <w:ind w:left="1174" w:right="0" w:firstLine="0"/>
         <w:jc w:val="left"/>
       </w:pPr>
       <w:r>
@@ -6248,7 +6579,7 @@
           <w:color w:val="334155"/>
           <w:sz w:val="19"/>
         </w:rPr>
-        <w:t xml:space="preserve">pertanian sejumlah </w:t>
+        <w:t xml:space="preserve">keluarga pertanian sejumlah </w:t>
       </w:r>
       <w:r>
         <w:rPr>
@@ -6276,8 +6607,8 @@
         <w:autoSpaceDN w:val="0"/>
         <w:autoSpaceDE w:val="0"/>
         <w:widowControl/>
-        <w:spacing w:line="233" w:lineRule="auto" w:before="4884" w:after="0"/>
-        <w:ind w:left="0" w:right="498" w:firstLine="0"/>
+        <w:spacing w:line="233" w:lineRule="auto" w:before="5500" w:after="0"/>
+        <w:ind w:left="0" w:right="468" w:firstLine="0"/>
         <w:jc w:val="right"/>
       </w:pPr>
       <w:r>
@@ -6295,7 +6626,7 @@
       <w:pPr>
         <w:sectPr>
           <w:pgSz w:w="11899" w:h="16838"/>
-          <w:pgMar w:top="432" w:right="288" w:bottom="162" w:left="1440" w:header="720" w:footer="720" w:gutter="0"/>
+          <w:pgMar w:top="1440" w:right="318" w:bottom="162" w:left="1440" w:header="720" w:footer="720" w:gutter="0"/>
           <w:cols/>
           <w:docGrid w:linePitch="360"/>
         </w:sectPr>
@@ -7559,27 +7890,68 @@
         <w:autoSpaceDN w:val="0"/>
         <w:autoSpaceDE w:val="0"/>
         <w:widowControl/>
-        <w:spacing w:line="20" w:lineRule="exact" w:before="0" w:after="0"/>
-        <w:ind w:left="0" w:right="0"/>
+        <w:spacing w:line="233" w:lineRule="auto" w:before="28" w:after="20"/>
+        <w:ind w:left="1136" w:right="0" w:firstLine="0"/>
+        <w:jc w:val="left"/>
       </w:pPr>
+      <w:r>
+        <w:rPr>
+          <w:rFonts w:ascii="Liberation Sans" w:hAnsi="Liberation Sans" w:eastAsia="Liberation Sans"/>
+          <w:b/>
+          <w:i w:val="0"/>
+          <w:color w:val="2D3748"/>
+          <w:sz w:val="15"/>
+        </w:rPr>
+        <w:t>Sumber/</w:t>
+      </w:r>
+      <w:r>
+        <w:rPr>
+          <w:rFonts w:ascii="Liberation Sans" w:hAnsi="Liberation Sans" w:eastAsia="Liberation Sans"/>
+          <w:b/>
+          <w:i/>
+          <w:color w:val="2D3748"/>
+          <w:sz w:val="15"/>
+        </w:rPr>
+        <w:t>Source:</w:t>
+      </w:r>
+      <w:r>
+        <w:rPr>
+          <w:rFonts w:ascii="Liberation Sans" w:hAnsi="Liberation Sans" w:eastAsia="Liberation Sans"/>
+          <w:b w:val="0"/>
+          <w:i w:val="0"/>
+          <w:color w:val="4A5568"/>
+          <w:sz w:val="15"/>
+        </w:rPr>
+        <w:t xml:space="preserve">Pemerintah Kelurahan Pasir Wan Salim &amp; BPS Kabupaten Mempawah — PODES 2025 / </w:t>
+      </w:r>
+      <w:r>
+        <w:rPr>
+          <w:rFonts w:ascii="Liberation Sans" w:hAnsi="Liberation Sans" w:eastAsia="Liberation Sans"/>
+          <w:b w:val="0"/>
+          <w:i/>
+          <w:color w:val="4A5568"/>
+          <w:sz w:val="15"/>
+        </w:rPr>
+        <w:t>Government of Pasir Wan Salim</w:t>
+      </w:r>
     </w:p>
     <w:tbl>
       <w:tblPr>
         <w:tblW w:type="auto" w:w="0"/>
         <w:tblLayout w:type="fixed"/>
         <w:tblLook w:firstColumn="1" w:firstRow="1" w:lastColumn="0" w:lastRow="0" w:noHBand="0" w:noVBand="1" w:val="04A0"/>
-        <w:tblInd w:w="560.0" w:type="dxa"/>
+        <w:tblInd w:w="1200.0" w:type="dxa"/>
       </w:tblPr>
       <w:tblGrid>
         <w:gridCol w:w="9019"/>
       </w:tblGrid>
       <w:tr>
         <w:trPr>
-          <w:trHeight w:hRule="exact" w:val="256"/>
+          <w:trHeight w:hRule="exact" w:val="250"/>
         </w:trPr>
         <w:tc>
           <w:tcPr>
-            <w:tcW w:type="dxa" w:w="10480"/>
+            <w:tcW w:type="dxa" w:w="8260"/>
             <w:tcBorders/>
             <w:shd w:fill="f7fafb"/>
             <w:tcMar>
@@ -7592,40 +7964,10 @@
               <w:autoSpaceDN w:val="0"/>
               <w:autoSpaceDE w:val="0"/>
               <w:widowControl/>
-              <w:spacing w:line="233" w:lineRule="auto" w:before="28" w:after="0"/>
-              <w:ind w:left="576" w:right="0" w:firstLine="0"/>
+              <w:spacing w:line="233" w:lineRule="auto" w:before="22" w:after="0"/>
+              <w:ind w:left="1212" w:right="0" w:firstLine="0"/>
               <w:jc w:val="left"/>
             </w:pPr>
-            <w:r>
-              <w:rPr>
-                <w:rFonts w:ascii="Liberation Sans" w:hAnsi="Liberation Sans" w:eastAsia="Liberation Sans"/>
-                <w:b/>
-                <w:i w:val="0"/>
-                <w:color w:val="2D3748"/>
-                <w:sz w:val="15"/>
-              </w:rPr>
-              <w:t>Sumber/</w:t>
-            </w:r>
-            <w:r>
-              <w:rPr>
-                <w:rFonts w:ascii="Liberation Sans" w:hAnsi="Liberation Sans" w:eastAsia="Liberation Sans"/>
-                <w:b/>
-                <w:i/>
-                <w:color w:val="2D3748"/>
-                <w:sz w:val="15"/>
-              </w:rPr>
-              <w:t>Source:</w:t>
-            </w:r>
-            <w:r>
-              <w:rPr>
-                <w:rFonts w:ascii="Liberation Sans" w:hAnsi="Liberation Sans" w:eastAsia="Liberation Sans"/>
-                <w:b w:val="0"/>
-                <w:i w:val="0"/>
-                <w:color w:val="4A5568"/>
-                <w:sz w:val="15"/>
-              </w:rPr>
-              <w:t xml:space="preserve">Badan Pusat Statistik Kabupaten Mempawah — PODES 2025 / </w:t>
-            </w:r>
             <w:r>
               <w:rPr>
                 <w:rFonts w:ascii="Liberation Sans" w:hAnsi="Liberation Sans" w:eastAsia="Liberation Sans"/>
@@ -7634,7 +7976,7 @@
                 <w:color w:val="4A5568"/>
                 <w:sz w:val="15"/>
               </w:rPr>
-              <w:t>BPS-Statistics Mempawah Regency — PODES 2025</w:t>
+              <w:t>Urban Village &amp; BPS-Statistics Mempawah Regency — PODES 2025</w:t>
             </w:r>
           </w:p>
         </w:tc>
@@ -7645,7 +7987,7 @@
         <w:autoSpaceDN w:val="0"/>
         <w:autoSpaceDE w:val="0"/>
         <w:widowControl/>
-        <w:spacing w:line="7548" w:lineRule="exact" w:before="0" w:after="0"/>
+        <w:spacing w:line="7338" w:lineRule="exact" w:before="0" w:after="0"/>
         <w:ind w:left="0" w:right="0"/>
       </w:pPr>
     </w:p>
@@ -7696,24 +8038,6 @@
         </w:tc>
       </w:tr>
     </w:tbl>
-    <w:p>
-      <w:pPr>
-        <w:autoSpaceDN w:val="0"/>
-        <w:autoSpaceDE w:val="0"/>
-        <w:widowControl/>
-        <w:spacing w:line="14" w:lineRule="exact" w:before="0" w:after="0"/>
-        <w:ind w:left="0" w:right="0"/>
-      </w:pPr>
-    </w:p>
-    <w:p>
-      <w:pPr>
-        <w:autoSpaceDN w:val="0"/>
-        <w:autoSpaceDE w:val="0"/>
-        <w:widowControl/>
-        <w:spacing w:line="14" w:lineRule="exact" w:before="0" w:after="0"/>
-        <w:ind w:left="0" w:right="0"/>
-      </w:pPr>
-    </w:p>
     <w:p>
       <w:pPr>
         <w:autoSpaceDN w:val="0"/>
@@ -8770,27 +9094,68 @@
         <w:autoSpaceDN w:val="0"/>
         <w:autoSpaceDE w:val="0"/>
         <w:widowControl/>
-        <w:spacing w:line="20" w:lineRule="exact" w:before="0" w:after="0"/>
-        <w:ind w:left="0" w:right="0"/>
+        <w:spacing w:line="233" w:lineRule="auto" w:before="36" w:after="14"/>
+        <w:ind w:left="1136" w:right="0" w:firstLine="0"/>
+        <w:jc w:val="left"/>
       </w:pPr>
+      <w:r>
+        <w:rPr>
+          <w:rFonts w:ascii="Liberation Sans" w:hAnsi="Liberation Sans" w:eastAsia="Liberation Sans"/>
+          <w:b/>
+          <w:i w:val="0"/>
+          <w:color w:val="2D3748"/>
+          <w:sz w:val="15"/>
+        </w:rPr>
+        <w:t>Sumber/</w:t>
+      </w:r>
+      <w:r>
+        <w:rPr>
+          <w:rFonts w:ascii="Liberation Sans" w:hAnsi="Liberation Sans" w:eastAsia="Liberation Sans"/>
+          <w:b/>
+          <w:i/>
+          <w:color w:val="2D3748"/>
+          <w:sz w:val="15"/>
+        </w:rPr>
+        <w:t>Source:</w:t>
+      </w:r>
+      <w:r>
+        <w:rPr>
+          <w:rFonts w:ascii="Liberation Sans" w:hAnsi="Liberation Sans" w:eastAsia="Liberation Sans"/>
+          <w:b w:val="0"/>
+          <w:i w:val="0"/>
+          <w:color w:val="4A5568"/>
+          <w:sz w:val="15"/>
+        </w:rPr>
+        <w:t xml:space="preserve">Pemerintah Kelurahan Pasir Wan Salim &amp; BPS Kabupaten Mempawah — PODES 2025 / </w:t>
+      </w:r>
+      <w:r>
+        <w:rPr>
+          <w:rFonts w:ascii="Liberation Sans" w:hAnsi="Liberation Sans" w:eastAsia="Liberation Sans"/>
+          <w:b w:val="0"/>
+          <w:i/>
+          <w:color w:val="4A5568"/>
+          <w:sz w:val="15"/>
+        </w:rPr>
+        <w:t>Government of Pasir Wan Salim</w:t>
+      </w:r>
     </w:p>
     <w:tbl>
       <w:tblPr>
         <w:tblW w:type="auto" w:w="0"/>
         <w:tblLayout w:type="fixed"/>
         <w:tblLook w:firstColumn="1" w:firstRow="1" w:lastColumn="0" w:lastRow="0" w:noHBand="0" w:noVBand="1" w:val="04A0"/>
-        <w:tblInd w:w="560.0" w:type="dxa"/>
+        <w:tblInd w:w="1200.0" w:type="dxa"/>
       </w:tblPr>
       <w:tblGrid>
         <w:gridCol w:w="9019"/>
       </w:tblGrid>
       <w:tr>
         <w:trPr>
-          <w:trHeight w:hRule="exact" w:val="264"/>
+          <w:trHeight w:hRule="exact" w:val="240"/>
         </w:trPr>
         <w:tc>
           <w:tcPr>
-            <w:tcW w:type="dxa" w:w="10480"/>
+            <w:tcW w:type="dxa" w:w="8260"/>
             <w:tcBorders/>
             <w:shd w:fill="f7fafb"/>
             <w:tcMar>
@@ -8803,40 +9168,10 @@
               <w:autoSpaceDN w:val="0"/>
               <w:autoSpaceDE w:val="0"/>
               <w:widowControl/>
-              <w:spacing w:line="233" w:lineRule="auto" w:before="36" w:after="0"/>
-              <w:ind w:left="576" w:right="0" w:firstLine="0"/>
+              <w:spacing w:line="230" w:lineRule="auto" w:before="14" w:after="0"/>
+              <w:ind w:left="1212" w:right="0" w:firstLine="0"/>
               <w:jc w:val="left"/>
             </w:pPr>
-            <w:r>
-              <w:rPr>
-                <w:rFonts w:ascii="Liberation Sans" w:hAnsi="Liberation Sans" w:eastAsia="Liberation Sans"/>
-                <w:b/>
-                <w:i w:val="0"/>
-                <w:color w:val="2D3748"/>
-                <w:sz w:val="15"/>
-              </w:rPr>
-              <w:t>Sumber/</w:t>
-            </w:r>
-            <w:r>
-              <w:rPr>
-                <w:rFonts w:ascii="Liberation Sans" w:hAnsi="Liberation Sans" w:eastAsia="Liberation Sans"/>
-                <w:b/>
-                <w:i/>
-                <w:color w:val="2D3748"/>
-                <w:sz w:val="15"/>
-              </w:rPr>
-              <w:t>Source:</w:t>
-            </w:r>
-            <w:r>
-              <w:rPr>
-                <w:rFonts w:ascii="Liberation Sans" w:hAnsi="Liberation Sans" w:eastAsia="Liberation Sans"/>
-                <w:b w:val="0"/>
-                <w:i w:val="0"/>
-                <w:color w:val="4A5568"/>
-                <w:sz w:val="15"/>
-              </w:rPr>
-              <w:t xml:space="preserve">Badan Pusat Statistik Kabupaten Mempawah — PODES 2025 / </w:t>
-            </w:r>
             <w:r>
               <w:rPr>
                 <w:rFonts w:ascii="Liberation Sans" w:hAnsi="Liberation Sans" w:eastAsia="Liberation Sans"/>
@@ -8845,7 +9180,7 @@
                 <w:color w:val="4A5568"/>
                 <w:sz w:val="15"/>
               </w:rPr>
-              <w:t>BPS-Statistics Mempawah Regency — PODES 2025</w:t>
+              <w:t>Urban Village &amp; BPS-Statistics Mempawah Regency — PODES 2025</w:t>
             </w:r>
           </w:p>
         </w:tc>
@@ -8856,7 +9191,7 @@
         <w:autoSpaceDN w:val="0"/>
         <w:autoSpaceDE w:val="0"/>
         <w:widowControl/>
-        <w:spacing w:line="9438" w:lineRule="exact" w:before="0" w:after="0"/>
+        <w:spacing w:line="9244" w:lineRule="exact" w:before="0" w:after="0"/>
         <w:ind w:left="0" w:right="0"/>
       </w:pPr>
     </w:p>
@@ -8927,24 +9262,6 @@
     </w:p>
     <w:p>
       <w:pPr>
-        <w:autoSpaceDN w:val="0"/>
-        <w:autoSpaceDE w:val="0"/>
-        <w:widowControl/>
-        <w:spacing w:line="14" w:lineRule="exact" w:before="0" w:after="0"/>
-        <w:ind w:left="0" w:right="0"/>
-      </w:pPr>
-    </w:p>
-    <w:p>
-      <w:pPr>
-        <w:autoSpaceDN w:val="0"/>
-        <w:autoSpaceDE w:val="0"/>
-        <w:widowControl/>
-        <w:spacing w:line="14" w:lineRule="exact" w:before="0" w:after="0"/>
-        <w:ind w:left="0" w:right="0"/>
-      </w:pPr>
-    </w:p>
-    <w:p>
-      <w:pPr>
         <w:sectPr>
           <w:pgSz w:w="11899" w:h="16838"/>
           <w:pgMar w:top="0" w:right="0" w:bottom="0" w:left="0" w:header="720" w:footer="720" w:gutter="0"/>
@@ -8958,7 +9275,7 @@
         <w:autoSpaceDN w:val="0"/>
         <w:autoSpaceDE w:val="0"/>
         <w:widowControl/>
-        <w:spacing w:line="220" w:lineRule="exact" w:before="0" w:after="214"/>
+        <w:spacing w:line="220" w:lineRule="exact" w:before="0" w:after="6030"/>
         <w:ind w:left="0" w:right="0"/>
       </w:pPr>
       <w:r>
@@ -8969,9 +9286,9 @@
               <wp:posOffset>1244600</wp:posOffset>
             </wp:positionH>
             <wp:positionV relativeFrom="page">
-              <wp:posOffset>4965700</wp:posOffset>
+              <wp:posOffset>4559300</wp:posOffset>
             </wp:positionV>
-            <wp:extent cx="6311900" cy="2654300"/>
+            <wp:extent cx="6311900" cy="2692400"/>
             <wp:wrapNone/>
             <wp:docPr id="2" name="Picture 2"/>
             <wp:cNvGraphicFramePr>
@@ -8993,7 +9310,7 @@
                   <pic:spPr>
                     <a:xfrm>
                       <a:off x="0" y="0"/>
-                      <a:ext cx="6311900" cy="2654300"/>
+                      <a:ext cx="6311900" cy="2692400"/>
                     </a:xfrm>
                     <a:prstGeom prst="rect"/>
                   </pic:spPr>
@@ -9004,57 +9321,24 @@
         </w:drawing>
       </w:r>
     </w:p>
-    <w:p>
-      <w:pPr>
-        <w:autoSpaceDN w:val="0"/>
-        <w:autoSpaceDE w:val="0"/>
-        <w:widowControl/>
-        <w:spacing w:line="254" w:lineRule="auto" w:before="0" w:after="6994"/>
-        <w:ind w:left="340" w:right="5616" w:firstLine="0"/>
-        <w:jc w:val="left"/>
-      </w:pPr>
-      <w:r>
-        <w:rPr>
-          <w:rFonts w:ascii="Liberation Sans" w:hAnsi="Liberation Sans" w:eastAsia="Liberation Sans"/>
-          <w:b/>
-          <w:i w:val="0"/>
-          <w:color w:val="EB8A3C"/>
-          <w:sz w:val="17"/>
-        </w:rPr>
-        <w:t xml:space="preserve">POTENSI KELURAHAN PASIR WAN SALIM 2026 </w:t>
-      </w:r>
-      <w:r>
-        <w:br/>
-      </w:r>
-      <w:r>
-        <w:rPr>
-          <w:rFonts w:ascii="Liberation Sans" w:hAnsi="Liberation Sans" w:eastAsia="Liberation Sans"/>
-          <w:b/>
-          <w:i/>
-          <w:color w:val="EB8A3C"/>
-          <w:sz w:val="17"/>
-        </w:rPr>
-        <w:t>POTENTIALS OF PASIR WAN SALIM URBAN VILLAGE 2026</w:t>
-      </w:r>
-    </w:p>
     <w:tbl>
       <w:tblPr>
         <w:tblW w:type="auto" w:w="0"/>
         <w:tblLayout w:type="fixed"/>
         <w:tblLook w:firstColumn="1" w:firstRow="1" w:lastColumn="0" w:lastRow="0" w:noHBand="0" w:noVBand="1" w:val="04A0"/>
-        <w:tblInd w:w="1164.0" w:type="dxa"/>
+        <w:tblInd w:w="1124.0" w:type="dxa"/>
       </w:tblPr>
       <w:tblGrid>
-        <w:gridCol w:w="5407"/>
-        <w:gridCol w:w="5407"/>
+        <w:gridCol w:w="5392"/>
+        <w:gridCol w:w="5392"/>
       </w:tblGrid>
       <w:tr>
         <w:trPr>
-          <w:trHeight w:hRule="exact" w:val="1062"/>
+          <w:trHeight w:hRule="exact" w:val="1376"/>
         </w:trPr>
         <w:tc>
           <w:tcPr>
-            <w:tcW w:type="dxa" w:w="2000"/>
+            <w:tcW w:type="dxa" w:w="2080"/>
             <w:tcBorders/>
             <w:tcMar>
               <w:start w:w="0" w:type="dxa"/>
@@ -9066,8 +9350,8 @@
               <w:autoSpaceDN w:val="0"/>
               <w:autoSpaceDE w:val="0"/>
               <w:widowControl/>
-              <w:spacing w:line="245" w:lineRule="auto" w:before="72" w:after="0"/>
-              <w:ind w:left="1152" w:right="288" w:firstLine="0"/>
+              <w:spacing w:line="245" w:lineRule="auto" w:before="20" w:after="0"/>
+              <w:ind w:left="1152" w:right="432" w:firstLine="0"/>
               <w:jc w:val="center"/>
             </w:pPr>
             <w:r>
@@ -9076,7 +9360,7 @@
                 <w:b/>
                 <w:i w:val="0"/>
                 <w:color w:val="FFFFFF"/>
-                <w:sz w:val="72"/>
+                <w:sz w:val="68"/>
               </w:rPr>
               <w:t xml:space="preserve">2 </w:t>
             </w:r>
@@ -9088,16 +9372,36 @@
                 <w:rFonts w:ascii="Liberation Sans" w:hAnsi="Liberation Sans" w:eastAsia="Liberation Sans"/>
                 <w:b/>
                 <w:i w:val="0"/>
-                <w:color w:val="FFFFFF"/>
-                <w:sz w:val="20"/>
+                <w:color w:val="EB8A3C"/>
+                <w:sz w:val="19"/>
               </w:rPr>
               <w:t>BAB</w:t>
+            </w:r>
+          </w:p>
+          <w:p>
+            <w:pPr>
+              <w:autoSpaceDN w:val="0"/>
+              <w:autoSpaceDE w:val="0"/>
+              <w:widowControl/>
+              <w:spacing w:line="233" w:lineRule="auto" w:before="34" w:after="0"/>
+              <w:ind w:left="0" w:right="360" w:firstLine="0"/>
+              <w:jc w:val="right"/>
+            </w:pPr>
+            <w:r>
+              <w:rPr>
+                <w:rFonts w:ascii="Liberation Sans" w:hAnsi="Liberation Sans" w:eastAsia="Liberation Sans"/>
+                <w:b/>
+                <w:i/>
+                <w:color w:val="FEF08A"/>
+                <w:sz w:val="15"/>
+              </w:rPr>
+              <w:t>Chapter</w:t>
             </w:r>
           </w:p>
         </w:tc>
         <w:tc>
           <w:tcPr>
-            <w:tcW w:type="dxa" w:w="6780"/>
+            <w:tcW w:type="dxa" w:w="7360"/>
             <w:tcBorders/>
             <w:tcMar>
               <w:start w:w="0" w:type="dxa"/>
@@ -9109,8 +9413,8 @@
               <w:autoSpaceDN w:val="0"/>
               <w:autoSpaceDE w:val="0"/>
               <w:widowControl/>
-              <w:spacing w:line="245" w:lineRule="auto" w:before="60" w:after="0"/>
-              <w:ind w:left="410" w:right="720" w:firstLine="0"/>
+              <w:spacing w:line="245" w:lineRule="auto" w:before="0" w:after="0"/>
+              <w:ind w:left="370" w:right="1440" w:firstLine="0"/>
               <w:jc w:val="left"/>
             </w:pPr>
             <w:r>
@@ -9134,78 +9438,12 @@
               <w:t>MITIGASI BENCANA</w:t>
             </w:r>
           </w:p>
-        </w:tc>
-      </w:tr>
-    </w:tbl>
-    <w:p>
-      <w:pPr>
-        <w:autoSpaceDN w:val="0"/>
-        <w:autoSpaceDE w:val="0"/>
-        <w:widowControl/>
-        <w:spacing w:line="20" w:lineRule="exact" w:before="0" w:after="0"/>
-        <w:ind w:left="0" w:right="0"/>
-      </w:pPr>
-    </w:p>
-    <w:tbl>
-      <w:tblPr>
-        <w:tblW w:type="auto" w:w="0"/>
-        <w:tblLayout w:type="fixed"/>
-        <w:tblLook w:firstColumn="1" w:firstRow="1" w:lastColumn="0" w:lastRow="0" w:noHBand="0" w:noVBand="1" w:val="04A0"/>
-        <w:tblInd w:w="1124.0" w:type="dxa"/>
-      </w:tblPr>
-      <w:tblGrid>
-        <w:gridCol w:w="5407"/>
-        <w:gridCol w:w="5407"/>
-      </w:tblGrid>
-      <w:tr>
-        <w:trPr>
-          <w:trHeight w:hRule="exact" w:val="436"/>
-        </w:trPr>
-        <w:tc>
-          <w:tcPr>
-            <w:tcW w:type="dxa" w:w="2080"/>
-            <w:tcBorders/>
-            <w:tcMar>
-              <w:start w:w="0" w:type="dxa"/>
-              <w:end w:w="0" w:type="dxa"/>
-            </w:tcMar>
-          </w:tcPr>
           <w:p>
             <w:pPr>
               <w:autoSpaceDN w:val="0"/>
               <w:autoSpaceDE w:val="0"/>
               <w:widowControl/>
-              <w:spacing w:line="233" w:lineRule="auto" w:before="60" w:after="0"/>
-              <w:ind w:left="0" w:right="340" w:firstLine="0"/>
-              <w:jc w:val="right"/>
-            </w:pPr>
-            <w:r>
-              <w:rPr>
-                <w:rFonts w:ascii="Liberation Sans" w:hAnsi="Liberation Sans" w:eastAsia="Liberation Sans"/>
-                <w:b/>
-                <w:i/>
-                <w:color w:val="FFFFFF"/>
-                <w:sz w:val="16"/>
-              </w:rPr>
-              <w:t>Chapter</w:t>
-            </w:r>
-          </w:p>
-        </w:tc>
-        <w:tc>
-          <w:tcPr>
-            <w:tcW w:type="dxa" w:w="7360"/>
-            <w:tcBorders/>
-            <w:tcMar>
-              <w:start w:w="0" w:type="dxa"/>
-              <w:end w:w="0" w:type="dxa"/>
-            </w:tcMar>
-          </w:tcPr>
-          <w:p>
-            <w:pPr>
-              <w:autoSpaceDN w:val="0"/>
-              <w:autoSpaceDE w:val="0"/>
-              <w:widowControl/>
-              <w:spacing w:line="233" w:lineRule="auto" w:before="108" w:after="0"/>
+              <w:spacing w:line="233" w:lineRule="auto" w:before="316" w:after="0"/>
               <w:ind w:left="370" w:right="0" w:firstLine="0"/>
               <w:jc w:val="left"/>
             </w:pPr>
@@ -9214,7 +9452,7 @@
                 <w:rFonts w:ascii="Liberation Sans" w:hAnsi="Liberation Sans" w:eastAsia="Liberation Sans"/>
                 <w:b/>
                 <w:i/>
-                <w:color w:val="FFFFFF"/>
+                <w:color w:val="FEF08A"/>
                 <w:sz w:val="24"/>
               </w:rPr>
               <w:t>ENERGY, HOUSING UTILITIES &amp; DISASTER MITIGATION</w:t>
@@ -9228,8 +9466,8 @@
         <w:autoSpaceDN w:val="0"/>
         <w:autoSpaceDE w:val="0"/>
         <w:widowControl/>
-        <w:spacing w:line="233" w:lineRule="auto" w:before="1038" w:after="0"/>
-        <w:ind w:left="1788" w:right="0" w:firstLine="0"/>
+        <w:spacing w:line="233" w:lineRule="auto" w:before="1082" w:after="0"/>
+        <w:ind w:left="1818" w:right="0" w:firstLine="0"/>
         <w:jc w:val="left"/>
       </w:pPr>
       <w:r>
@@ -9260,7 +9498,7 @@
           <w:color w:val="334155"/>
           <w:sz w:val="19"/>
         </w:rPr>
-        <w:t>. Sebagian besar keluarga menggunakan air minum</w:t>
+        <w:t>. Sebagian besar keluarga menggunakan air</w:t>
       </w:r>
     </w:p>
     <w:p>
@@ -9268,8 +9506,8 @@
         <w:autoSpaceDN w:val="0"/>
         <w:autoSpaceDE w:val="0"/>
         <w:widowControl/>
-        <w:spacing w:line="233" w:lineRule="auto" w:before="72" w:after="0"/>
-        <w:ind w:left="1788" w:right="0" w:firstLine="0"/>
+        <w:spacing w:line="233" w:lineRule="auto" w:before="74" w:after="0"/>
+        <w:ind w:left="1818" w:right="0" w:firstLine="0"/>
         <w:jc w:val="left"/>
       </w:pPr>
       <w:r>
@@ -9280,7 +9518,7 @@
           <w:color w:val="334155"/>
           <w:sz w:val="19"/>
         </w:rPr>
-        <w:t xml:space="preserve">berjenis </w:t>
+        <w:t xml:space="preserve">minum berjenis </w:t>
       </w:r>
       <w:r>
         <w:rPr>
@@ -9328,7 +9566,7 @@
         <w:autoSpaceDN w:val="0"/>
         <w:autoSpaceDE w:val="0"/>
         <w:widowControl/>
-        <w:spacing w:line="233" w:lineRule="auto" w:before="5020" w:after="0"/>
+        <w:spacing w:line="233" w:lineRule="auto" w:before="5634" w:after="0"/>
         <w:ind w:left="0" w:right="0" w:firstLine="0"/>
         <w:jc w:val="left"/>
       </w:pPr>
@@ -9347,7 +9585,7 @@
       <w:pPr>
         <w:sectPr>
           <w:pgSz w:w="11899" w:h="16838"/>
-          <w:pgMar w:top="432" w:right="288" w:bottom="162" w:left="796" w:header="720" w:footer="720" w:gutter="0"/>
+          <w:pgMar w:top="1440" w:right="318" w:bottom="162" w:left="796" w:header="720" w:footer="720" w:gutter="0"/>
           <w:cols/>
           <w:docGrid w:linePitch="360"/>
         </w:sectPr>
@@ -10290,27 +10528,68 @@
         <w:autoSpaceDN w:val="0"/>
         <w:autoSpaceDE w:val="0"/>
         <w:widowControl/>
-        <w:spacing w:line="20" w:lineRule="exact" w:before="0" w:after="0"/>
-        <w:ind w:left="0" w:right="0"/>
+        <w:spacing w:line="233" w:lineRule="auto" w:before="30" w:after="20"/>
+        <w:ind w:left="1136" w:right="0" w:firstLine="0"/>
+        <w:jc w:val="left"/>
       </w:pPr>
+      <w:r>
+        <w:rPr>
+          <w:rFonts w:ascii="Liberation Sans" w:hAnsi="Liberation Sans" w:eastAsia="Liberation Sans"/>
+          <w:b/>
+          <w:i w:val="0"/>
+          <w:color w:val="2D3748"/>
+          <w:sz w:val="15"/>
+        </w:rPr>
+        <w:t>Sumber/</w:t>
+      </w:r>
+      <w:r>
+        <w:rPr>
+          <w:rFonts w:ascii="Liberation Sans" w:hAnsi="Liberation Sans" w:eastAsia="Liberation Sans"/>
+          <w:b/>
+          <w:i/>
+          <w:color w:val="2D3748"/>
+          <w:sz w:val="15"/>
+        </w:rPr>
+        <w:t>Source:</w:t>
+      </w:r>
+      <w:r>
+        <w:rPr>
+          <w:rFonts w:ascii="Liberation Sans" w:hAnsi="Liberation Sans" w:eastAsia="Liberation Sans"/>
+          <w:b w:val="0"/>
+          <w:i w:val="0"/>
+          <w:color w:val="4A5568"/>
+          <w:sz w:val="15"/>
+        </w:rPr>
+        <w:t xml:space="preserve">Pemerintah Kelurahan Pasir Wan Salim &amp; BPS Kabupaten Mempawah — PODES 2025 / </w:t>
+      </w:r>
+      <w:r>
+        <w:rPr>
+          <w:rFonts w:ascii="Liberation Sans" w:hAnsi="Liberation Sans" w:eastAsia="Liberation Sans"/>
+          <w:b w:val="0"/>
+          <w:i/>
+          <w:color w:val="4A5568"/>
+          <w:sz w:val="15"/>
+        </w:rPr>
+        <w:t>Government of Pasir Wan Salim</w:t>
+      </w:r>
     </w:p>
     <w:tbl>
       <w:tblPr>
         <w:tblW w:type="auto" w:w="0"/>
         <w:tblLayout w:type="fixed"/>
         <w:tblLook w:firstColumn="1" w:firstRow="1" w:lastColumn="0" w:lastRow="0" w:noHBand="0" w:noVBand="1" w:val="04A0"/>
-        <w:tblInd w:w="560.0" w:type="dxa"/>
+        <w:tblInd w:w="1200.0" w:type="dxa"/>
       </w:tblPr>
       <w:tblGrid>
         <w:gridCol w:w="9019"/>
       </w:tblGrid>
       <w:tr>
         <w:trPr>
-          <w:trHeight w:hRule="exact" w:val="258"/>
+          <w:trHeight w:hRule="exact" w:val="250"/>
         </w:trPr>
         <w:tc>
           <w:tcPr>
-            <w:tcW w:type="dxa" w:w="10480"/>
+            <w:tcW w:type="dxa" w:w="8260"/>
             <w:tcBorders/>
             <w:shd w:fill="f7fafb"/>
             <w:tcMar>
@@ -10323,40 +10602,10 @@
               <w:autoSpaceDN w:val="0"/>
               <w:autoSpaceDE w:val="0"/>
               <w:widowControl/>
-              <w:spacing w:line="233" w:lineRule="auto" w:before="30" w:after="0"/>
-              <w:ind w:left="576" w:right="0" w:firstLine="0"/>
+              <w:spacing w:line="233" w:lineRule="auto" w:before="22" w:after="0"/>
+              <w:ind w:left="1212" w:right="0" w:firstLine="0"/>
               <w:jc w:val="left"/>
             </w:pPr>
-            <w:r>
-              <w:rPr>
-                <w:rFonts w:ascii="Liberation Sans" w:hAnsi="Liberation Sans" w:eastAsia="Liberation Sans"/>
-                <w:b/>
-                <w:i w:val="0"/>
-                <w:color w:val="2D3748"/>
-                <w:sz w:val="15"/>
-              </w:rPr>
-              <w:t>Sumber/</w:t>
-            </w:r>
-            <w:r>
-              <w:rPr>
-                <w:rFonts w:ascii="Liberation Sans" w:hAnsi="Liberation Sans" w:eastAsia="Liberation Sans"/>
-                <w:b/>
-                <w:i/>
-                <w:color w:val="2D3748"/>
-                <w:sz w:val="15"/>
-              </w:rPr>
-              <w:t>Source:</w:t>
-            </w:r>
-            <w:r>
-              <w:rPr>
-                <w:rFonts w:ascii="Liberation Sans" w:hAnsi="Liberation Sans" w:eastAsia="Liberation Sans"/>
-                <w:b w:val="0"/>
-                <w:i w:val="0"/>
-                <w:color w:val="4A5568"/>
-                <w:sz w:val="15"/>
-              </w:rPr>
-              <w:t xml:space="preserve">Badan Pusat Statistik Kabupaten Mempawah — PODES 2025 / </w:t>
-            </w:r>
             <w:r>
               <w:rPr>
                 <w:rFonts w:ascii="Liberation Sans" w:hAnsi="Liberation Sans" w:eastAsia="Liberation Sans"/>
@@ -10365,7 +10614,7 @@
                 <w:color w:val="4A5568"/>
                 <w:sz w:val="15"/>
               </w:rPr>
-              <w:t>BPS-Statistics Mempawah Regency — PODES 2025</w:t>
+              <w:t>Urban Village &amp; BPS-Statistics Mempawah Regency — PODES 2025</w:t>
             </w:r>
           </w:p>
         </w:tc>
@@ -10376,7 +10625,7 @@
         <w:autoSpaceDN w:val="0"/>
         <w:autoSpaceDE w:val="0"/>
         <w:widowControl/>
-        <w:spacing w:line="9858" w:lineRule="exact" w:before="0" w:after="0"/>
+        <w:spacing w:line="9648" w:lineRule="exact" w:before="0" w:after="0"/>
         <w:ind w:left="0" w:right="0"/>
       </w:pPr>
     </w:p>
@@ -10427,24 +10676,6 @@
         </w:tc>
       </w:tr>
     </w:tbl>
-    <w:p>
-      <w:pPr>
-        <w:autoSpaceDN w:val="0"/>
-        <w:autoSpaceDE w:val="0"/>
-        <w:widowControl/>
-        <w:spacing w:line="14" w:lineRule="exact" w:before="0" w:after="0"/>
-        <w:ind w:left="0" w:right="0"/>
-      </w:pPr>
-    </w:p>
-    <w:p>
-      <w:pPr>
-        <w:autoSpaceDN w:val="0"/>
-        <w:autoSpaceDE w:val="0"/>
-        <w:widowControl/>
-        <w:spacing w:line="14" w:lineRule="exact" w:before="0" w:after="0"/>
-        <w:ind w:left="0" w:right="0"/>
-      </w:pPr>
-    </w:p>
     <w:p>
       <w:pPr>
         <w:autoSpaceDN w:val="0"/>
@@ -11279,27 +11510,68 @@
         <w:autoSpaceDN w:val="0"/>
         <w:autoSpaceDE w:val="0"/>
         <w:widowControl/>
-        <w:spacing w:line="20" w:lineRule="exact" w:before="0" w:after="0"/>
-        <w:ind w:left="0" w:right="0"/>
+        <w:spacing w:line="230" w:lineRule="auto" w:before="38" w:after="14"/>
+        <w:ind w:left="1136" w:right="0" w:firstLine="0"/>
+        <w:jc w:val="left"/>
       </w:pPr>
+      <w:r>
+        <w:rPr>
+          <w:rFonts w:ascii="Liberation Sans" w:hAnsi="Liberation Sans" w:eastAsia="Liberation Sans"/>
+          <w:b/>
+          <w:i w:val="0"/>
+          <w:color w:val="2D3748"/>
+          <w:sz w:val="15"/>
+        </w:rPr>
+        <w:t>Sumber/</w:t>
+      </w:r>
+      <w:r>
+        <w:rPr>
+          <w:rFonts w:ascii="Liberation Sans" w:hAnsi="Liberation Sans" w:eastAsia="Liberation Sans"/>
+          <w:b/>
+          <w:i/>
+          <w:color w:val="2D3748"/>
+          <w:sz w:val="15"/>
+        </w:rPr>
+        <w:t>Source:</w:t>
+      </w:r>
+      <w:r>
+        <w:rPr>
+          <w:rFonts w:ascii="Liberation Sans" w:hAnsi="Liberation Sans" w:eastAsia="Liberation Sans"/>
+          <w:b w:val="0"/>
+          <w:i w:val="0"/>
+          <w:color w:val="4A5568"/>
+          <w:sz w:val="15"/>
+        </w:rPr>
+        <w:t xml:space="preserve">Pemerintah Kelurahan Pasir Wan Salim &amp; BPS Kabupaten Mempawah — PODES 2025 / </w:t>
+      </w:r>
+      <w:r>
+        <w:rPr>
+          <w:rFonts w:ascii="Liberation Sans" w:hAnsi="Liberation Sans" w:eastAsia="Liberation Sans"/>
+          <w:b w:val="0"/>
+          <w:i/>
+          <w:color w:val="4A5568"/>
+          <w:sz w:val="15"/>
+        </w:rPr>
+        <w:t>Government of Pasir Wan Salim</w:t>
+      </w:r>
     </w:p>
     <w:tbl>
       <w:tblPr>
         <w:tblW w:type="auto" w:w="0"/>
         <w:tblLayout w:type="fixed"/>
         <w:tblLook w:firstColumn="1" w:firstRow="1" w:lastColumn="0" w:lastRow="0" w:noHBand="0" w:noVBand="1" w:val="04A0"/>
-        <w:tblInd w:w="560.0" w:type="dxa"/>
+        <w:tblInd w:w="1200.0" w:type="dxa"/>
       </w:tblPr>
       <w:tblGrid>
         <w:gridCol w:w="9019"/>
       </w:tblGrid>
       <w:tr>
         <w:trPr>
-          <w:trHeight w:hRule="exact" w:val="264"/>
+          <w:trHeight w:hRule="exact" w:val="242"/>
         </w:trPr>
         <w:tc>
           <w:tcPr>
-            <w:tcW w:type="dxa" w:w="10480"/>
+            <w:tcW w:type="dxa" w:w="8260"/>
             <w:tcBorders/>
             <w:shd w:fill="f7fafb"/>
             <w:tcMar>
@@ -11312,40 +11584,10 @@
               <w:autoSpaceDN w:val="0"/>
               <w:autoSpaceDE w:val="0"/>
               <w:widowControl/>
-              <w:spacing w:line="230" w:lineRule="auto" w:before="38" w:after="0"/>
-              <w:ind w:left="576" w:right="0" w:firstLine="0"/>
+              <w:spacing w:line="233" w:lineRule="auto" w:before="14" w:after="0"/>
+              <w:ind w:left="1212" w:right="0" w:firstLine="0"/>
               <w:jc w:val="left"/>
             </w:pPr>
-            <w:r>
-              <w:rPr>
-                <w:rFonts w:ascii="Liberation Sans" w:hAnsi="Liberation Sans" w:eastAsia="Liberation Sans"/>
-                <w:b/>
-                <w:i w:val="0"/>
-                <w:color w:val="2D3748"/>
-                <w:sz w:val="15"/>
-              </w:rPr>
-              <w:t>Sumber/</w:t>
-            </w:r>
-            <w:r>
-              <w:rPr>
-                <w:rFonts w:ascii="Liberation Sans" w:hAnsi="Liberation Sans" w:eastAsia="Liberation Sans"/>
-                <w:b/>
-                <w:i/>
-                <w:color w:val="2D3748"/>
-                <w:sz w:val="15"/>
-              </w:rPr>
-              <w:t>Source:</w:t>
-            </w:r>
-            <w:r>
-              <w:rPr>
-                <w:rFonts w:ascii="Liberation Sans" w:hAnsi="Liberation Sans" w:eastAsia="Liberation Sans"/>
-                <w:b w:val="0"/>
-                <w:i w:val="0"/>
-                <w:color w:val="4A5568"/>
-                <w:sz w:val="15"/>
-              </w:rPr>
-              <w:t xml:space="preserve">Badan Pusat Statistik Kabupaten Mempawah — PODES 2025 / </w:t>
-            </w:r>
             <w:r>
               <w:rPr>
                 <w:rFonts w:ascii="Liberation Sans" w:hAnsi="Liberation Sans" w:eastAsia="Liberation Sans"/>
@@ -11354,7 +11596,7 @@
                 <w:color w:val="4A5568"/>
                 <w:sz w:val="15"/>
               </w:rPr>
-              <w:t>BPS-Statistics Mempawah Regency — PODES 2025</w:t>
+              <w:t>Urban Village &amp; BPS-Statistics Mempawah Regency — PODES 2025</w:t>
             </w:r>
           </w:p>
         </w:tc>
@@ -11365,7 +11607,7 @@
         <w:autoSpaceDN w:val="0"/>
         <w:autoSpaceDE w:val="0"/>
         <w:widowControl/>
-        <w:spacing w:line="9214" w:lineRule="exact" w:before="0" w:after="0"/>
+        <w:spacing w:line="9018" w:lineRule="exact" w:before="0" w:after="0"/>
         <w:ind w:left="0" w:right="0"/>
       </w:pPr>
     </w:p>
@@ -11436,24 +11678,6 @@
     </w:p>
     <w:p>
       <w:pPr>
-        <w:autoSpaceDN w:val="0"/>
-        <w:autoSpaceDE w:val="0"/>
-        <w:widowControl/>
-        <w:spacing w:line="14" w:lineRule="exact" w:before="0" w:after="0"/>
-        <w:ind w:left="0" w:right="0"/>
-      </w:pPr>
-    </w:p>
-    <w:p>
-      <w:pPr>
-        <w:autoSpaceDN w:val="0"/>
-        <w:autoSpaceDE w:val="0"/>
-        <w:widowControl/>
-        <w:spacing w:line="14" w:lineRule="exact" w:before="0" w:after="0"/>
-        <w:ind w:left="0" w:right="0"/>
-      </w:pPr>
-    </w:p>
-    <w:p>
-      <w:pPr>
         <w:sectPr>
           <w:pgSz w:w="11899" w:h="16838"/>
           <w:pgMar w:top="0" w:right="0" w:bottom="0" w:left="0" w:header="720" w:footer="720" w:gutter="0"/>
@@ -11467,7 +11691,7 @@
         <w:autoSpaceDN w:val="0"/>
         <w:autoSpaceDE w:val="0"/>
         <w:widowControl/>
-        <w:spacing w:line="220" w:lineRule="exact" w:before="0" w:after="214"/>
+        <w:spacing w:line="220" w:lineRule="exact" w:before="0" w:after="6030"/>
         <w:ind w:left="0" w:right="0"/>
       </w:pPr>
       <w:r>
@@ -11478,9 +11702,9 @@
               <wp:posOffset>1244600</wp:posOffset>
             </wp:positionH>
             <wp:positionV relativeFrom="page">
-              <wp:posOffset>4965700</wp:posOffset>
+              <wp:posOffset>4559300</wp:posOffset>
             </wp:positionV>
-            <wp:extent cx="6311900" cy="2654300"/>
+            <wp:extent cx="6311900" cy="2692400"/>
             <wp:wrapNone/>
             <wp:docPr id="3" name="Picture 3"/>
             <wp:cNvGraphicFramePr>
@@ -11502,7 +11726,7 @@
                   <pic:spPr>
                     <a:xfrm>
                       <a:off x="0" y="0"/>
-                      <a:ext cx="6311900" cy="2654300"/>
+                      <a:ext cx="6311900" cy="2692400"/>
                     </a:xfrm>
                     <a:prstGeom prst="rect"/>
                   </pic:spPr>
@@ -11513,57 +11737,24 @@
         </w:drawing>
       </w:r>
     </w:p>
-    <w:p>
-      <w:pPr>
-        <w:autoSpaceDN w:val="0"/>
-        <w:autoSpaceDE w:val="0"/>
-        <w:widowControl/>
-        <w:spacing w:line="254" w:lineRule="auto" w:before="0" w:after="6994"/>
-        <w:ind w:left="6674" w:right="720" w:firstLine="520"/>
-        <w:jc w:val="left"/>
-      </w:pPr>
-      <w:r>
-        <w:rPr>
-          <w:rFonts w:ascii="Liberation Sans" w:hAnsi="Liberation Sans" w:eastAsia="Liberation Sans"/>
-          <w:b/>
-          <w:i w:val="0"/>
-          <w:color w:val="EB8A3C"/>
-          <w:sz w:val="17"/>
-        </w:rPr>
-        <w:t xml:space="preserve">BAB III FASILITAS SOSIAL </w:t>
-      </w:r>
-      <w:r>
-        <w:br/>
-      </w:r>
-      <w:r>
-        <w:rPr>
-          <w:rFonts w:ascii="Liberation Sans" w:hAnsi="Liberation Sans" w:eastAsia="Liberation Sans"/>
-          <w:b/>
-          <w:i/>
-          <w:color w:val="EB8A3C"/>
-          <w:sz w:val="17"/>
-        </w:rPr>
-        <w:t>CHAPTER III SOCIAL FACILITIES</w:t>
-      </w:r>
-    </w:p>
     <w:tbl>
       <w:tblPr>
         <w:tblW w:type="auto" w:w="0"/>
         <w:tblLayout w:type="fixed"/>
         <w:tblLook w:firstColumn="1" w:firstRow="1" w:lastColumn="0" w:lastRow="0" w:noHBand="0" w:noVBand="1" w:val="04A0"/>
-        <w:tblInd w:w="840.0" w:type="dxa"/>
+        <w:tblInd w:w="800.0" w:type="dxa"/>
       </w:tblPr>
       <w:tblGrid>
-        <w:gridCol w:w="5085"/>
-        <w:gridCol w:w="5085"/>
+        <w:gridCol w:w="5070"/>
+        <w:gridCol w:w="5070"/>
       </w:tblGrid>
       <w:tr>
         <w:trPr>
-          <w:trHeight w:hRule="exact" w:val="1062"/>
+          <w:trHeight w:hRule="exact" w:val="1376"/>
         </w:trPr>
         <w:tc>
           <w:tcPr>
-            <w:tcW w:type="dxa" w:w="1680"/>
+            <w:tcW w:type="dxa" w:w="1760"/>
             <w:tcBorders/>
             <w:tcMar>
               <w:start w:w="0" w:type="dxa"/>
@@ -11575,8 +11766,8 @@
               <w:autoSpaceDN w:val="0"/>
               <w:autoSpaceDE w:val="0"/>
               <w:widowControl/>
-              <w:spacing w:line="245" w:lineRule="auto" w:before="72" w:after="0"/>
-              <w:ind w:left="720" w:right="288" w:firstLine="0"/>
+              <w:spacing w:line="245" w:lineRule="auto" w:before="20" w:after="0"/>
+              <w:ind w:left="864" w:right="432" w:firstLine="0"/>
               <w:jc w:val="center"/>
             </w:pPr>
             <w:r>
@@ -11585,7 +11776,7 @@
                 <w:b/>
                 <w:i w:val="0"/>
                 <w:color w:val="FFFFFF"/>
-                <w:sz w:val="72"/>
+                <w:sz w:val="68"/>
               </w:rPr>
               <w:t xml:space="preserve">3 </w:t>
             </w:r>
@@ -11597,16 +11788,36 @@
                 <w:rFonts w:ascii="Liberation Sans" w:hAnsi="Liberation Sans" w:eastAsia="Liberation Sans"/>
                 <w:b/>
                 <w:i w:val="0"/>
-                <w:color w:val="FFFFFF"/>
-                <w:sz w:val="20"/>
+                <w:color w:val="EB8A3C"/>
+                <w:sz w:val="19"/>
               </w:rPr>
               <w:t>BAB</w:t>
+            </w:r>
+          </w:p>
+          <w:p>
+            <w:pPr>
+              <w:autoSpaceDN w:val="0"/>
+              <w:autoSpaceDE w:val="0"/>
+              <w:widowControl/>
+              <w:spacing w:line="233" w:lineRule="auto" w:before="34" w:after="0"/>
+              <w:ind w:left="0" w:right="360" w:firstLine="0"/>
+              <w:jc w:val="right"/>
+            </w:pPr>
+            <w:r>
+              <w:rPr>
+                <w:rFonts w:ascii="Liberation Sans" w:hAnsi="Liberation Sans" w:eastAsia="Liberation Sans"/>
+                <w:b/>
+                <w:i/>
+                <w:color w:val="FEF08A"/>
+                <w:sz w:val="15"/>
+              </w:rPr>
+              <w:t>Chapter</w:t>
             </w:r>
           </w:p>
         </w:tc>
         <w:tc>
           <w:tcPr>
-            <w:tcW w:type="dxa" w:w="6820"/>
+            <w:tcW w:type="dxa" w:w="6780"/>
             <w:tcBorders/>
             <w:tcMar>
               <w:start w:w="0" w:type="dxa"/>
@@ -11618,8 +11829,8 @@
               <w:autoSpaceDN w:val="0"/>
               <w:autoSpaceDE w:val="0"/>
               <w:widowControl/>
-              <w:spacing w:line="245" w:lineRule="auto" w:before="60" w:after="0"/>
-              <w:ind w:left="410" w:right="720" w:firstLine="0"/>
+              <w:spacing w:line="245" w:lineRule="auto" w:before="0" w:after="0"/>
+              <w:ind w:left="370" w:right="720" w:firstLine="0"/>
               <w:jc w:val="left"/>
             </w:pPr>
             <w:r>
@@ -11643,78 +11854,12 @@
               <w:t>KESEHATAN)</w:t>
             </w:r>
           </w:p>
-        </w:tc>
-      </w:tr>
-    </w:tbl>
-    <w:p>
-      <w:pPr>
-        <w:autoSpaceDN w:val="0"/>
-        <w:autoSpaceDE w:val="0"/>
-        <w:widowControl/>
-        <w:spacing w:line="20" w:lineRule="exact" w:before="0" w:after="0"/>
-        <w:ind w:left="0" w:right="0"/>
-      </w:pPr>
-    </w:p>
-    <w:tbl>
-      <w:tblPr>
-        <w:tblW w:type="auto" w:w="0"/>
-        <w:tblLayout w:type="fixed"/>
-        <w:tblLook w:firstColumn="1" w:firstRow="1" w:lastColumn="0" w:lastRow="0" w:noHBand="0" w:noVBand="1" w:val="04A0"/>
-        <w:tblInd w:w="800.0" w:type="dxa"/>
-      </w:tblPr>
-      <w:tblGrid>
-        <w:gridCol w:w="5085"/>
-        <w:gridCol w:w="5085"/>
-      </w:tblGrid>
-      <w:tr>
-        <w:trPr>
-          <w:trHeight w:hRule="exact" w:val="436"/>
-        </w:trPr>
-        <w:tc>
-          <w:tcPr>
-            <w:tcW w:type="dxa" w:w="1760"/>
-            <w:tcBorders/>
-            <w:tcMar>
-              <w:start w:w="0" w:type="dxa"/>
-              <w:end w:w="0" w:type="dxa"/>
-            </w:tcMar>
-          </w:tcPr>
           <w:p>
             <w:pPr>
               <w:autoSpaceDN w:val="0"/>
               <w:autoSpaceDE w:val="0"/>
               <w:widowControl/>
-              <w:spacing w:line="233" w:lineRule="auto" w:before="60" w:after="0"/>
-              <w:ind w:left="0" w:right="340" w:firstLine="0"/>
-              <w:jc w:val="right"/>
-            </w:pPr>
-            <w:r>
-              <w:rPr>
-                <w:rFonts w:ascii="Liberation Sans" w:hAnsi="Liberation Sans" w:eastAsia="Liberation Sans"/>
-                <w:b/>
-                <w:i/>
-                <w:color w:val="FFFFFF"/>
-                <w:sz w:val="16"/>
-              </w:rPr>
-              <w:t>Chapter</w:t>
-            </w:r>
-          </w:p>
-        </w:tc>
-        <w:tc>
-          <w:tcPr>
-            <w:tcW w:type="dxa" w:w="6700"/>
-            <w:tcBorders/>
-            <w:tcMar>
-              <w:start w:w="0" w:type="dxa"/>
-              <w:end w:w="0" w:type="dxa"/>
-            </w:tcMar>
-          </w:tcPr>
-          <w:p>
-            <w:pPr>
-              <w:autoSpaceDN w:val="0"/>
-              <w:autoSpaceDE w:val="0"/>
-              <w:widowControl/>
-              <w:spacing w:line="233" w:lineRule="auto" w:before="108" w:after="0"/>
+              <w:spacing w:line="233" w:lineRule="auto" w:before="316" w:after="0"/>
               <w:ind w:left="370" w:right="0" w:firstLine="0"/>
               <w:jc w:val="left"/>
             </w:pPr>
@@ -11723,7 +11868,7 @@
                 <w:rFonts w:ascii="Liberation Sans" w:hAnsi="Liberation Sans" w:eastAsia="Liberation Sans"/>
                 <w:b/>
                 <w:i/>
-                <w:color w:val="FFFFFF"/>
+                <w:color w:val="FEF08A"/>
                 <w:sz w:val="24"/>
               </w:rPr>
               <w:t>SOCIAL FACILITIES (EDUCATION &amp; HEALTH)</w:t>
@@ -11737,8 +11882,8 @@
         <w:autoSpaceDN w:val="0"/>
         <w:autoSpaceDE w:val="0"/>
         <w:widowControl/>
-        <w:spacing w:line="233" w:lineRule="auto" w:before="1038" w:after="0"/>
-        <w:ind w:left="1144" w:right="0" w:firstLine="0"/>
+        <w:spacing w:line="233" w:lineRule="auto" w:before="1082" w:after="0"/>
+        <w:ind w:left="1174" w:right="0" w:firstLine="0"/>
         <w:jc w:val="left"/>
       </w:pPr>
       <w:r>
@@ -11767,8 +11912,8 @@
         <w:autoSpaceDN w:val="0"/>
         <w:autoSpaceDE w:val="0"/>
         <w:widowControl/>
-        <w:spacing w:line="233" w:lineRule="auto" w:before="72" w:after="0"/>
-        <w:ind w:left="1144" w:right="0" w:firstLine="0"/>
+        <w:spacing w:line="233" w:lineRule="auto" w:before="74" w:after="0"/>
+        <w:ind w:left="1174" w:right="0" w:firstLine="0"/>
         <w:jc w:val="left"/>
       </w:pPr>
       <w:r>
@@ -11807,8 +11952,8 @@
         <w:autoSpaceDN w:val="0"/>
         <w:autoSpaceDE w:val="0"/>
         <w:widowControl/>
-        <w:spacing w:line="233" w:lineRule="auto" w:before="5020" w:after="0"/>
-        <w:ind w:left="0" w:right="498" w:firstLine="0"/>
+        <w:spacing w:line="233" w:lineRule="auto" w:before="5634" w:after="0"/>
+        <w:ind w:left="0" w:right="468" w:firstLine="0"/>
         <w:jc w:val="right"/>
       </w:pPr>
       <w:r>
@@ -11826,7 +11971,7 @@
       <w:pPr>
         <w:sectPr>
           <w:pgSz w:w="11899" w:h="16838"/>
-          <w:pgMar w:top="432" w:right="288" w:bottom="162" w:left="1440" w:header="720" w:footer="720" w:gutter="0"/>
+          <w:pgMar w:top="1440" w:right="318" w:bottom="162" w:left="1440" w:header="720" w:footer="720" w:gutter="0"/>
           <w:cols/>
           <w:docGrid w:linePitch="360"/>
         </w:sectPr>
@@ -12410,9 +12555,50 @@
         <w:autoSpaceDN w:val="0"/>
         <w:autoSpaceDE w:val="0"/>
         <w:widowControl/>
-        <w:spacing w:line="20" w:lineRule="exact" w:before="0" w:after="0"/>
-        <w:ind w:left="0" w:right="0"/>
+        <w:spacing w:line="230" w:lineRule="auto" w:before="36" w:after="14"/>
+        <w:ind w:left="1136" w:right="0" w:firstLine="0"/>
+        <w:jc w:val="left"/>
       </w:pPr>
+      <w:r>
+        <w:rPr>
+          <w:rFonts w:ascii="Liberation Sans" w:hAnsi="Liberation Sans" w:eastAsia="Liberation Sans"/>
+          <w:b/>
+          <w:i w:val="0"/>
+          <w:color w:val="2D3748"/>
+          <w:sz w:val="15"/>
+        </w:rPr>
+        <w:t>Sumber/</w:t>
+      </w:r>
+      <w:r>
+        <w:rPr>
+          <w:rFonts w:ascii="Liberation Sans" w:hAnsi="Liberation Sans" w:eastAsia="Liberation Sans"/>
+          <w:b/>
+          <w:i/>
+          <w:color w:val="2D3748"/>
+          <w:sz w:val="15"/>
+        </w:rPr>
+        <w:t>Source:</w:t>
+      </w:r>
+      <w:r>
+        <w:rPr>
+          <w:rFonts w:ascii="Liberation Sans" w:hAnsi="Liberation Sans" w:eastAsia="Liberation Sans"/>
+          <w:b w:val="0"/>
+          <w:i w:val="0"/>
+          <w:color w:val="4A5568"/>
+          <w:sz w:val="15"/>
+        </w:rPr>
+        <w:t xml:space="preserve">Pemerintah Kelurahan Pasir Wan Salim &amp; BPS Kabupaten Mempawah — PODES 2025 / </w:t>
+      </w:r>
+      <w:r>
+        <w:rPr>
+          <w:rFonts w:ascii="Liberation Sans" w:hAnsi="Liberation Sans" w:eastAsia="Liberation Sans"/>
+          <w:b w:val="0"/>
+          <w:i/>
+          <w:color w:val="4A5568"/>
+          <w:sz w:val="15"/>
+        </w:rPr>
+        <w:t>Government of Pasir Wan Salim</w:t>
+      </w:r>
     </w:p>
     <w:tbl>
       <w:tblPr>
@@ -12426,7 +12612,7 @@
       </w:tblGrid>
       <w:tr>
         <w:trPr>
-          <w:trHeight w:hRule="exact" w:val="262"/>
+          <w:trHeight w:hRule="exact" w:val="242"/>
         </w:trPr>
         <w:tc>
           <w:tcPr>
@@ -12443,40 +12629,10 @@
               <w:autoSpaceDN w:val="0"/>
               <w:autoSpaceDE w:val="0"/>
               <w:widowControl/>
-              <w:spacing w:line="230" w:lineRule="auto" w:before="36" w:after="0"/>
-              <w:ind w:left="1136" w:right="0" w:firstLine="0"/>
+              <w:spacing w:line="233" w:lineRule="auto" w:before="14" w:after="0"/>
+              <w:ind w:left="2412" w:right="0" w:firstLine="0"/>
               <w:jc w:val="left"/>
             </w:pPr>
-            <w:r>
-              <w:rPr>
-                <w:rFonts w:ascii="Liberation Sans" w:hAnsi="Liberation Sans" w:eastAsia="Liberation Sans"/>
-                <w:b/>
-                <w:i w:val="0"/>
-                <w:color w:val="2D3748"/>
-                <w:sz w:val="15"/>
-              </w:rPr>
-              <w:t>Sumber/</w:t>
-            </w:r>
-            <w:r>
-              <w:rPr>
-                <w:rFonts w:ascii="Liberation Sans" w:hAnsi="Liberation Sans" w:eastAsia="Liberation Sans"/>
-                <w:b/>
-                <w:i/>
-                <w:color w:val="2D3748"/>
-                <w:sz w:val="15"/>
-              </w:rPr>
-              <w:t>Source:</w:t>
-            </w:r>
-            <w:r>
-              <w:rPr>
-                <w:rFonts w:ascii="Liberation Sans" w:hAnsi="Liberation Sans" w:eastAsia="Liberation Sans"/>
-                <w:b w:val="0"/>
-                <w:i w:val="0"/>
-                <w:color w:val="4A5568"/>
-                <w:sz w:val="15"/>
-              </w:rPr>
-              <w:t xml:space="preserve">Badan Pusat Statistik Kabupaten Mempawah — PODES 2025 / </w:t>
-            </w:r>
             <w:r>
               <w:rPr>
                 <w:rFonts w:ascii="Liberation Sans" w:hAnsi="Liberation Sans" w:eastAsia="Liberation Sans"/>
@@ -12485,7 +12641,7 @@
                 <w:color w:val="4A5568"/>
                 <w:sz w:val="15"/>
               </w:rPr>
-              <w:t>BPS-Statistics Mempawah Regency — PODES 2025</w:t>
+              <w:t>Urban Village &amp; BPS-Statistics Mempawah Regency — PODES 2025</w:t>
             </w:r>
           </w:p>
         </w:tc>
@@ -12496,7 +12652,7 @@
         <w:autoSpaceDN w:val="0"/>
         <w:autoSpaceDE w:val="0"/>
         <w:widowControl/>
-        <w:spacing w:line="11734" w:lineRule="exact" w:before="0" w:after="0"/>
+        <w:spacing w:line="11538" w:lineRule="exact" w:before="0" w:after="0"/>
         <w:ind w:left="0" w:right="0"/>
       </w:pPr>
     </w:p>
@@ -12547,24 +12703,6 @@
         </w:tc>
       </w:tr>
     </w:tbl>
-    <w:p>
-      <w:pPr>
-        <w:autoSpaceDN w:val="0"/>
-        <w:autoSpaceDE w:val="0"/>
-        <w:widowControl/>
-        <w:spacing w:line="14" w:lineRule="exact" w:before="0" w:after="0"/>
-        <w:ind w:left="0" w:right="0"/>
-      </w:pPr>
-    </w:p>
-    <w:p>
-      <w:pPr>
-        <w:autoSpaceDN w:val="0"/>
-        <w:autoSpaceDE w:val="0"/>
-        <w:widowControl/>
-        <w:spacing w:line="14" w:lineRule="exact" w:before="0" w:after="0"/>
-        <w:ind w:left="0" w:right="0"/>
-      </w:pPr>
-    </w:p>
     <w:p>
       <w:pPr>
         <w:autoSpaceDN w:val="0"/>
@@ -13376,27 +13514,68 @@
         <w:autoSpaceDN w:val="0"/>
         <w:autoSpaceDE w:val="0"/>
         <w:widowControl/>
-        <w:spacing w:line="20" w:lineRule="exact" w:before="0" w:after="0"/>
-        <w:ind w:left="0" w:right="0"/>
+        <w:spacing w:line="233" w:lineRule="auto" w:before="36" w:after="14"/>
+        <w:ind w:left="1136" w:right="0" w:firstLine="0"/>
+        <w:jc w:val="left"/>
       </w:pPr>
+      <w:r>
+        <w:rPr>
+          <w:rFonts w:ascii="Liberation Sans" w:hAnsi="Liberation Sans" w:eastAsia="Liberation Sans"/>
+          <w:b/>
+          <w:i w:val="0"/>
+          <w:color w:val="2D3748"/>
+          <w:sz w:val="15"/>
+        </w:rPr>
+        <w:t>Sumber/</w:t>
+      </w:r>
+      <w:r>
+        <w:rPr>
+          <w:rFonts w:ascii="Liberation Sans" w:hAnsi="Liberation Sans" w:eastAsia="Liberation Sans"/>
+          <w:b/>
+          <w:i/>
+          <w:color w:val="2D3748"/>
+          <w:sz w:val="15"/>
+        </w:rPr>
+        <w:t>Source:</w:t>
+      </w:r>
+      <w:r>
+        <w:rPr>
+          <w:rFonts w:ascii="Liberation Sans" w:hAnsi="Liberation Sans" w:eastAsia="Liberation Sans"/>
+          <w:b w:val="0"/>
+          <w:i w:val="0"/>
+          <w:color w:val="4A5568"/>
+          <w:sz w:val="15"/>
+        </w:rPr>
+        <w:t xml:space="preserve">Pemerintah Kelurahan Pasir Wan Salim &amp; BPS Kabupaten Mempawah — PODES 2025 / </w:t>
+      </w:r>
+      <w:r>
+        <w:rPr>
+          <w:rFonts w:ascii="Liberation Sans" w:hAnsi="Liberation Sans" w:eastAsia="Liberation Sans"/>
+          <w:b w:val="0"/>
+          <w:i/>
+          <w:color w:val="4A5568"/>
+          <w:sz w:val="15"/>
+        </w:rPr>
+        <w:t>Government of Pasir Wan Salim</w:t>
+      </w:r>
     </w:p>
     <w:tbl>
       <w:tblPr>
         <w:tblW w:type="auto" w:w="0"/>
         <w:tblLayout w:type="fixed"/>
         <w:tblLook w:firstColumn="1" w:firstRow="1" w:lastColumn="0" w:lastRow="0" w:noHBand="0" w:noVBand="1" w:val="04A0"/>
-        <w:tblInd w:w="560.0" w:type="dxa"/>
+        <w:tblInd w:w="1200.0" w:type="dxa"/>
       </w:tblPr>
       <w:tblGrid>
         <w:gridCol w:w="9019"/>
       </w:tblGrid>
       <w:tr>
         <w:trPr>
-          <w:trHeight w:hRule="exact" w:val="264"/>
+          <w:trHeight w:hRule="exact" w:val="240"/>
         </w:trPr>
         <w:tc>
           <w:tcPr>
-            <w:tcW w:type="dxa" w:w="10480"/>
+            <w:tcW w:type="dxa" w:w="8260"/>
             <w:tcBorders/>
             <w:shd w:fill="f7fafb"/>
             <w:tcMar>
@@ -13409,40 +13588,10 @@
               <w:autoSpaceDN w:val="0"/>
               <w:autoSpaceDE w:val="0"/>
               <w:widowControl/>
-              <w:spacing w:line="233" w:lineRule="auto" w:before="36" w:after="0"/>
-              <w:ind w:left="576" w:right="0" w:firstLine="0"/>
+              <w:spacing w:line="230" w:lineRule="auto" w:before="14" w:after="0"/>
+              <w:ind w:left="1212" w:right="0" w:firstLine="0"/>
               <w:jc w:val="left"/>
             </w:pPr>
-            <w:r>
-              <w:rPr>
-                <w:rFonts w:ascii="Liberation Sans" w:hAnsi="Liberation Sans" w:eastAsia="Liberation Sans"/>
-                <w:b/>
-                <w:i w:val="0"/>
-                <w:color w:val="2D3748"/>
-                <w:sz w:val="15"/>
-              </w:rPr>
-              <w:t>Sumber/</w:t>
-            </w:r>
-            <w:r>
-              <w:rPr>
-                <w:rFonts w:ascii="Liberation Sans" w:hAnsi="Liberation Sans" w:eastAsia="Liberation Sans"/>
-                <w:b/>
-                <w:i/>
-                <w:color w:val="2D3748"/>
-                <w:sz w:val="15"/>
-              </w:rPr>
-              <w:t>Source:</w:t>
-            </w:r>
-            <w:r>
-              <w:rPr>
-                <w:rFonts w:ascii="Liberation Sans" w:hAnsi="Liberation Sans" w:eastAsia="Liberation Sans"/>
-                <w:b w:val="0"/>
-                <w:i w:val="0"/>
-                <w:color w:val="4A5568"/>
-                <w:sz w:val="15"/>
-              </w:rPr>
-              <w:t xml:space="preserve">Badan Pusat Statistik Kabupaten Mempawah — PODES 2025 / </w:t>
-            </w:r>
             <w:r>
               <w:rPr>
                 <w:rFonts w:ascii="Liberation Sans" w:hAnsi="Liberation Sans" w:eastAsia="Liberation Sans"/>
@@ -13451,7 +13600,7 @@
                 <w:color w:val="4A5568"/>
                 <w:sz w:val="15"/>
               </w:rPr>
-              <w:t>BPS-Statistics Mempawah Regency — PODES 2025</w:t>
+              <w:t>Urban Village &amp; BPS-Statistics Mempawah Regency — PODES 2025</w:t>
             </w:r>
           </w:p>
         </w:tc>
@@ -13462,7 +13611,7 @@
         <w:autoSpaceDN w:val="0"/>
         <w:autoSpaceDE w:val="0"/>
         <w:widowControl/>
-        <w:spacing w:line="10428" w:lineRule="exact" w:before="0" w:after="0"/>
+        <w:spacing w:line="10234" w:lineRule="exact" w:before="0" w:after="0"/>
         <w:ind w:left="0" w:right="0"/>
       </w:pPr>
     </w:p>
@@ -13533,24 +13682,6 @@
     </w:p>
     <w:p>
       <w:pPr>
-        <w:autoSpaceDN w:val="0"/>
-        <w:autoSpaceDE w:val="0"/>
-        <w:widowControl/>
-        <w:spacing w:line="14" w:lineRule="exact" w:before="0" w:after="0"/>
-        <w:ind w:left="0" w:right="0"/>
-      </w:pPr>
-    </w:p>
-    <w:p>
-      <w:pPr>
-        <w:autoSpaceDN w:val="0"/>
-        <w:autoSpaceDE w:val="0"/>
-        <w:widowControl/>
-        <w:spacing w:line="14" w:lineRule="exact" w:before="0" w:after="0"/>
-        <w:ind w:left="0" w:right="0"/>
-      </w:pPr>
-    </w:p>
-    <w:p>
-      <w:pPr>
         <w:sectPr>
           <w:pgSz w:w="11899" w:h="16838"/>
           <w:pgMar w:top="0" w:right="0" w:bottom="0" w:left="0" w:header="720" w:footer="720" w:gutter="0"/>
@@ -13564,7 +13695,7 @@
         <w:autoSpaceDN w:val="0"/>
         <w:autoSpaceDE w:val="0"/>
         <w:widowControl/>
-        <w:spacing w:line="220" w:lineRule="exact" w:before="0" w:after="214"/>
+        <w:spacing w:line="220" w:lineRule="exact" w:before="0" w:after="6050"/>
         <w:ind w:left="0" w:right="0"/>
       </w:pPr>
       <w:r>
@@ -13575,9 +13706,9 @@
               <wp:posOffset>1244600</wp:posOffset>
             </wp:positionH>
             <wp:positionV relativeFrom="page">
-              <wp:posOffset>4978400</wp:posOffset>
+              <wp:posOffset>4572000</wp:posOffset>
             </wp:positionV>
-            <wp:extent cx="6311900" cy="2628900"/>
+            <wp:extent cx="6311900" cy="2667000"/>
             <wp:wrapNone/>
             <wp:docPr id="4" name="Picture 4"/>
             <wp:cNvGraphicFramePr>
@@ -13599,7 +13730,7 @@
                   <pic:spPr>
                     <a:xfrm>
                       <a:off x="0" y="0"/>
-                      <a:ext cx="6311900" cy="2628900"/>
+                      <a:ext cx="6311900" cy="2667000"/>
                     </a:xfrm>
                     <a:prstGeom prst="rect"/>
                   </pic:spPr>
@@ -13610,39 +13741,6 @@
         </w:drawing>
       </w:r>
     </w:p>
-    <w:p>
-      <w:pPr>
-        <w:autoSpaceDN w:val="0"/>
-        <w:autoSpaceDE w:val="0"/>
-        <w:widowControl/>
-        <w:spacing w:line="254" w:lineRule="auto" w:before="0" w:after="7006"/>
-        <w:ind w:left="340" w:right="5616" w:firstLine="0"/>
-        <w:jc w:val="left"/>
-      </w:pPr>
-      <w:r>
-        <w:rPr>
-          <w:rFonts w:ascii="Liberation Sans" w:hAnsi="Liberation Sans" w:eastAsia="Liberation Sans"/>
-          <w:b/>
-          <w:i w:val="0"/>
-          <w:color w:val="EB8A3C"/>
-          <w:sz w:val="17"/>
-        </w:rPr>
-        <w:t xml:space="preserve">POTENSI KELURAHAN PASIR WAN SALIM 2026 </w:t>
-      </w:r>
-      <w:r>
-        <w:br/>
-      </w:r>
-      <w:r>
-        <w:rPr>
-          <w:rFonts w:ascii="Liberation Sans" w:hAnsi="Liberation Sans" w:eastAsia="Liberation Sans"/>
-          <w:b/>
-          <w:i/>
-          <w:color w:val="EB8A3C"/>
-          <w:sz w:val="17"/>
-        </w:rPr>
-        <w:t>POTENTIALS OF PASIR WAN SALIM URBAN VILLAGE 2026</w:t>
-      </w:r>
-    </w:p>
     <w:tbl>
       <w:tblPr>
         <w:tblW w:type="auto" w:w="0"/>
@@ -13651,12 +13749,12 @@
         <w:tblInd w:w="1124.0" w:type="dxa"/>
       </w:tblPr>
       <w:tblGrid>
-        <w:gridCol w:w="5407"/>
-        <w:gridCol w:w="5407"/>
+        <w:gridCol w:w="5392"/>
+        <w:gridCol w:w="5392"/>
       </w:tblGrid>
       <w:tr>
         <w:trPr>
-          <w:trHeight w:hRule="exact" w:val="1300"/>
+          <w:trHeight w:hRule="exact" w:val="1202"/>
         </w:trPr>
         <w:tc>
           <w:tcPr>
@@ -13672,8 +13770,8 @@
               <w:autoSpaceDN w:val="0"/>
               <w:autoSpaceDE w:val="0"/>
               <w:widowControl/>
-              <w:spacing w:line="245" w:lineRule="auto" w:before="60" w:after="0"/>
-              <w:ind w:left="1152" w:right="288" w:firstLine="0"/>
+              <w:spacing w:line="245" w:lineRule="auto" w:before="0" w:after="0"/>
+              <w:ind w:left="1152" w:right="432" w:firstLine="0"/>
               <w:jc w:val="center"/>
             </w:pPr>
             <w:r>
@@ -13682,7 +13780,7 @@
                 <w:b/>
                 <w:i w:val="0"/>
                 <w:color w:val="FFFFFF"/>
-                <w:sz w:val="72"/>
+                <w:sz w:val="68"/>
               </w:rPr>
               <w:t xml:space="preserve">4 </w:t>
             </w:r>
@@ -13694,8 +13792,8 @@
                 <w:rFonts w:ascii="Liberation Sans" w:hAnsi="Liberation Sans" w:eastAsia="Liberation Sans"/>
                 <w:b/>
                 <w:i w:val="0"/>
-                <w:color w:val="FFFFFF"/>
-                <w:sz w:val="20"/>
+                <w:color w:val="EB8A3C"/>
+                <w:sz w:val="19"/>
               </w:rPr>
               <w:t>BAB</w:t>
             </w:r>
@@ -13705,8 +13803,8 @@
               <w:autoSpaceDN w:val="0"/>
               <w:autoSpaceDE w:val="0"/>
               <w:widowControl/>
-              <w:spacing w:line="233" w:lineRule="auto" w:before="22" w:after="0"/>
-              <w:ind w:left="0" w:right="340" w:firstLine="0"/>
+              <w:spacing w:line="233" w:lineRule="auto" w:before="34" w:after="0"/>
+              <w:ind w:left="0" w:right="360" w:firstLine="0"/>
               <w:jc w:val="right"/>
             </w:pPr>
             <w:r>
@@ -13714,8 +13812,8 @@
                 <w:rFonts w:ascii="Liberation Sans" w:hAnsi="Liberation Sans" w:eastAsia="Liberation Sans"/>
                 <w:b/>
                 <w:i/>
-                <w:color w:val="FFFFFF"/>
-                <w:sz w:val="16"/>
+                <w:color w:val="FEF08A"/>
+                <w:sz w:val="15"/>
               </w:rPr>
               <w:t>Chapter</w:t>
             </w:r>
@@ -13723,7 +13821,7 @@
         </w:tc>
         <w:tc>
           <w:tcPr>
-            <w:tcW w:type="dxa" w:w="7440"/>
+            <w:tcW w:type="dxa" w:w="7420"/>
             <w:tcBorders/>
             <w:tcMar>
               <w:start w:w="0" w:type="dxa"/>
@@ -13735,8 +13833,8 @@
               <w:autoSpaceDN w:val="0"/>
               <w:autoSpaceDE w:val="0"/>
               <w:widowControl/>
-              <w:spacing w:line="350" w:lineRule="auto" w:before="242" w:after="0"/>
-              <w:ind w:left="370" w:right="144" w:firstLine="0"/>
+              <w:spacing w:line="355" w:lineRule="auto" w:before="160" w:after="0"/>
+              <w:ind w:left="370" w:right="0" w:firstLine="0"/>
               <w:jc w:val="left"/>
             </w:pPr>
             <w:r>
@@ -13754,7 +13852,7 @@
                 <w:rFonts w:ascii="Liberation Sans" w:hAnsi="Liberation Sans" w:eastAsia="Liberation Sans"/>
                 <w:b/>
                 <w:i/>
-                <w:color w:val="FFFFFF"/>
+                <w:color w:val="FEF08A"/>
                 <w:sz w:val="24"/>
               </w:rPr>
               <w:t>TRANSPORTATION, COMMUNICATION &amp; ECONOMY</w:t>
@@ -13768,8 +13866,8 @@
         <w:autoSpaceDN w:val="0"/>
         <w:autoSpaceDE w:val="0"/>
         <w:widowControl/>
-        <w:spacing w:line="233" w:lineRule="auto" w:before="1146" w:after="0"/>
-        <w:ind w:left="1788" w:right="0" w:firstLine="0"/>
+        <w:spacing w:line="233" w:lineRule="auto" w:before="1206" w:after="0"/>
+        <w:ind w:left="1818" w:right="0" w:firstLine="0"/>
         <w:jc w:val="left"/>
       </w:pPr>
       <w:r>
@@ -13828,8 +13926,8 @@
         <w:autoSpaceDN w:val="0"/>
         <w:autoSpaceDE w:val="0"/>
         <w:widowControl/>
-        <w:spacing w:line="233" w:lineRule="auto" w:before="72" w:after="0"/>
-        <w:ind w:left="1788" w:right="0" w:firstLine="0"/>
+        <w:spacing w:line="233" w:lineRule="auto" w:before="74" w:after="0"/>
+        <w:ind w:left="1818" w:right="0" w:firstLine="0"/>
         <w:jc w:val="left"/>
       </w:pPr>
       <w:r>
@@ -13868,7 +13966,7 @@
         <w:autoSpaceDN w:val="0"/>
         <w:autoSpaceDE w:val="0"/>
         <w:widowControl/>
-        <w:spacing w:line="233" w:lineRule="auto" w:before="5050" w:after="0"/>
+        <w:spacing w:line="233" w:lineRule="auto" w:before="5664" w:after="0"/>
         <w:ind w:left="0" w:right="0" w:firstLine="0"/>
         <w:jc w:val="left"/>
       </w:pPr>
@@ -13887,7 +13985,7 @@
       <w:pPr>
         <w:sectPr>
           <w:pgSz w:w="11899" w:h="16838"/>
-          <w:pgMar w:top="432" w:right="288" w:bottom="162" w:left="796" w:header="720" w:footer="720" w:gutter="0"/>
+          <w:pgMar w:top="1440" w:right="318" w:bottom="162" w:left="796" w:header="720" w:footer="720" w:gutter="0"/>
           <w:cols/>
           <w:docGrid w:linePitch="360"/>
         </w:sectPr>
@@ -14797,27 +14895,68 @@
         <w:autoSpaceDN w:val="0"/>
         <w:autoSpaceDE w:val="0"/>
         <w:widowControl/>
-        <w:spacing w:line="20" w:lineRule="exact" w:before="0" w:after="0"/>
-        <w:ind w:left="0" w:right="0"/>
+        <w:spacing w:line="233" w:lineRule="auto" w:before="28" w:after="20"/>
+        <w:ind w:left="1136" w:right="0" w:firstLine="0"/>
+        <w:jc w:val="left"/>
       </w:pPr>
+      <w:r>
+        <w:rPr>
+          <w:rFonts w:ascii="Liberation Sans" w:hAnsi="Liberation Sans" w:eastAsia="Liberation Sans"/>
+          <w:b/>
+          <w:i w:val="0"/>
+          <w:color w:val="2D3748"/>
+          <w:sz w:val="15"/>
+        </w:rPr>
+        <w:t>Sumber/</w:t>
+      </w:r>
+      <w:r>
+        <w:rPr>
+          <w:rFonts w:ascii="Liberation Sans" w:hAnsi="Liberation Sans" w:eastAsia="Liberation Sans"/>
+          <w:b/>
+          <w:i/>
+          <w:color w:val="2D3748"/>
+          <w:sz w:val="15"/>
+        </w:rPr>
+        <w:t>Source:</w:t>
+      </w:r>
+      <w:r>
+        <w:rPr>
+          <w:rFonts w:ascii="Liberation Sans" w:hAnsi="Liberation Sans" w:eastAsia="Liberation Sans"/>
+          <w:b w:val="0"/>
+          <w:i w:val="0"/>
+          <w:color w:val="4A5568"/>
+          <w:sz w:val="15"/>
+        </w:rPr>
+        <w:t xml:space="preserve">Pemerintah Kelurahan Pasir Wan Salim &amp; BPS Kabupaten Mempawah — PODES 2025 / </w:t>
+      </w:r>
+      <w:r>
+        <w:rPr>
+          <w:rFonts w:ascii="Liberation Sans" w:hAnsi="Liberation Sans" w:eastAsia="Liberation Sans"/>
+          <w:b w:val="0"/>
+          <w:i/>
+          <w:color w:val="4A5568"/>
+          <w:sz w:val="15"/>
+        </w:rPr>
+        <w:t>Government of Pasir Wan Salim</w:t>
+      </w:r>
     </w:p>
     <w:tbl>
       <w:tblPr>
         <w:tblW w:type="auto" w:w="0"/>
         <w:tblLayout w:type="fixed"/>
         <w:tblLook w:firstColumn="1" w:firstRow="1" w:lastColumn="0" w:lastRow="0" w:noHBand="0" w:noVBand="1" w:val="04A0"/>
-        <w:tblInd w:w="560.0" w:type="dxa"/>
+        <w:tblInd w:w="1200.0" w:type="dxa"/>
       </w:tblPr>
       <w:tblGrid>
         <w:gridCol w:w="9019"/>
       </w:tblGrid>
       <w:tr>
         <w:trPr>
-          <w:trHeight w:hRule="exact" w:val="256"/>
+          <w:trHeight w:hRule="exact" w:val="250"/>
         </w:trPr>
         <w:tc>
           <w:tcPr>
-            <w:tcW w:type="dxa" w:w="10480"/>
+            <w:tcW w:type="dxa" w:w="8260"/>
             <w:tcBorders/>
             <w:shd w:fill="f7fafb"/>
             <w:tcMar>
@@ -14830,40 +14969,10 @@
               <w:autoSpaceDN w:val="0"/>
               <w:autoSpaceDE w:val="0"/>
               <w:widowControl/>
-              <w:spacing w:line="233" w:lineRule="auto" w:before="28" w:after="0"/>
-              <w:ind w:left="576" w:right="0" w:firstLine="0"/>
+              <w:spacing w:line="233" w:lineRule="auto" w:before="22" w:after="0"/>
+              <w:ind w:left="1212" w:right="0" w:firstLine="0"/>
               <w:jc w:val="left"/>
             </w:pPr>
-            <w:r>
-              <w:rPr>
-                <w:rFonts w:ascii="Liberation Sans" w:hAnsi="Liberation Sans" w:eastAsia="Liberation Sans"/>
-                <w:b/>
-                <w:i w:val="0"/>
-                <w:color w:val="2D3748"/>
-                <w:sz w:val="15"/>
-              </w:rPr>
-              <w:t>Sumber/</w:t>
-            </w:r>
-            <w:r>
-              <w:rPr>
-                <w:rFonts w:ascii="Liberation Sans" w:hAnsi="Liberation Sans" w:eastAsia="Liberation Sans"/>
-                <w:b/>
-                <w:i/>
-                <w:color w:val="2D3748"/>
-                <w:sz w:val="15"/>
-              </w:rPr>
-              <w:t>Source:</w:t>
-            </w:r>
-            <w:r>
-              <w:rPr>
-                <w:rFonts w:ascii="Liberation Sans" w:hAnsi="Liberation Sans" w:eastAsia="Liberation Sans"/>
-                <w:b w:val="0"/>
-                <w:i w:val="0"/>
-                <w:color w:val="4A5568"/>
-                <w:sz w:val="15"/>
-              </w:rPr>
-              <w:t xml:space="preserve">Badan Pusat Statistik Kabupaten Mempawah — PODES 2025 / </w:t>
-            </w:r>
             <w:r>
               <w:rPr>
                 <w:rFonts w:ascii="Liberation Sans" w:hAnsi="Liberation Sans" w:eastAsia="Liberation Sans"/>
@@ -14872,7 +14981,7 @@
                 <w:color w:val="4A5568"/>
                 <w:sz w:val="15"/>
               </w:rPr>
-              <w:t>BPS-Statistics Mempawah Regency — PODES 2025</w:t>
+              <w:t>Urban Village &amp; BPS-Statistics Mempawah Regency — PODES 2025</w:t>
             </w:r>
           </w:p>
         </w:tc>
@@ -14883,7 +14992,7 @@
         <w:autoSpaceDN w:val="0"/>
         <w:autoSpaceDE w:val="0"/>
         <w:widowControl/>
-        <w:spacing w:line="9288" w:lineRule="exact" w:before="0" w:after="0"/>
+        <w:spacing w:line="9078" w:lineRule="exact" w:before="0" w:after="0"/>
         <w:ind w:left="0" w:right="0"/>
       </w:pPr>
     </w:p>
@@ -14934,24 +15043,6 @@
         </w:tc>
       </w:tr>
     </w:tbl>
-    <w:p>
-      <w:pPr>
-        <w:autoSpaceDN w:val="0"/>
-        <w:autoSpaceDE w:val="0"/>
-        <w:widowControl/>
-        <w:spacing w:line="14" w:lineRule="exact" w:before="0" w:after="0"/>
-        <w:ind w:left="0" w:right="0"/>
-      </w:pPr>
-    </w:p>
-    <w:p>
-      <w:pPr>
-        <w:autoSpaceDN w:val="0"/>
-        <w:autoSpaceDE w:val="0"/>
-        <w:widowControl/>
-        <w:spacing w:line="14" w:lineRule="exact" w:before="0" w:after="0"/>
-        <w:ind w:left="0" w:right="0"/>
-      </w:pPr>
-    </w:p>
     <w:p>
       <w:pPr>
         <w:autoSpaceDN w:val="0"/>
@@ -15832,27 +15923,68 @@
         <w:autoSpaceDN w:val="0"/>
         <w:autoSpaceDE w:val="0"/>
         <w:widowControl/>
-        <w:spacing w:line="20" w:lineRule="exact" w:before="0" w:after="0"/>
-        <w:ind w:left="0" w:right="0"/>
+        <w:spacing w:line="230" w:lineRule="auto" w:before="38" w:after="14"/>
+        <w:ind w:left="1136" w:right="0" w:firstLine="0"/>
+        <w:jc w:val="left"/>
       </w:pPr>
+      <w:r>
+        <w:rPr>
+          <w:rFonts w:ascii="Liberation Sans" w:hAnsi="Liberation Sans" w:eastAsia="Liberation Sans"/>
+          <w:b/>
+          <w:i w:val="0"/>
+          <w:color w:val="2D3748"/>
+          <w:sz w:val="15"/>
+        </w:rPr>
+        <w:t>Sumber/</w:t>
+      </w:r>
+      <w:r>
+        <w:rPr>
+          <w:rFonts w:ascii="Liberation Sans" w:hAnsi="Liberation Sans" w:eastAsia="Liberation Sans"/>
+          <w:b/>
+          <w:i/>
+          <w:color w:val="2D3748"/>
+          <w:sz w:val="15"/>
+        </w:rPr>
+        <w:t>Source:</w:t>
+      </w:r>
+      <w:r>
+        <w:rPr>
+          <w:rFonts w:ascii="Liberation Sans" w:hAnsi="Liberation Sans" w:eastAsia="Liberation Sans"/>
+          <w:b w:val="0"/>
+          <w:i w:val="0"/>
+          <w:color w:val="4A5568"/>
+          <w:sz w:val="15"/>
+        </w:rPr>
+        <w:t xml:space="preserve">Pemerintah Kelurahan Pasir Wan Salim &amp; BPS Kabupaten Mempawah — PODES 2025 / </w:t>
+      </w:r>
+      <w:r>
+        <w:rPr>
+          <w:rFonts w:ascii="Liberation Sans" w:hAnsi="Liberation Sans" w:eastAsia="Liberation Sans"/>
+          <w:b w:val="0"/>
+          <w:i/>
+          <w:color w:val="4A5568"/>
+          <w:sz w:val="15"/>
+        </w:rPr>
+        <w:t>Government of Pasir Wan Salim</w:t>
+      </w:r>
     </w:p>
     <w:tbl>
       <w:tblPr>
         <w:tblW w:type="auto" w:w="0"/>
         <w:tblLayout w:type="fixed"/>
         <w:tblLook w:firstColumn="1" w:firstRow="1" w:lastColumn="0" w:lastRow="0" w:noHBand="0" w:noVBand="1" w:val="04A0"/>
-        <w:tblInd w:w="560.0" w:type="dxa"/>
+        <w:tblInd w:w="1200.0" w:type="dxa"/>
       </w:tblPr>
       <w:tblGrid>
         <w:gridCol w:w="9019"/>
       </w:tblGrid>
       <w:tr>
         <w:trPr>
-          <w:trHeight w:hRule="exact" w:val="264"/>
+          <w:trHeight w:hRule="exact" w:val="242"/>
         </w:trPr>
         <w:tc>
           <w:tcPr>
-            <w:tcW w:type="dxa" w:w="10480"/>
+            <w:tcW w:type="dxa" w:w="8260"/>
             <w:tcBorders/>
             <w:shd w:fill="f7fafb"/>
             <w:tcMar>
@@ -15865,40 +15997,10 @@
               <w:autoSpaceDN w:val="0"/>
               <w:autoSpaceDE w:val="0"/>
               <w:widowControl/>
-              <w:spacing w:line="230" w:lineRule="auto" w:before="38" w:after="0"/>
-              <w:ind w:left="576" w:right="0" w:firstLine="0"/>
+              <w:spacing w:line="233" w:lineRule="auto" w:before="14" w:after="0"/>
+              <w:ind w:left="1212" w:right="0" w:firstLine="0"/>
               <w:jc w:val="left"/>
             </w:pPr>
-            <w:r>
-              <w:rPr>
-                <w:rFonts w:ascii="Liberation Sans" w:hAnsi="Liberation Sans" w:eastAsia="Liberation Sans"/>
-                <w:b/>
-                <w:i w:val="0"/>
-                <w:color w:val="2D3748"/>
-                <w:sz w:val="15"/>
-              </w:rPr>
-              <w:t>Sumber/</w:t>
-            </w:r>
-            <w:r>
-              <w:rPr>
-                <w:rFonts w:ascii="Liberation Sans" w:hAnsi="Liberation Sans" w:eastAsia="Liberation Sans"/>
-                <w:b/>
-                <w:i/>
-                <w:color w:val="2D3748"/>
-                <w:sz w:val="15"/>
-              </w:rPr>
-              <w:t>Source:</w:t>
-            </w:r>
-            <w:r>
-              <w:rPr>
-                <w:rFonts w:ascii="Liberation Sans" w:hAnsi="Liberation Sans" w:eastAsia="Liberation Sans"/>
-                <w:b w:val="0"/>
-                <w:i w:val="0"/>
-                <w:color w:val="4A5568"/>
-                <w:sz w:val="15"/>
-              </w:rPr>
-              <w:t xml:space="preserve">Badan Pusat Statistik Kabupaten Mempawah — PODES 2025 / </w:t>
-            </w:r>
             <w:r>
               <w:rPr>
                 <w:rFonts w:ascii="Liberation Sans" w:hAnsi="Liberation Sans" w:eastAsia="Liberation Sans"/>
@@ -15907,7 +16009,7 @@
                 <w:color w:val="4A5568"/>
                 <w:sz w:val="15"/>
               </w:rPr>
-              <w:t>BPS-Statistics Mempawah Regency — PODES 2025</w:t>
+              <w:t>Urban Village &amp; BPS-Statistics Mempawah Regency — PODES 2025</w:t>
             </w:r>
           </w:p>
         </w:tc>
@@ -15918,7 +16020,7 @@
         <w:autoSpaceDN w:val="0"/>
         <w:autoSpaceDE w:val="0"/>
         <w:widowControl/>
-        <w:spacing w:line="10264" w:lineRule="exact" w:before="0" w:after="0"/>
+        <w:spacing w:line="10068" w:lineRule="exact" w:before="0" w:after="0"/>
         <w:ind w:left="0" w:right="0"/>
       </w:pPr>
     </w:p>
@@ -15969,24 +16071,6 @@
         </w:tc>
       </w:tr>
     </w:tbl>
-    <w:p>
-      <w:pPr>
-        <w:autoSpaceDN w:val="0"/>
-        <w:autoSpaceDE w:val="0"/>
-        <w:widowControl/>
-        <w:spacing w:line="14" w:lineRule="exact" w:before="0" w:after="0"/>
-        <w:ind w:left="0" w:right="0"/>
-      </w:pPr>
-    </w:p>
-    <w:p>
-      <w:pPr>
-        <w:autoSpaceDN w:val="0"/>
-        <w:autoSpaceDE w:val="0"/>
-        <w:widowControl/>
-        <w:spacing w:line="14" w:lineRule="exact" w:before="0" w:after="0"/>
-        <w:ind w:left="0" w:right="0"/>
-      </w:pPr>
-    </w:p>
     <w:p>
       <w:pPr>
         <w:autoSpaceDN w:val="0"/>
@@ -16868,27 +16952,68 @@
         <w:autoSpaceDN w:val="0"/>
         <w:autoSpaceDE w:val="0"/>
         <w:widowControl/>
-        <w:spacing w:line="20" w:lineRule="exact" w:before="0" w:after="0"/>
-        <w:ind w:left="0" w:right="0"/>
+        <w:spacing w:line="230" w:lineRule="auto" w:before="28" w:after="22"/>
+        <w:ind w:left="1136" w:right="0" w:firstLine="0"/>
+        <w:jc w:val="left"/>
       </w:pPr>
+      <w:r>
+        <w:rPr>
+          <w:rFonts w:ascii="Liberation Sans" w:hAnsi="Liberation Sans" w:eastAsia="Liberation Sans"/>
+          <w:b/>
+          <w:i w:val="0"/>
+          <w:color w:val="2D3748"/>
+          <w:sz w:val="15"/>
+        </w:rPr>
+        <w:t>Sumber/</w:t>
+      </w:r>
+      <w:r>
+        <w:rPr>
+          <w:rFonts w:ascii="Liberation Sans" w:hAnsi="Liberation Sans" w:eastAsia="Liberation Sans"/>
+          <w:b/>
+          <w:i/>
+          <w:color w:val="2D3748"/>
+          <w:sz w:val="15"/>
+        </w:rPr>
+        <w:t>Source:</w:t>
+      </w:r>
+      <w:r>
+        <w:rPr>
+          <w:rFonts w:ascii="Liberation Sans" w:hAnsi="Liberation Sans" w:eastAsia="Liberation Sans"/>
+          <w:b w:val="0"/>
+          <w:i w:val="0"/>
+          <w:color w:val="4A5568"/>
+          <w:sz w:val="15"/>
+        </w:rPr>
+        <w:t xml:space="preserve">Pemerintah Kelurahan Pasir Wan Salim &amp; BPS Kabupaten Mempawah — PODES 2025 / </w:t>
+      </w:r>
+      <w:r>
+        <w:rPr>
+          <w:rFonts w:ascii="Liberation Sans" w:hAnsi="Liberation Sans" w:eastAsia="Liberation Sans"/>
+          <w:b w:val="0"/>
+          <w:i/>
+          <w:color w:val="4A5568"/>
+          <w:sz w:val="15"/>
+        </w:rPr>
+        <w:t>Government of Pasir Wan Salim</w:t>
+      </w:r>
     </w:p>
     <w:tbl>
       <w:tblPr>
         <w:tblW w:type="auto" w:w="0"/>
         <w:tblLayout w:type="fixed"/>
         <w:tblLook w:firstColumn="1" w:firstRow="1" w:lastColumn="0" w:lastRow="0" w:noHBand="0" w:noVBand="1" w:val="04A0"/>
-        <w:tblInd w:w="560.0" w:type="dxa"/>
+        <w:tblInd w:w="1200.0" w:type="dxa"/>
       </w:tblPr>
       <w:tblGrid>
         <w:gridCol w:w="9019"/>
       </w:tblGrid>
       <w:tr>
         <w:trPr>
-          <w:trHeight w:hRule="exact" w:val="254"/>
+          <w:trHeight w:hRule="exact" w:val="248"/>
         </w:trPr>
         <w:tc>
           <w:tcPr>
-            <w:tcW w:type="dxa" w:w="10480"/>
+            <w:tcW w:type="dxa" w:w="8260"/>
             <w:tcBorders/>
             <w:shd w:fill="f7fafb"/>
             <w:tcMar>
@@ -16901,40 +17026,10 @@
               <w:autoSpaceDN w:val="0"/>
               <w:autoSpaceDE w:val="0"/>
               <w:widowControl/>
-              <w:spacing w:line="230" w:lineRule="auto" w:before="28" w:after="0"/>
-              <w:ind w:left="576" w:right="0" w:firstLine="0"/>
+              <w:spacing w:line="230" w:lineRule="auto" w:before="22" w:after="0"/>
+              <w:ind w:left="1212" w:right="0" w:firstLine="0"/>
               <w:jc w:val="left"/>
             </w:pPr>
-            <w:r>
-              <w:rPr>
-                <w:rFonts w:ascii="Liberation Sans" w:hAnsi="Liberation Sans" w:eastAsia="Liberation Sans"/>
-                <w:b/>
-                <w:i w:val="0"/>
-                <w:color w:val="2D3748"/>
-                <w:sz w:val="15"/>
-              </w:rPr>
-              <w:t>Sumber/</w:t>
-            </w:r>
-            <w:r>
-              <w:rPr>
-                <w:rFonts w:ascii="Liberation Sans" w:hAnsi="Liberation Sans" w:eastAsia="Liberation Sans"/>
-                <w:b/>
-                <w:i/>
-                <w:color w:val="2D3748"/>
-                <w:sz w:val="15"/>
-              </w:rPr>
-              <w:t>Source:</w:t>
-            </w:r>
-            <w:r>
-              <w:rPr>
-                <w:rFonts w:ascii="Liberation Sans" w:hAnsi="Liberation Sans" w:eastAsia="Liberation Sans"/>
-                <w:b w:val="0"/>
-                <w:i w:val="0"/>
-                <w:color w:val="4A5568"/>
-                <w:sz w:val="15"/>
-              </w:rPr>
-              <w:t xml:space="preserve">Badan Pusat Statistik Kabupaten Mempawah — PODES 2025 / </w:t>
-            </w:r>
             <w:r>
               <w:rPr>
                 <w:rFonts w:ascii="Liberation Sans" w:hAnsi="Liberation Sans" w:eastAsia="Liberation Sans"/>
@@ -16943,7 +17038,7 @@
                 <w:color w:val="4A5568"/>
                 <w:sz w:val="15"/>
               </w:rPr>
-              <w:t>BPS-Statistics Mempawah Regency — PODES 2025</w:t>
+              <w:t>Urban Village &amp; BPS-Statistics Mempawah Regency — PODES 2025</w:t>
             </w:r>
           </w:p>
         </w:tc>
@@ -16954,7 +17049,7 @@
         <w:autoSpaceDN w:val="0"/>
         <w:autoSpaceDE w:val="0"/>
         <w:widowControl/>
-        <w:spacing w:line="8974" w:lineRule="exact" w:before="0" w:after="0"/>
+        <w:spacing w:line="8764" w:lineRule="exact" w:before="0" w:after="0"/>
         <w:ind w:left="0" w:right="0"/>
       </w:pPr>
     </w:p>
@@ -17025,24 +17120,6 @@
     </w:p>
     <w:p>
       <w:pPr>
-        <w:autoSpaceDN w:val="0"/>
-        <w:autoSpaceDE w:val="0"/>
-        <w:widowControl/>
-        <w:spacing w:line="14" w:lineRule="exact" w:before="0" w:after="0"/>
-        <w:ind w:left="0" w:right="0"/>
-      </w:pPr>
-    </w:p>
-    <w:p>
-      <w:pPr>
-        <w:autoSpaceDN w:val="0"/>
-        <w:autoSpaceDE w:val="0"/>
-        <w:widowControl/>
-        <w:spacing w:line="14" w:lineRule="exact" w:before="0" w:after="0"/>
-        <w:ind w:left="0" w:right="0"/>
-      </w:pPr>
-    </w:p>
-    <w:p>
-      <w:pPr>
         <w:sectPr>
           <w:pgSz w:w="11899" w:h="16838"/>
           <w:pgMar w:top="0" w:right="0" w:bottom="0" w:left="0" w:header="720" w:footer="720" w:gutter="0"/>
@@ -17056,7 +17133,7 @@
         <w:autoSpaceDN w:val="0"/>
         <w:autoSpaceDE w:val="0"/>
         <w:widowControl/>
-        <w:spacing w:line="220" w:lineRule="exact" w:before="0" w:after="214"/>
+        <w:spacing w:line="220" w:lineRule="exact" w:before="0" w:after="6030"/>
         <w:ind w:left="0" w:right="0"/>
       </w:pPr>
       <w:r>
@@ -17067,9 +17144,9 @@
               <wp:posOffset>1244600</wp:posOffset>
             </wp:positionH>
             <wp:positionV relativeFrom="page">
-              <wp:posOffset>4965700</wp:posOffset>
+              <wp:posOffset>4559300</wp:posOffset>
             </wp:positionV>
-            <wp:extent cx="6311900" cy="2654300"/>
+            <wp:extent cx="6311900" cy="2692400"/>
             <wp:wrapNone/>
             <wp:docPr id="5" name="Picture 5"/>
             <wp:cNvGraphicFramePr>
@@ -17091,7 +17168,7 @@
                   <pic:spPr>
                     <a:xfrm>
                       <a:off x="0" y="0"/>
-                      <a:ext cx="6311900" cy="2654300"/>
+                      <a:ext cx="6311900" cy="2692400"/>
                     </a:xfrm>
                     <a:prstGeom prst="rect"/>
                   </pic:spPr>
@@ -17102,57 +17179,24 @@
         </w:drawing>
       </w:r>
     </w:p>
-    <w:p>
-      <w:pPr>
-        <w:autoSpaceDN w:val="0"/>
-        <w:autoSpaceDE w:val="0"/>
-        <w:widowControl/>
-        <w:spacing w:line="254" w:lineRule="auto" w:before="0" w:after="6994"/>
-        <w:ind w:left="340" w:right="5616" w:firstLine="0"/>
-        <w:jc w:val="left"/>
-      </w:pPr>
-      <w:r>
-        <w:rPr>
-          <w:rFonts w:ascii="Liberation Sans" w:hAnsi="Liberation Sans" w:eastAsia="Liberation Sans"/>
-          <w:b/>
-          <w:i w:val="0"/>
-          <w:color w:val="EB8A3C"/>
-          <w:sz w:val="17"/>
-        </w:rPr>
-        <w:t xml:space="preserve">POTENSI KELURAHAN PASIR WAN SALIM 2026 </w:t>
-      </w:r>
-      <w:r>
-        <w:br/>
-      </w:r>
-      <w:r>
-        <w:rPr>
-          <w:rFonts w:ascii="Liberation Sans" w:hAnsi="Liberation Sans" w:eastAsia="Liberation Sans"/>
-          <w:b/>
-          <w:i/>
-          <w:color w:val="EB8A3C"/>
-          <w:sz w:val="17"/>
-        </w:rPr>
-        <w:t>POTENTIALS OF PASIR WAN SALIM URBAN VILLAGE 2026</w:t>
-      </w:r>
-    </w:p>
     <w:tbl>
       <w:tblPr>
         <w:tblW w:type="auto" w:w="0"/>
         <w:tblLayout w:type="fixed"/>
         <w:tblLook w:firstColumn="1" w:firstRow="1" w:lastColumn="0" w:lastRow="0" w:noHBand="0" w:noVBand="1" w:val="04A0"/>
-        <w:tblInd w:w="1164.0" w:type="dxa"/>
+        <w:tblInd w:w="1124.0" w:type="dxa"/>
       </w:tblPr>
       <w:tblGrid>
-        <w:gridCol w:w="5407"/>
-        <w:gridCol w:w="5407"/>
+        <w:gridCol w:w="5392"/>
+        <w:gridCol w:w="5392"/>
       </w:tblGrid>
       <w:tr>
         <w:trPr>
-          <w:trHeight w:hRule="exact" w:val="1062"/>
+          <w:trHeight w:hRule="exact" w:val="1376"/>
         </w:trPr>
         <w:tc>
           <w:tcPr>
-            <w:tcW w:type="dxa" w:w="2000"/>
+            <w:tcW w:type="dxa" w:w="2080"/>
             <w:tcBorders/>
             <w:tcMar>
               <w:start w:w="0" w:type="dxa"/>
@@ -17164,8 +17208,8 @@
               <w:autoSpaceDN w:val="0"/>
               <w:autoSpaceDE w:val="0"/>
               <w:widowControl/>
-              <w:spacing w:line="245" w:lineRule="auto" w:before="72" w:after="0"/>
-              <w:ind w:left="1152" w:right="288" w:firstLine="0"/>
+              <w:spacing w:line="245" w:lineRule="auto" w:before="20" w:after="0"/>
+              <w:ind w:left="1152" w:right="432" w:firstLine="0"/>
               <w:jc w:val="center"/>
             </w:pPr>
             <w:r>
@@ -17174,7 +17218,7 @@
                 <w:b/>
                 <w:i w:val="0"/>
                 <w:color w:val="FFFFFF"/>
-                <w:sz w:val="72"/>
+                <w:sz w:val="68"/>
               </w:rPr>
               <w:t xml:space="preserve">5 </w:t>
             </w:r>
@@ -17186,16 +17230,36 @@
                 <w:rFonts w:ascii="Liberation Sans" w:hAnsi="Liberation Sans" w:eastAsia="Liberation Sans"/>
                 <w:b/>
                 <w:i w:val="0"/>
-                <w:color w:val="FFFFFF"/>
-                <w:sz w:val="20"/>
+                <w:color w:val="EB8A3C"/>
+                <w:sz w:val="19"/>
               </w:rPr>
               <w:t>BAB</w:t>
+            </w:r>
+          </w:p>
+          <w:p>
+            <w:pPr>
+              <w:autoSpaceDN w:val="0"/>
+              <w:autoSpaceDE w:val="0"/>
+              <w:widowControl/>
+              <w:spacing w:line="233" w:lineRule="auto" w:before="34" w:after="0"/>
+              <w:ind w:left="0" w:right="360" w:firstLine="0"/>
+              <w:jc w:val="right"/>
+            </w:pPr>
+            <w:r>
+              <w:rPr>
+                <w:rFonts w:ascii="Liberation Sans" w:hAnsi="Liberation Sans" w:eastAsia="Liberation Sans"/>
+                <w:b/>
+                <w:i/>
+                <w:color w:val="FEF08A"/>
+                <w:sz w:val="15"/>
+              </w:rPr>
+              <w:t>Chapter</w:t>
             </w:r>
           </w:p>
         </w:tc>
         <w:tc>
           <w:tcPr>
-            <w:tcW w:type="dxa" w:w="6900"/>
+            <w:tcW w:type="dxa" w:w="7440"/>
             <w:tcBorders/>
             <w:tcMar>
               <w:start w:w="0" w:type="dxa"/>
@@ -17207,8 +17271,8 @@
               <w:autoSpaceDN w:val="0"/>
               <w:autoSpaceDE w:val="0"/>
               <w:widowControl/>
-              <w:spacing w:line="245" w:lineRule="auto" w:before="60" w:after="0"/>
-              <w:ind w:left="410" w:right="720" w:firstLine="0"/>
+              <w:spacing w:line="245" w:lineRule="auto" w:before="0" w:after="0"/>
+              <w:ind w:left="370" w:right="1296" w:firstLine="0"/>
               <w:jc w:val="left"/>
             </w:pPr>
             <w:r>
@@ -17232,78 +17296,12 @@
               <w:t>INFORMASI DESA</w:t>
             </w:r>
           </w:p>
-        </w:tc>
-      </w:tr>
-    </w:tbl>
-    <w:p>
-      <w:pPr>
-        <w:autoSpaceDN w:val="0"/>
-        <w:autoSpaceDE w:val="0"/>
-        <w:widowControl/>
-        <w:spacing w:line="20" w:lineRule="exact" w:before="0" w:after="0"/>
-        <w:ind w:left="0" w:right="0"/>
-      </w:pPr>
-    </w:p>
-    <w:tbl>
-      <w:tblPr>
-        <w:tblW w:type="auto" w:w="0"/>
-        <w:tblLayout w:type="fixed"/>
-        <w:tblLook w:firstColumn="1" w:firstRow="1" w:lastColumn="0" w:lastRow="0" w:noHBand="0" w:noVBand="1" w:val="04A0"/>
-        <w:tblInd w:w="1124.0" w:type="dxa"/>
-      </w:tblPr>
-      <w:tblGrid>
-        <w:gridCol w:w="5407"/>
-        <w:gridCol w:w="5407"/>
-      </w:tblGrid>
-      <w:tr>
-        <w:trPr>
-          <w:trHeight w:hRule="exact" w:val="436"/>
-        </w:trPr>
-        <w:tc>
-          <w:tcPr>
-            <w:tcW w:type="dxa" w:w="2080"/>
-            <w:tcBorders/>
-            <w:tcMar>
-              <w:start w:w="0" w:type="dxa"/>
-              <w:end w:w="0" w:type="dxa"/>
-            </w:tcMar>
-          </w:tcPr>
           <w:p>
             <w:pPr>
               <w:autoSpaceDN w:val="0"/>
               <w:autoSpaceDE w:val="0"/>
               <w:widowControl/>
-              <w:spacing w:line="233" w:lineRule="auto" w:before="60" w:after="0"/>
-              <w:ind w:left="0" w:right="340" w:firstLine="0"/>
-              <w:jc w:val="right"/>
-            </w:pPr>
-            <w:r>
-              <w:rPr>
-                <w:rFonts w:ascii="Liberation Sans" w:hAnsi="Liberation Sans" w:eastAsia="Liberation Sans"/>
-                <w:b/>
-                <w:i/>
-                <w:color w:val="FFFFFF"/>
-                <w:sz w:val="16"/>
-              </w:rPr>
-              <w:t>Chapter</w:t>
-            </w:r>
-          </w:p>
-        </w:tc>
-        <w:tc>
-          <w:tcPr>
-            <w:tcW w:type="dxa" w:w="7440"/>
-            <w:tcBorders/>
-            <w:tcMar>
-              <w:start w:w="0" w:type="dxa"/>
-              <w:end w:w="0" w:type="dxa"/>
-            </w:tcMar>
-          </w:tcPr>
-          <w:p>
-            <w:pPr>
-              <w:autoSpaceDN w:val="0"/>
-              <w:autoSpaceDE w:val="0"/>
-              <w:widowControl/>
-              <w:spacing w:line="233" w:lineRule="auto" w:before="108" w:after="0"/>
+              <w:spacing w:line="233" w:lineRule="auto" w:before="316" w:after="0"/>
               <w:ind w:left="370" w:right="0" w:firstLine="0"/>
               <w:jc w:val="left"/>
             </w:pPr>
@@ -17312,7 +17310,7 @@
                 <w:rFonts w:ascii="Liberation Sans" w:hAnsi="Liberation Sans" w:eastAsia="Liberation Sans"/>
                 <w:b/>
                 <w:i/>
-                <w:color w:val="FFFFFF"/>
+                <w:color w:val="FEF08A"/>
                 <w:sz w:val="24"/>
               </w:rPr>
               <w:t>GOVERNMENT, INSTITUTIONS &amp; VILLAGE INFORMATION</w:t>
@@ -17326,8 +17324,8 @@
         <w:autoSpaceDN w:val="0"/>
         <w:autoSpaceDE w:val="0"/>
         <w:widowControl/>
-        <w:spacing w:line="233" w:lineRule="auto" w:before="1038" w:after="0"/>
-        <w:ind w:left="1788" w:right="0" w:firstLine="0"/>
+        <w:spacing w:line="233" w:lineRule="auto" w:before="1082" w:after="0"/>
+        <w:ind w:left="1818" w:right="0" w:firstLine="0"/>
         <w:jc w:val="left"/>
       </w:pPr>
       <w:r>
@@ -17366,8 +17364,8 @@
         <w:autoSpaceDN w:val="0"/>
         <w:autoSpaceDE w:val="0"/>
         <w:widowControl/>
-        <w:spacing w:line="233" w:lineRule="auto" w:before="72" w:after="0"/>
-        <w:ind w:left="1788" w:right="0" w:firstLine="0"/>
+        <w:spacing w:line="233" w:lineRule="auto" w:before="74" w:after="0"/>
+        <w:ind w:left="1818" w:right="0" w:firstLine="0"/>
         <w:jc w:val="left"/>
       </w:pPr>
       <w:r>
@@ -17416,7 +17414,7 @@
         <w:autoSpaceDN w:val="0"/>
         <w:autoSpaceDE w:val="0"/>
         <w:widowControl/>
-        <w:spacing w:line="233" w:lineRule="auto" w:before="5020" w:after="0"/>
+        <w:spacing w:line="233" w:lineRule="auto" w:before="5634" w:after="0"/>
         <w:ind w:left="0" w:right="0" w:firstLine="0"/>
         <w:jc w:val="left"/>
       </w:pPr>
@@ -17435,7 +17433,7 @@
       <w:pPr>
         <w:sectPr>
           <w:pgSz w:w="11899" w:h="16838"/>
-          <w:pgMar w:top="432" w:right="288" w:bottom="162" w:left="796" w:header="720" w:footer="720" w:gutter="0"/>
+          <w:pgMar w:top="1440" w:right="318" w:bottom="162" w:left="796" w:header="720" w:footer="720" w:gutter="0"/>
           <w:cols/>
           <w:docGrid w:linePitch="360"/>
         </w:sectPr>
@@ -17446,9 +17444,9 @@
         <w:autoSpaceDN w:val="0"/>
         <w:autoSpaceDE w:val="0"/>
         <w:widowControl/>
-        <w:spacing w:line="233" w:lineRule="auto" w:before="866" w:after="0"/>
-        <w:ind w:left="0" w:right="1126" w:firstLine="0"/>
-        <w:jc w:val="right"/>
+        <w:spacing w:line="254" w:lineRule="auto" w:before="866" w:after="0"/>
+        <w:ind w:left="7866" w:right="1008" w:hanging="582"/>
+        <w:jc w:val="left"/>
       </w:pPr>
       <w:r>
         <w:rPr>
@@ -17458,18 +17456,11 @@
           <w:color w:val="EB8A3C"/>
           <w:sz w:val="17"/>
         </w:rPr>
-        <w:t>BAB V PEMERINTAHAN &amp; KELEMBAGAAN</w:t>
+        <w:t xml:space="preserve">BAB V PEMERINTAHAN &amp; KELEMBAGAAN </w:t>
       </w:r>
-    </w:p>
-    <w:p>
-      <w:pPr>
-        <w:autoSpaceDN w:val="0"/>
-        <w:autoSpaceDE w:val="0"/>
-        <w:widowControl/>
-        <w:spacing w:line="233" w:lineRule="auto" w:before="36" w:after="0"/>
-        <w:ind w:left="0" w:right="1126" w:firstLine="0"/>
-        <w:jc w:val="right"/>
-      </w:pPr>
+      <w:r>
+        <w:br/>
+      </w:r>
       <w:r>
         <w:rPr>
           <w:rFonts w:ascii="Liberation Sans" w:hAnsi="Liberation Sans" w:eastAsia="Liberation Sans"/>
@@ -18385,9 +18376,50 @@
         <w:autoSpaceDN w:val="0"/>
         <w:autoSpaceDE w:val="0"/>
         <w:widowControl/>
-        <w:spacing w:line="20" w:lineRule="exact" w:before="0" w:after="0"/>
-        <w:ind w:left="0" w:right="0"/>
+        <w:spacing w:line="233" w:lineRule="auto" w:before="30" w:after="20"/>
+        <w:ind w:left="1136" w:right="0" w:firstLine="0"/>
+        <w:jc w:val="left"/>
       </w:pPr>
+      <w:r>
+        <w:rPr>
+          <w:rFonts w:ascii="Liberation Sans" w:hAnsi="Liberation Sans" w:eastAsia="Liberation Sans"/>
+          <w:b/>
+          <w:i w:val="0"/>
+          <w:color w:val="2D3748"/>
+          <w:sz w:val="15"/>
+        </w:rPr>
+        <w:t>Sumber/</w:t>
+      </w:r>
+      <w:r>
+        <w:rPr>
+          <w:rFonts w:ascii="Liberation Sans" w:hAnsi="Liberation Sans" w:eastAsia="Liberation Sans"/>
+          <w:b/>
+          <w:i/>
+          <w:color w:val="2D3748"/>
+          <w:sz w:val="15"/>
+        </w:rPr>
+        <w:t>Source:</w:t>
+      </w:r>
+      <w:r>
+        <w:rPr>
+          <w:rFonts w:ascii="Liberation Sans" w:hAnsi="Liberation Sans" w:eastAsia="Liberation Sans"/>
+          <w:b w:val="0"/>
+          <w:i w:val="0"/>
+          <w:color w:val="4A5568"/>
+          <w:sz w:val="15"/>
+        </w:rPr>
+        <w:t xml:space="preserve">Pemerintah Kelurahan Pasir Wan Salim &amp; BPS Kabupaten Mempawah — PODES 2025 / </w:t>
+      </w:r>
+      <w:r>
+        <w:rPr>
+          <w:rFonts w:ascii="Liberation Sans" w:hAnsi="Liberation Sans" w:eastAsia="Liberation Sans"/>
+          <w:b w:val="0"/>
+          <w:i/>
+          <w:color w:val="4A5568"/>
+          <w:sz w:val="15"/>
+        </w:rPr>
+        <w:t>Government of Pasir Wan Salim</w:t>
+      </w:r>
     </w:p>
     <w:tbl>
       <w:tblPr>
@@ -18401,13 +18433,13 @@
       </w:tblGrid>
       <w:tr>
         <w:trPr>
-          <w:trHeight w:hRule="exact" w:val="840"/>
+          <w:trHeight w:hRule="exact" w:val="818"/>
         </w:trPr>
         <w:tc>
           <w:tcPr>
             <w:tcW w:type="dxa" w:w="9630"/>
             <w:tcBorders>
-              <w:bottom w:sz="12.0" w:val="single" w:color="#0A3C5C"/>
+              <w:bottom w:sz="12.800000000000182" w:val="single" w:color="#0A3C5C"/>
             </w:tcBorders>
             <w:tcMar>
               <w:start w:w="0" w:type="dxa"/>
@@ -18419,40 +18451,10 @@
               <w:autoSpaceDN w:val="0"/>
               <w:autoSpaceDE w:val="0"/>
               <w:widowControl/>
-              <w:spacing w:line="233" w:lineRule="auto" w:before="30" w:after="0"/>
-              <w:ind w:left="0" w:right="0" w:firstLine="0"/>
+              <w:spacing w:line="233" w:lineRule="auto" w:before="22" w:after="0"/>
+              <w:ind w:left="1272" w:right="0" w:firstLine="0"/>
               <w:jc w:val="left"/>
             </w:pPr>
-            <w:r>
-              <w:rPr>
-                <w:rFonts w:ascii="Liberation Sans" w:hAnsi="Liberation Sans" w:eastAsia="Liberation Sans"/>
-                <w:b/>
-                <w:i w:val="0"/>
-                <w:color w:val="2D3748"/>
-                <w:sz w:val="15"/>
-              </w:rPr>
-              <w:t>Sumber/</w:t>
-            </w:r>
-            <w:r>
-              <w:rPr>
-                <w:rFonts w:ascii="Liberation Sans" w:hAnsi="Liberation Sans" w:eastAsia="Liberation Sans"/>
-                <w:b/>
-                <w:i/>
-                <w:color w:val="2D3748"/>
-                <w:sz w:val="15"/>
-              </w:rPr>
-              <w:t>Source:</w:t>
-            </w:r>
-            <w:r>
-              <w:rPr>
-                <w:rFonts w:ascii="Liberation Sans" w:hAnsi="Liberation Sans" w:eastAsia="Liberation Sans"/>
-                <w:b w:val="0"/>
-                <w:i w:val="0"/>
-                <w:color w:val="4A5568"/>
-                <w:sz w:val="15"/>
-              </w:rPr>
-              <w:t xml:space="preserve">Badan Pusat Statistik Kabupaten Mempawah — PODES 2025 / </w:t>
-            </w:r>
             <w:r>
               <w:rPr>
                 <w:rFonts w:ascii="Liberation Sans" w:hAnsi="Liberation Sans" w:eastAsia="Liberation Sans"/>
@@ -18461,7 +18463,7 @@
                 <w:color w:val="4A5568"/>
                 <w:sz w:val="15"/>
               </w:rPr>
-              <w:t>BPS-Statistics Mempawah Regency — PODES 2025</w:t>
+              <w:t>Urban Village &amp; BPS-Statistics Mempawah Regency — PODES 2025</w:t>
             </w:r>
           </w:p>
         </w:tc>
@@ -18472,7 +18474,7 @@
         <w:autoSpaceDN w:val="0"/>
         <w:autoSpaceDE w:val="0"/>
         <w:widowControl/>
-        <w:spacing w:line="282" w:lineRule="exact" w:before="0" w:after="0"/>
+        <w:spacing w:line="280" w:lineRule="exact" w:before="0" w:after="0"/>
         <w:ind w:left="0" w:right="0"/>
       </w:pPr>
     </w:p>
@@ -18488,7 +18490,7 @@
       </w:tblGrid>
       <w:tr>
         <w:trPr>
-          <w:trHeight w:hRule="exact" w:val="418"/>
+          <w:trHeight w:hRule="exact" w:val="420"/>
         </w:trPr>
         <w:tc>
           <w:tcPr>
@@ -18543,7 +18545,7 @@
       </w:tblGrid>
       <w:tr>
         <w:trPr>
-          <w:trHeight w:hRule="exact" w:val="314"/>
+          <w:trHeight w:hRule="exact" w:val="312"/>
         </w:trPr>
         <w:tc>
           <w:tcPr>
@@ -18560,7 +18562,7 @@
               <w:autoSpaceDN w:val="0"/>
               <w:autoSpaceDE w:val="0"/>
               <w:widowControl/>
-              <w:spacing w:line="235" w:lineRule="auto" w:before="56" w:after="0"/>
+              <w:spacing w:line="233" w:lineRule="auto" w:before="56" w:after="0"/>
               <w:ind w:left="576" w:right="0" w:firstLine="0"/>
               <w:jc w:val="left"/>
             </w:pPr>
@@ -18584,7 +18586,7 @@
         <w:autoSpaceDN w:val="0"/>
         <w:autoSpaceDE w:val="0"/>
         <w:widowControl/>
-        <w:spacing w:line="8262" w:lineRule="exact" w:before="0" w:after="0"/>
+        <w:spacing w:line="8068" w:lineRule="exact" w:before="0" w:after="0"/>
         <w:ind w:left="0" w:right="0"/>
       </w:pPr>
     </w:p>
@@ -18635,24 +18637,6 @@
         </w:tc>
       </w:tr>
     </w:tbl>
-    <w:p>
-      <w:pPr>
-        <w:autoSpaceDN w:val="0"/>
-        <w:autoSpaceDE w:val="0"/>
-        <w:widowControl/>
-        <w:spacing w:line="14" w:lineRule="exact" w:before="0" w:after="0"/>
-        <w:ind w:left="0" w:right="0"/>
-      </w:pPr>
-    </w:p>
-    <w:p>
-      <w:pPr>
-        <w:autoSpaceDN w:val="0"/>
-        <w:autoSpaceDE w:val="0"/>
-        <w:widowControl/>
-        <w:spacing w:line="14" w:lineRule="exact" w:before="0" w:after="0"/>
-        <w:ind w:left="0" w:right="0"/>
-      </w:pPr>
-    </w:p>
     <w:p>
       <w:pPr>
         <w:autoSpaceDN w:val="0"/>

--- a/kegiatan/desa-cantik/2026/pasir-wan-salim/publikasi-potensi-pasir-wan-salim-2026.docx
+++ b/kegiatan/desa-cantik/2026/pasir-wan-salim/publikasi-potensi-pasir-wan-salim-2026.docx
@@ -14,7 +14,7 @@
       </w:tblGrid>
       <w:tr>
         <w:trPr>
-          <w:trHeight w:hRule="exact" w:val="1716"/>
+          <w:trHeight w:hRule="exact" w:val="1738"/>
         </w:trPr>
         <w:tc>
           <w:tcPr>
@@ -43,7 +43,7 @@
                 <w:color w:val="F8FAFC"/>
                 <w:sz w:val="22"/>
               </w:rPr>
-              <w:t>BADAN PUSAT STATISTIK</w:t>
+              <w:t>PEMERINTAH KELURAHAN PASIR WAN SALIM</w:t>
             </w:r>
           </w:p>
         </w:tc>
@@ -70,7 +70,7 @@
       </w:tblGrid>
       <w:tr>
         <w:trPr>
-          <w:trHeight w:hRule="exact" w:val="700"/>
+          <w:trHeight w:hRule="exact" w:val="678"/>
         </w:trPr>
         <w:tc>
           <w:tcPr>
@@ -86,7 +86,7 @@
               <w:autoSpaceDN w:val="0"/>
               <w:autoSpaceDE w:val="0"/>
               <w:widowControl/>
-              <w:spacing w:line="233" w:lineRule="auto" w:before="34" w:after="0"/>
+              <w:spacing w:line="233" w:lineRule="auto" w:before="58" w:after="0"/>
               <w:ind w:left="0" w:right="0" w:firstLine="0"/>
               <w:jc w:val="left"/>
             </w:pPr>
@@ -95,8 +95,8 @@
                 <w:rFonts w:ascii="Liberation Sans" w:hAnsi="Liberation Sans" w:eastAsia="Liberation Sans"/>
                 <w:b/>
                 <w:i w:val="0"/>
-                <w:color w:val="F8FAFC"/>
-                <w:sz w:val="22"/>
+                <w:color w:val="CBD5E1"/>
+                <w:sz w:val="17"/>
               </w:rPr>
               <w:t>KABUPATEN MEMPAWAH</w:t>
             </w:r>

--- a/kegiatan/desa-cantik/2026/pasir-wan-salim/publikasi-potensi-pasir-wan-salim-2026.docx
+++ b/kegiatan/desa-cantik/2026/pasir-wan-salim/publikasi-potensi-pasir-wan-salim-2026.docx
@@ -6286,7 +6286,7 @@
         <w:autoSpaceDN w:val="0"/>
         <w:autoSpaceDE w:val="0"/>
         <w:widowControl/>
-        <w:spacing w:line="220" w:lineRule="exact" w:before="0" w:after="5880"/>
+        <w:spacing w:line="220" w:lineRule="exact" w:before="0" w:after="416"/>
         <w:ind w:left="0" w:right="0"/>
       </w:pPr>
       <w:r>
@@ -6294,12 +6294,12 @@
           <wp:anchor xmlns:a="http://schemas.openxmlformats.org/drawingml/2006/main" xmlns:pic="http://schemas.openxmlformats.org/drawingml/2006/picture" distT="0" distB="0" distL="0" distR="0" simplePos="0" relativeHeight="0" behindDoc="1" locked="0" layoutInCell="1" allowOverlap="1">
             <wp:simplePos x="0" y="0"/>
             <wp:positionH relativeFrom="page">
-              <wp:posOffset>1244600</wp:posOffset>
+              <wp:posOffset>571500</wp:posOffset>
             </wp:positionH>
             <wp:positionV relativeFrom="page">
-              <wp:posOffset>4457700</wp:posOffset>
+              <wp:posOffset>520700</wp:posOffset>
             </wp:positionV>
-            <wp:extent cx="6311900" cy="2882900"/>
+            <wp:extent cx="6400800" cy="3784600"/>
             <wp:wrapNone/>
             <wp:docPr id="1" name="Picture 1"/>
             <wp:cNvGraphicFramePr>
@@ -6321,7 +6321,7 @@
                   <pic:spPr>
                     <a:xfrm>
                       <a:off x="0" y="0"/>
-                      <a:ext cx="6311900" cy="2882900"/>
+                      <a:ext cx="6400800" cy="3784600"/>
                     </a:xfrm>
                     <a:prstGeom prst="rect"/>
                   </pic:spPr>
@@ -6337,19 +6337,19 @@
         <w:tblW w:type="auto" w:w="0"/>
         <w:tblLayout w:type="fixed"/>
         <w:tblLook w:firstColumn="1" w:firstRow="1" w:lastColumn="0" w:lastRow="0" w:noHBand="0" w:noVBand="1" w:val="04A0"/>
-        <w:tblInd w:w="800.0" w:type="dxa"/>
+        <w:tblInd w:w="180.0" w:type="dxa"/>
       </w:tblPr>
       <w:tblGrid>
-        <w:gridCol w:w="5070"/>
-        <w:gridCol w:w="5070"/>
+        <w:gridCol w:w="4846"/>
+        <w:gridCol w:w="4846"/>
       </w:tblGrid>
       <w:tr>
         <w:trPr>
-          <w:trHeight w:hRule="exact" w:val="1390"/>
+          <w:trHeight w:hRule="exact" w:val="1218"/>
         </w:trPr>
         <w:tc>
           <w:tcPr>
-            <w:tcW w:type="dxa" w:w="1760"/>
+            <w:tcW w:type="dxa" w:w="1060"/>
             <w:tcBorders/>
             <w:tcMar>
               <w:start w:w="0" w:type="dxa"/>
@@ -6361,8 +6361,8 @@
               <w:autoSpaceDN w:val="0"/>
               <w:autoSpaceDE w:val="0"/>
               <w:widowControl/>
-              <w:spacing w:line="245" w:lineRule="auto" w:before="34" w:after="0"/>
-              <w:ind w:left="864" w:right="432" w:firstLine="0"/>
+              <w:spacing w:line="245" w:lineRule="auto" w:before="28" w:after="0"/>
+              <w:ind w:left="144" w:right="288" w:firstLine="0"/>
               <w:jc w:val="center"/>
             </w:pPr>
             <w:r>
@@ -6371,7 +6371,7 @@
                 <w:b/>
                 <w:i w:val="0"/>
                 <w:color w:val="FFFFFF"/>
-                <w:sz w:val="68"/>
+                <w:sz w:val="60"/>
               </w:rPr>
               <w:t xml:space="preserve">1 </w:t>
             </w:r>
@@ -6384,7 +6384,7 @@
                 <w:b/>
                 <w:i w:val="0"/>
                 <w:color w:val="EB8A3C"/>
-                <w:sz w:val="19"/>
+                <w:sz w:val="17"/>
               </w:rPr>
               <w:t>BAB</w:t>
             </w:r>
@@ -6394,9 +6394,9 @@
               <w:autoSpaceDN w:val="0"/>
               <w:autoSpaceDE w:val="0"/>
               <w:widowControl/>
-              <w:spacing w:line="233" w:lineRule="auto" w:before="18" w:after="0"/>
-              <w:ind w:left="0" w:right="360" w:firstLine="0"/>
-              <w:jc w:val="right"/>
+              <w:spacing w:line="233" w:lineRule="auto" w:before="2" w:after="0"/>
+              <w:ind w:left="212" w:right="0" w:firstLine="0"/>
+              <w:jc w:val="left"/>
             </w:pPr>
             <w:r>
               <w:rPr>
@@ -6404,7 +6404,7 @@
                 <w:b/>
                 <w:i/>
                 <w:color w:val="FEF08A"/>
-                <w:sz w:val="15"/>
+                <w:sz w:val="14"/>
               </w:rPr>
               <w:t>Chapter</w:t>
             </w:r>
@@ -6412,7 +6412,7 @@
         </w:tc>
         <w:tc>
           <w:tcPr>
-            <w:tcW w:type="dxa" w:w="7220"/>
+            <w:tcW w:type="dxa" w:w="7440"/>
             <w:tcBorders/>
             <w:tcMar>
               <w:start w:w="0" w:type="dxa"/>
@@ -6425,7 +6425,7 @@
               <w:autoSpaceDE w:val="0"/>
               <w:widowControl/>
               <w:spacing w:line="245" w:lineRule="auto" w:before="0" w:after="0"/>
-              <w:ind w:left="370" w:right="288" w:firstLine="0"/>
+              <w:ind w:left="332" w:right="864" w:firstLine="0"/>
               <w:jc w:val="left"/>
             </w:pPr>
             <w:r>
@@ -6434,7 +6434,7 @@
                 <w:b/>
                 <w:i w:val="0"/>
                 <w:color w:val="FFFFFF"/>
-                <w:sz w:val="32"/>
+                <w:sz w:val="30"/>
               </w:rPr>
               <w:t xml:space="preserve">WILAYAH ADMINISTRASI, DEMOGRAFI &amp; </w:t>
             </w:r>
@@ -6444,7 +6444,7 @@
                 <w:b/>
                 <w:i w:val="0"/>
                 <w:color w:val="FFFFFF"/>
-                <w:sz w:val="32"/>
+                <w:sz w:val="30"/>
               </w:rPr>
               <w:t>KAWASAN</w:t>
             </w:r>
@@ -6454,9 +6454,9 @@
               <w:autoSpaceDN w:val="0"/>
               <w:autoSpaceDE w:val="0"/>
               <w:widowControl/>
-              <w:spacing w:line="233" w:lineRule="auto" w:before="314" w:after="0"/>
-              <w:ind w:left="0" w:right="0" w:firstLine="0"/>
-              <w:jc w:val="center"/>
+              <w:spacing w:line="233" w:lineRule="auto" w:before="218" w:after="0"/>
+              <w:ind w:left="332" w:right="0" w:firstLine="0"/>
+              <w:jc w:val="left"/>
             </w:pPr>
             <w:r>
               <w:rPr>
@@ -6464,7 +6464,7 @@
                 <w:b/>
                 <w:i/>
                 <w:color w:val="FEF08A"/>
-                <w:sz w:val="24"/>
+                <w:sz w:val="22"/>
               </w:rPr>
               <w:t>ADMINISTRATIVE AREA, DEMOGRAPHICS &amp; REGION</w:t>
             </w:r>
@@ -6477,39 +6477,124 @@
         <w:autoSpaceDN w:val="0"/>
         <w:autoSpaceDE w:val="0"/>
         <w:widowControl/>
-        <w:spacing w:line="233" w:lineRule="auto" w:before="1068" w:after="0"/>
-        <w:ind w:left="1174" w:right="0" w:firstLine="0"/>
+        <w:spacing w:line="233" w:lineRule="auto" w:before="946" w:after="0"/>
+        <w:ind w:left="12" w:right="0" w:firstLine="0"/>
         <w:jc w:val="left"/>
       </w:pPr>
       <w:r>
         <w:rPr>
           <w:rFonts w:ascii="Liberation Sans" w:hAnsi="Liberation Sans" w:eastAsia="Liberation Sans"/>
-          <w:b w:val="0"/>
+          <w:b/>
           <w:i w:val="0"/>
-          <w:color w:val="334155"/>
-          <w:sz w:val="19"/>
+          <w:color w:val="0B3C5D"/>
+          <w:sz w:val="18"/>
         </w:rPr>
-        <w:t xml:space="preserve">Kelurahan Pasir Wan Salim berstatus sebagai wilayah </w:t>
+        <w:t xml:space="preserve">RINGKASAN INDIKATOR BAB 1 / </w:t>
+      </w:r>
+      <w:r>
+        <w:rPr>
+          <w:rFonts w:ascii="Liberation Sans" w:hAnsi="Liberation Sans" w:eastAsia="Liberation Sans"/>
+          <w:b/>
+          <w:i/>
+          <w:color w:val="0B3C5D"/>
+          <w:sz w:val="18"/>
+        </w:rPr>
+        <w:t>CHAPTER 1 HIGHLIGHTS</w:t>
+      </w:r>
+    </w:p>
+    <w:p>
+      <w:pPr>
+        <w:autoSpaceDN w:val="0"/>
+        <w:tabs>
+          <w:tab w:pos="4800" w:val="left"/>
+        </w:tabs>
+        <w:autoSpaceDE w:val="0"/>
+        <w:widowControl/>
+        <w:spacing w:line="230" w:lineRule="auto" w:before="472" w:after="0"/>
+        <w:ind w:left="206" w:right="0" w:firstLine="0"/>
+        <w:jc w:val="left"/>
+      </w:pPr>
+      <w:r>
+        <w:rPr>
+          <w:rFonts w:ascii="Liberation Sans" w:hAnsi="Liberation Sans" w:eastAsia="Liberation Sans"/>
+          <w:b/>
+          <w:i w:val="0"/>
+          <w:color w:val="166534"/>
+          <w:sz w:val="15"/>
+        </w:rPr>
+        <w:t xml:space="preserve">STATUS WILAYAH / REGIONAL STATUS </w:t>
+      </w:r>
+      <w:r>
+        <w:tab/>
       </w:r>
       <w:r>
         <w:rPr>
           <w:rFonts w:ascii="Liberation Sans" w:hAnsi="Liberation Sans" w:eastAsia="Liberation Sans"/>
           <w:b/>
           <w:i w:val="0"/>
-          <w:color w:val="334155"/>
-          <w:sz w:val="19"/>
+          <w:color w:val="1E40AF"/>
+          <w:sz w:val="15"/>
         </w:rPr>
-        <w:t>Perkotaan</w:t>
+        <w:t>ADMINISTRASI RT / RW</w:t>
+      </w:r>
+    </w:p>
+    <w:p>
+      <w:pPr>
+        <w:autoSpaceDN w:val="0"/>
+        <w:tabs>
+          <w:tab w:pos="4800" w:val="left"/>
+        </w:tabs>
+        <w:autoSpaceDE w:val="0"/>
+        <w:widowControl/>
+        <w:spacing w:line="259" w:lineRule="auto" w:before="82" w:after="0"/>
+        <w:ind w:left="206" w:right="2880" w:firstLine="0"/>
+        <w:jc w:val="left"/>
+      </w:pPr>
+      <w:r>
+        <w:rPr>
+          <w:rFonts w:ascii="Liberation Sans" w:hAnsi="Liberation Sans" w:eastAsia="Liberation Sans"/>
+          <w:b/>
+          <w:i w:val="0"/>
+          <w:color w:val="15803D"/>
+          <w:sz w:val="24"/>
+        </w:rPr>
+        <w:t xml:space="preserve">Perkotaan </w:t>
+      </w:r>
+      <w:r>
+        <w:tab/>
+      </w:r>
+      <w:r>
+        <w:rPr>
+          <w:rFonts w:ascii="Liberation Sans" w:hAnsi="Liberation Sans" w:eastAsia="Liberation Sans"/>
+          <w:b/>
+          <w:i w:val="0"/>
+          <w:color w:val="1D4ED8"/>
+          <w:sz w:val="24"/>
+        </w:rPr>
+        <w:t xml:space="preserve">8 RW | 17 RT </w:t>
       </w:r>
       <w:r>
         <w:rPr>
           <w:rFonts w:ascii="Liberation Sans" w:hAnsi="Liberation Sans" w:eastAsia="Liberation Sans"/>
           <w:b w:val="0"/>
           <w:i w:val="0"/>
-          <w:color w:val="334155"/>
-          <w:sz w:val="19"/>
+          <w:color w:val="166534"/>
+          <w:sz w:val="14"/>
         </w:rPr>
-        <w:t xml:space="preserve"> dengan jumlah penduduk sebanyak</w:t>
+        <w:t xml:space="preserve">Kawasan Hutan: Di luar kawasan hutan </w:t>
+      </w:r>
+      <w:r>
+        <w:tab/>
+      </w:r>
+      <w:r>
+        <w:rPr>
+          <w:rFonts w:ascii="Liberation Sans" w:hAnsi="Liberation Sans" w:eastAsia="Liberation Sans"/>
+          <w:b w:val="0"/>
+          <w:i w:val="0"/>
+          <w:color w:val="1E40AF"/>
+          <w:sz w:val="14"/>
+        </w:rPr>
+        <w:t>Wilayah Kerja Pembinaan Statis</w:t>
       </w:r>
     </w:p>
     <w:p>
@@ -6517,49 +6602,196 @@
         <w:autoSpaceDN w:val="0"/>
         <w:autoSpaceDE w:val="0"/>
         <w:widowControl/>
-        <w:spacing w:line="233" w:lineRule="auto" w:before="74" w:after="0"/>
-        <w:ind w:left="1174" w:right="0" w:firstLine="0"/>
-        <w:jc w:val="left"/>
+        <w:spacing w:line="290" w:lineRule="auto" w:before="456" w:after="0"/>
+        <w:ind w:left="12" w:right="674" w:firstLine="0"/>
+        <w:jc w:val="both"/>
       </w:pPr>
       <w:r>
         <w:rPr>
+          <w:w w:val="97.74999618530273"/>
+          <w:rFonts w:ascii="Liberation Sans" w:hAnsi="Liberation Sans" w:eastAsia="Liberation Sans"/>
+          <w:b w:val="0"/>
+          <w:i w:val="0"/>
+          <w:color w:val="334155"/>
+          <w:sz w:val="18"/>
+        </w:rPr>
+        <w:t xml:space="preserve">Kelurahan Pasir Wan Salim berstatus sebagai wilayah </w:t>
+      </w:r>
+      <w:r>
+        <w:rPr>
+          <w:w w:val="97.74999618530273"/>
           <w:rFonts w:ascii="Liberation Sans" w:hAnsi="Liberation Sans" w:eastAsia="Liberation Sans"/>
           <w:b/>
           <w:i w:val="0"/>
           <w:color w:val="334155"/>
-          <w:sz w:val="19"/>
+          <w:sz w:val="18"/>
+        </w:rPr>
+        <w:t>Perkotaan</w:t>
+      </w:r>
+      <w:r>
+        <w:rPr>
+          <w:w w:val="97.74999618530273"/>
+          <w:rFonts w:ascii="Liberation Sans" w:hAnsi="Liberation Sans" w:eastAsia="Liberation Sans"/>
+          <w:b w:val="0"/>
+          <w:i w:val="0"/>
+          <w:color w:val="334155"/>
+          <w:sz w:val="18"/>
+        </w:rPr>
+        <w:t xml:space="preserve"> dengan lokasi kantor berada di </w:t>
+      </w:r>
+      <w:r>
+        <w:rPr>
+          <w:w w:val="97.74999618530273"/>
+          <w:rFonts w:ascii="Liberation Sans" w:hAnsi="Liberation Sans" w:eastAsia="Liberation Sans"/>
+          <w:b/>
+          <w:i w:val="0"/>
+          <w:color w:val="334155"/>
+          <w:sz w:val="18"/>
+        </w:rPr>
+        <w:t xml:space="preserve">JALAN </w:t>
+      </w:r>
+      <w:r>
+        <w:rPr>
+          <w:w w:val="97.74999618530273"/>
+          <w:rFonts w:ascii="Liberation Sans" w:hAnsi="Liberation Sans" w:eastAsia="Liberation Sans"/>
+          <w:b/>
+          <w:i w:val="0"/>
+          <w:color w:val="334155"/>
+          <w:sz w:val="18"/>
+        </w:rPr>
+        <w:t>BERINGIN NO. 2, RT 05/RW 03</w:t>
+      </w:r>
+      <w:r>
+        <w:rPr>
+          <w:w w:val="97.74999618530273"/>
+          <w:rFonts w:ascii="Liberation Sans" w:hAnsi="Liberation Sans" w:eastAsia="Liberation Sans"/>
+          <w:b w:val="0"/>
+          <w:i w:val="0"/>
+          <w:color w:val="334155"/>
+          <w:sz w:val="18"/>
+        </w:rPr>
+        <w:t xml:space="preserve">. Jumlah penduduk tercatat sebanyak </w:t>
+      </w:r>
+      <w:r>
+        <w:rPr>
+          <w:w w:val="97.74999618530273"/>
+          <w:rFonts w:ascii="Liberation Sans" w:hAnsi="Liberation Sans" w:eastAsia="Liberation Sans"/>
+          <w:b/>
+          <w:i w:val="0"/>
+          <w:color w:val="334155"/>
+          <w:sz w:val="18"/>
         </w:rPr>
         <w:t>3.807 jiwa</w:t>
       </w:r>
       <w:r>
         <w:rPr>
+          <w:w w:val="97.74999618530273"/>
           <w:rFonts w:ascii="Liberation Sans" w:hAnsi="Liberation Sans" w:eastAsia="Liberation Sans"/>
           <w:b w:val="0"/>
           <w:i w:val="0"/>
           <w:color w:val="334155"/>
-          <w:sz w:val="19"/>
+          <w:sz w:val="18"/>
         </w:rPr>
-        <w:t xml:space="preserve"> (1.966 laki-laki, 1.841 perempuan). Total keluarga tercatat sebanyak </w:t>
+        <w:t xml:space="preserve"> (1.966 laki-laki, 1.841 </w:t>
       </w:r>
       <w:r>
         <w:rPr>
+          <w:w w:val="97.74999618530273"/>
+          <w:rFonts w:ascii="Liberation Sans" w:hAnsi="Liberation Sans" w:eastAsia="Liberation Sans"/>
+          <w:b w:val="0"/>
+          <w:i w:val="0"/>
+          <w:color w:val="334155"/>
+          <w:sz w:val="18"/>
+        </w:rPr>
+        <w:t xml:space="preserve">perempuan) dengan </w:t>
+      </w:r>
+      <w:r>
+        <w:rPr>
+          <w:w w:val="97.74999618530273"/>
+          <w:rFonts w:ascii="Liberation Sans" w:hAnsi="Liberation Sans" w:eastAsia="Liberation Sans"/>
+          <w:b w:val="0"/>
+          <w:i/>
+          <w:color w:val="334155"/>
+          <w:sz w:val="18"/>
+        </w:rPr>
+        <w:t>sex ratio</w:t>
+      </w:r>
+      <w:r>
+        <w:rPr>
+          <w:w w:val="97.74999618530273"/>
           <w:rFonts w:ascii="Liberation Sans" w:hAnsi="Liberation Sans" w:eastAsia="Liberation Sans"/>
           <w:b/>
           <w:i w:val="0"/>
           <w:color w:val="334155"/>
-          <w:sz w:val="19"/>
+          <w:sz w:val="18"/>
+        </w:rPr>
+        <w:t>106,79</w:t>
+      </w:r>
+      <w:r>
+        <w:rPr>
+          <w:w w:val="97.74999618530273"/>
+          <w:rFonts w:ascii="Liberation Sans" w:hAnsi="Liberation Sans" w:eastAsia="Liberation Sans"/>
+          <w:b w:val="0"/>
+          <w:i w:val="0"/>
+          <w:color w:val="334155"/>
+          <w:sz w:val="18"/>
+        </w:rPr>
+        <w:t xml:space="preserve">. Total keluarga sebanyak </w:t>
+      </w:r>
+      <w:r>
+        <w:rPr>
+          <w:w w:val="97.74999618530273"/>
+          <w:rFonts w:ascii="Liberation Sans" w:hAnsi="Liberation Sans" w:eastAsia="Liberation Sans"/>
+          <w:b/>
+          <w:i w:val="0"/>
+          <w:color w:val="334155"/>
+          <w:sz w:val="18"/>
         </w:rPr>
         <w:t>1.239 KK</w:t>
       </w:r>
       <w:r>
         <w:rPr>
+          <w:w w:val="97.74999618530273"/>
           <w:rFonts w:ascii="Liberation Sans" w:hAnsi="Liberation Sans" w:eastAsia="Liberation Sans"/>
           <w:b w:val="0"/>
           <w:i w:val="0"/>
           <w:color w:val="334155"/>
-          <w:sz w:val="19"/>
+          <w:sz w:val="18"/>
         </w:rPr>
-        <w:t xml:space="preserve"> dengan</w:t>
+        <w:t xml:space="preserve">, di mana </w:t>
+      </w:r>
+      <w:r>
+        <w:rPr>
+          <w:w w:val="97.74999618530273"/>
+          <w:rFonts w:ascii="Liberation Sans" w:hAnsi="Liberation Sans" w:eastAsia="Liberation Sans"/>
+          <w:b/>
+          <w:i w:val="0"/>
+          <w:color w:val="334155"/>
+          <w:sz w:val="18"/>
+        </w:rPr>
+        <w:t>49 KK (4.0%)</w:t>
+      </w:r>
+      <w:r>
+        <w:rPr>
+          <w:w w:val="97.74999618530273"/>
+          <w:rFonts w:ascii="Liberation Sans" w:hAnsi="Liberation Sans" w:eastAsia="Liberation Sans"/>
+          <w:b w:val="0"/>
+          <w:i w:val="0"/>
+          <w:color w:val="334155"/>
+          <w:sz w:val="18"/>
+        </w:rPr>
+        <w:t xml:space="preserve"> bergerak di sektor </w:t>
+      </w:r>
+      <w:r>
+        <w:rPr>
+          <w:w w:val="97.74999618530273"/>
+          <w:rFonts w:ascii="Liberation Sans" w:hAnsi="Liberation Sans" w:eastAsia="Liberation Sans"/>
+          <w:b w:val="0"/>
+          <w:i w:val="0"/>
+          <w:color w:val="334155"/>
+          <w:sz w:val="18"/>
+        </w:rPr>
+        <w:t>pertanian.</w:t>
       </w:r>
     </w:p>
     <w:p>
@@ -6567,48 +6799,8 @@
         <w:autoSpaceDN w:val="0"/>
         <w:autoSpaceDE w:val="0"/>
         <w:widowControl/>
-        <w:spacing w:line="233" w:lineRule="auto" w:before="72" w:after="0"/>
-        <w:ind w:left="1174" w:right="0" w:firstLine="0"/>
-        <w:jc w:val="left"/>
-      </w:pPr>
-      <w:r>
-        <w:rPr>
-          <w:rFonts w:ascii="Liberation Sans" w:hAnsi="Liberation Sans" w:eastAsia="Liberation Sans"/>
-          <w:b w:val="0"/>
-          <w:i w:val="0"/>
-          <w:color w:val="334155"/>
-          <w:sz w:val="19"/>
-        </w:rPr>
-        <w:t xml:space="preserve">keluarga pertanian sejumlah </w:t>
-      </w:r>
-      <w:r>
-        <w:rPr>
-          <w:rFonts w:ascii="Liberation Sans" w:hAnsi="Liberation Sans" w:eastAsia="Liberation Sans"/>
-          <w:b/>
-          <w:i w:val="0"/>
-          <w:color w:val="334155"/>
-          <w:sz w:val="19"/>
-        </w:rPr>
-        <w:t>49 KK (4.0%)</w:t>
-      </w:r>
-      <w:r>
-        <w:rPr>
-          <w:rFonts w:ascii="Liberation Sans" w:hAnsi="Liberation Sans" w:eastAsia="Liberation Sans"/>
-          <w:b w:val="0"/>
-          <w:i w:val="0"/>
-          <w:color w:val="334155"/>
-          <w:sz w:val="19"/>
-        </w:rPr>
-        <w:t>.</w:t>
-      </w:r>
-    </w:p>
-    <w:p>
-      <w:pPr>
-        <w:autoSpaceDN w:val="0"/>
-        <w:autoSpaceDE w:val="0"/>
-        <w:widowControl/>
-        <w:spacing w:line="233" w:lineRule="auto" w:before="5500" w:after="0"/>
-        <w:ind w:left="0" w:right="468" w:firstLine="0"/>
+        <w:spacing w:line="233" w:lineRule="auto" w:before="10018" w:after="0"/>
+        <w:ind w:left="0" w:right="20" w:firstLine="0"/>
         <w:jc w:val="right"/>
       </w:pPr>
       <w:r>
@@ -6626,7 +6818,7 @@
       <w:pPr>
         <w:sectPr>
           <w:pgSz w:w="11899" w:h="16838"/>
-          <w:pgMar w:top="1440" w:right="318" w:bottom="162" w:left="1440" w:header="720" w:footer="720" w:gutter="0"/>
+          <w:pgMar w:top="638" w:right="766" w:bottom="162" w:left="1440" w:header="720" w:footer="720" w:gutter="0"/>
           <w:cols/>
           <w:docGrid w:linePitch="360"/>
         </w:sectPr>
@@ -9275,7 +9467,7 @@
         <w:autoSpaceDN w:val="0"/>
         <w:autoSpaceDE w:val="0"/>
         <w:widowControl/>
-        <w:spacing w:line="220" w:lineRule="exact" w:before="0" w:after="6030"/>
+        <w:spacing w:line="220" w:lineRule="exact" w:before="0" w:after="416"/>
         <w:ind w:left="0" w:right="0"/>
       </w:pPr>
       <w:r>
@@ -9283,12 +9475,12 @@
           <wp:anchor xmlns:a="http://schemas.openxmlformats.org/drawingml/2006/main" xmlns:pic="http://schemas.openxmlformats.org/drawingml/2006/picture" distT="0" distB="0" distL="0" distR="0" simplePos="0" relativeHeight="0" behindDoc="1" locked="0" layoutInCell="1" allowOverlap="1">
             <wp:simplePos x="0" y="0"/>
             <wp:positionH relativeFrom="page">
-              <wp:posOffset>1244600</wp:posOffset>
+              <wp:posOffset>571500</wp:posOffset>
             </wp:positionH>
             <wp:positionV relativeFrom="page">
-              <wp:posOffset>4559300</wp:posOffset>
+              <wp:posOffset>520700</wp:posOffset>
             </wp:positionV>
-            <wp:extent cx="6311900" cy="2692400"/>
+            <wp:extent cx="6400800" cy="3949700"/>
             <wp:wrapNone/>
             <wp:docPr id="2" name="Picture 2"/>
             <wp:cNvGraphicFramePr>
@@ -9310,7 +9502,7 @@
                   <pic:spPr>
                     <a:xfrm>
                       <a:off x="0" y="0"/>
-                      <a:ext cx="6311900" cy="2692400"/>
+                      <a:ext cx="6400800" cy="3949700"/>
                     </a:xfrm>
                     <a:prstGeom prst="rect"/>
                   </pic:spPr>
@@ -9326,19 +9518,19 @@
         <w:tblW w:type="auto" w:w="0"/>
         <w:tblLayout w:type="fixed"/>
         <w:tblLook w:firstColumn="1" w:firstRow="1" w:lastColumn="0" w:lastRow="0" w:noHBand="0" w:noVBand="1" w:val="04A0"/>
-        <w:tblInd w:w="1124.0" w:type="dxa"/>
+        <w:tblInd w:w="504.00000000000006" w:type="dxa"/>
       </w:tblPr>
       <w:tblGrid>
-        <w:gridCol w:w="5392"/>
-        <w:gridCol w:w="5392"/>
+        <w:gridCol w:w="4841"/>
+        <w:gridCol w:w="4841"/>
       </w:tblGrid>
       <w:tr>
         <w:trPr>
-          <w:trHeight w:hRule="exact" w:val="1376"/>
+          <w:trHeight w:hRule="exact" w:val="1218"/>
         </w:trPr>
         <w:tc>
           <w:tcPr>
-            <w:tcW w:type="dxa" w:w="2080"/>
+            <w:tcW w:type="dxa" w:w="1380"/>
             <w:tcBorders/>
             <w:tcMar>
               <w:start w:w="0" w:type="dxa"/>
@@ -9350,8 +9542,8 @@
               <w:autoSpaceDN w:val="0"/>
               <w:autoSpaceDE w:val="0"/>
               <w:widowControl/>
-              <w:spacing w:line="245" w:lineRule="auto" w:before="20" w:after="0"/>
-              <w:ind w:left="1152" w:right="432" w:firstLine="0"/>
+              <w:spacing w:line="245" w:lineRule="auto" w:before="28" w:after="0"/>
+              <w:ind w:left="576" w:right="288" w:firstLine="0"/>
               <w:jc w:val="center"/>
             </w:pPr>
             <w:r>
@@ -9360,7 +9552,7 @@
                 <w:b/>
                 <w:i w:val="0"/>
                 <w:color w:val="FFFFFF"/>
-                <w:sz w:val="68"/>
+                <w:sz w:val="60"/>
               </w:rPr>
               <w:t xml:space="preserve">2 </w:t>
             </w:r>
@@ -9373,7 +9565,7 @@
                 <w:b/>
                 <w:i w:val="0"/>
                 <w:color w:val="EB8A3C"/>
-                <w:sz w:val="19"/>
+                <w:sz w:val="17"/>
               </w:rPr>
               <w:t>BAB</w:t>
             </w:r>
@@ -9383,8 +9575,8 @@
               <w:autoSpaceDN w:val="0"/>
               <w:autoSpaceDE w:val="0"/>
               <w:widowControl/>
-              <w:spacing w:line="233" w:lineRule="auto" w:before="34" w:after="0"/>
-              <w:ind w:left="0" w:right="360" w:firstLine="0"/>
+              <w:spacing w:line="233" w:lineRule="auto" w:before="2" w:after="0"/>
+              <w:ind w:left="0" w:right="320" w:firstLine="0"/>
               <w:jc w:val="right"/>
             </w:pPr>
             <w:r>
@@ -9393,7 +9585,7 @@
                 <w:b/>
                 <w:i/>
                 <w:color w:val="FEF08A"/>
-                <w:sz w:val="15"/>
+                <w:sz w:val="14"/>
               </w:rPr>
               <w:t>Chapter</w:t>
             </w:r>
@@ -9401,7 +9593,7 @@
         </w:tc>
         <w:tc>
           <w:tcPr>
-            <w:tcW w:type="dxa" w:w="7360"/>
+            <w:tcW w:type="dxa" w:w="7380"/>
             <w:tcBorders/>
             <w:tcMar>
               <w:start w:w="0" w:type="dxa"/>
@@ -9414,7 +9606,7 @@
               <w:autoSpaceDE w:val="0"/>
               <w:widowControl/>
               <w:spacing w:line="245" w:lineRule="auto" w:before="0" w:after="0"/>
-              <w:ind w:left="370" w:right="1440" w:firstLine="0"/>
+              <w:ind w:left="332" w:right="288" w:firstLine="0"/>
               <w:jc w:val="left"/>
             </w:pPr>
             <w:r>
@@ -9423,9 +9615,9 @@
                 <w:b/>
                 <w:i w:val="0"/>
                 <w:color w:val="FFFFFF"/>
-                <w:sz w:val="32"/>
+                <w:sz w:val="30"/>
               </w:rPr>
-              <w:t xml:space="preserve">ENERGI, UTILITAS PERUMAHAN &amp; </w:t>
+              <w:t xml:space="preserve">ENERGI, UTILITAS PERUMAHAN &amp; MITIGASI </w:t>
             </w:r>
             <w:r>
               <w:rPr>
@@ -9433,9 +9625,9 @@
                 <w:b/>
                 <w:i w:val="0"/>
                 <w:color w:val="FFFFFF"/>
-                <w:sz w:val="32"/>
+                <w:sz w:val="30"/>
               </w:rPr>
-              <w:t>MITIGASI BENCANA</w:t>
+              <w:t>BENCANA</w:t>
             </w:r>
           </w:p>
           <w:p>
@@ -9443,8 +9635,8 @@
               <w:autoSpaceDN w:val="0"/>
               <w:autoSpaceDE w:val="0"/>
               <w:widowControl/>
-              <w:spacing w:line="233" w:lineRule="auto" w:before="316" w:after="0"/>
-              <w:ind w:left="370" w:right="0" w:firstLine="0"/>
+              <w:spacing w:line="233" w:lineRule="auto" w:before="218" w:after="0"/>
+              <w:ind w:left="332" w:right="0" w:firstLine="0"/>
               <w:jc w:val="left"/>
             </w:pPr>
             <w:r>
@@ -9453,7 +9645,7 @@
                 <w:b/>
                 <w:i/>
                 <w:color w:val="FEF08A"/>
-                <w:sz w:val="24"/>
+                <w:sz w:val="22"/>
               </w:rPr>
               <w:t>ENERGY, HOUSING UTILITIES &amp; DISASTER MITIGATION</w:t>
             </w:r>
@@ -9466,39 +9658,127 @@
         <w:autoSpaceDN w:val="0"/>
         <w:autoSpaceDE w:val="0"/>
         <w:widowControl/>
-        <w:spacing w:line="233" w:lineRule="auto" w:before="1082" w:after="0"/>
-        <w:ind w:left="1818" w:right="0" w:firstLine="0"/>
+        <w:spacing w:line="233" w:lineRule="auto" w:before="946" w:after="0"/>
+        <w:ind w:left="656" w:right="0" w:firstLine="0"/>
         <w:jc w:val="left"/>
       </w:pPr>
       <w:r>
         <w:rPr>
           <w:rFonts w:ascii="Liberation Sans" w:hAnsi="Liberation Sans" w:eastAsia="Liberation Sans"/>
-          <w:b w:val="0"/>
+          <w:b/>
           <w:i w:val="0"/>
-          <w:color w:val="334155"/>
-          <w:sz w:val="19"/>
+          <w:color w:val="0B3C5D"/>
+          <w:sz w:val="18"/>
         </w:rPr>
-        <w:t xml:space="preserve">Penggunaan listrik PLN mencakup </w:t>
+        <w:t xml:space="preserve">RINGKASAN INDIKATOR BAB 2 / </w:t>
+      </w:r>
+      <w:r>
+        <w:rPr>
+          <w:rFonts w:ascii="Liberation Sans" w:hAnsi="Liberation Sans" w:eastAsia="Liberation Sans"/>
+          <w:b/>
+          <w:i/>
+          <w:color w:val="0B3C5D"/>
+          <w:sz w:val="18"/>
+        </w:rPr>
+        <w:t>CHAPTER 2 HIGHLIGHTS</w:t>
+      </w:r>
+    </w:p>
+    <w:p>
+      <w:pPr>
+        <w:autoSpaceDN w:val="0"/>
+        <w:tabs>
+          <w:tab w:pos="5444" w:val="left"/>
+        </w:tabs>
+        <w:autoSpaceDE w:val="0"/>
+        <w:widowControl/>
+        <w:spacing w:line="230" w:lineRule="auto" w:before="472" w:after="0"/>
+        <w:ind w:left="850" w:right="0" w:firstLine="0"/>
+        <w:jc w:val="left"/>
+      </w:pPr>
+      <w:r>
+        <w:rPr>
+          <w:rFonts w:ascii="Liberation Sans" w:hAnsi="Liberation Sans" w:eastAsia="Liberation Sans"/>
+          <w:b/>
+          <w:i w:val="0"/>
+          <w:color w:val="92400E"/>
+          <w:sz w:val="15"/>
+        </w:rPr>
+        <w:t xml:space="preserve">LISTRIK PLN / PLN ELECTRICITY </w:t>
+      </w:r>
+      <w:r>
+        <w:tab/>
       </w:r>
       <w:r>
         <w:rPr>
           <w:rFonts w:ascii="Liberation Sans" w:hAnsi="Liberation Sans" w:eastAsia="Liberation Sans"/>
           <w:b/>
           <w:i w:val="0"/>
-          <w:color w:val="334155"/>
-          <w:sz w:val="19"/>
+          <w:color w:val="115E59"/>
+          <w:sz w:val="15"/>
         </w:rPr>
-        <w:t>1.239 KK (100.0%)</w:t>
+        <w:t>AIR MINUM UTAMA / DRINKING WATER</w:t>
+      </w:r>
+    </w:p>
+    <w:p>
+      <w:pPr>
+        <w:autoSpaceDN w:val="0"/>
+        <w:tabs>
+          <w:tab w:pos="5444" w:val="left"/>
+        </w:tabs>
+        <w:autoSpaceDE w:val="0"/>
+        <w:widowControl/>
+        <w:spacing w:line="259" w:lineRule="auto" w:before="82" w:after="0"/>
+        <w:ind w:left="850" w:right="2304" w:firstLine="0"/>
+        <w:jc w:val="left"/>
+      </w:pPr>
+      <w:r>
+        <w:rPr>
+          <w:rFonts w:ascii="Liberation Sans" w:hAnsi="Liberation Sans" w:eastAsia="Liberation Sans"/>
+          <w:b/>
+          <w:i w:val="0"/>
+          <w:color w:val="B45309"/>
+          <w:sz w:val="24"/>
+        </w:rPr>
+        <w:t xml:space="preserve">1.239 KK </w:t>
+      </w:r>
+      <w:r>
+        <w:tab/>
+      </w:r>
+      <w:r>
+        <w:rPr>
+          <w:rFonts w:ascii="Liberation Sans" w:hAnsi="Liberation Sans" w:eastAsia="Liberation Sans"/>
+          <w:b/>
+          <w:i w:val="0"/>
+          <w:color w:val="0F766E"/>
+          <w:sz w:val="24"/>
+        </w:rPr>
+        <w:t xml:space="preserve">Air hujan </w:t>
+      </w:r>
+      <w:r>
+        <w:br/>
       </w:r>
       <w:r>
         <w:rPr>
           <w:rFonts w:ascii="Liberation Sans" w:hAnsi="Liberation Sans" w:eastAsia="Liberation Sans"/>
           <w:b w:val="0"/>
           <w:i w:val="0"/>
-          <w:color w:val="334155"/>
-          <w:sz w:val="19"/>
+          <w:color w:val="78350F"/>
+          <w:sz w:val="14"/>
         </w:rPr>
-        <w:t>. Sebagian besar keluarga menggunakan air</w:t>
+        <w:t xml:space="preserve">100.0% Pelanggan Listrik PLN </w:t>
+      </w:r>
+      <w:r>
+        <w:tab/>
+      </w:r>
+      <w:r>
+        <w:rPr>
+          <w:rFonts w:ascii="Liberation Sans" w:hAnsi="Liberation Sans" w:eastAsia="Liberation Sans"/>
+          <w:b w:val="0"/>
+          <w:i w:val="0"/>
+          <w:color w:val="134E4A"/>
+          <w:sz w:val="14"/>
+        </w:rPr>
+        <w:t>Sumber Air Utama Masyarakat</w:t>
       </w:r>
     </w:p>
     <w:p>
@@ -9506,57 +9786,150 @@
         <w:autoSpaceDN w:val="0"/>
         <w:autoSpaceDE w:val="0"/>
         <w:widowControl/>
-        <w:spacing w:line="233" w:lineRule="auto" w:before="74" w:after="0"/>
-        <w:ind w:left="1818" w:right="0" w:firstLine="0"/>
-        <w:jc w:val="left"/>
+        <w:spacing w:line="295" w:lineRule="auto" w:before="456" w:after="0"/>
+        <w:ind w:left="656" w:right="20" w:firstLine="0"/>
+        <w:jc w:val="both"/>
       </w:pPr>
       <w:r>
         <w:rPr>
+          <w:w w:val="97.74999618530273"/>
           <w:rFonts w:ascii="Liberation Sans" w:hAnsi="Liberation Sans" w:eastAsia="Liberation Sans"/>
           <w:b w:val="0"/>
           <w:i w:val="0"/>
           <w:color w:val="334155"/>
-          <w:sz w:val="19"/>
+          <w:sz w:val="18"/>
         </w:rPr>
-        <w:t xml:space="preserve">minum berjenis </w:t>
+        <w:t xml:space="preserve">Penggunaan daya listrik PLN mencakup </w:t>
       </w:r>
       <w:r>
         <w:rPr>
+          <w:w w:val="97.74999618530273"/>
           <w:rFonts w:ascii="Liberation Sans" w:hAnsi="Liberation Sans" w:eastAsia="Liberation Sans"/>
           <w:b/>
           <w:i w:val="0"/>
           <w:color w:val="334155"/>
-          <w:sz w:val="19"/>
+          <w:sz w:val="18"/>
+        </w:rPr>
+        <w:t>1.239 KK (100.0%)</w:t>
+      </w:r>
+      <w:r>
+        <w:rPr>
+          <w:w w:val="97.74999618530273"/>
+          <w:rFonts w:ascii="Liberation Sans" w:hAnsi="Liberation Sans" w:eastAsia="Liberation Sans"/>
+          <w:b w:val="0"/>
+          <w:i w:val="0"/>
+          <w:color w:val="334155"/>
+          <w:sz w:val="18"/>
+        </w:rPr>
+        <w:t xml:space="preserve">. Sebagian besar keluarga memanfaatkan air minum </w:t>
+      </w:r>
+      <w:r>
+        <w:rPr>
+          <w:w w:val="97.74999618530273"/>
+          <w:rFonts w:ascii="Liberation Sans" w:hAnsi="Liberation Sans" w:eastAsia="Liberation Sans"/>
+          <w:b w:val="0"/>
+          <w:i w:val="0"/>
+          <w:color w:val="334155"/>
+          <w:sz w:val="18"/>
+        </w:rPr>
+        <w:t xml:space="preserve">utama berjenis </w:t>
+      </w:r>
+      <w:r>
+        <w:rPr>
+          <w:w w:val="97.74999618530273"/>
+          <w:rFonts w:ascii="Liberation Sans" w:hAnsi="Liberation Sans" w:eastAsia="Liberation Sans"/>
+          <w:b/>
+          <w:i w:val="0"/>
+          <w:color w:val="334155"/>
+          <w:sz w:val="18"/>
         </w:rPr>
         <w:t>Air hujan</w:t>
       </w:r>
       <w:r>
         <w:rPr>
+          <w:w w:val="97.74999618530273"/>
           <w:rFonts w:ascii="Liberation Sans" w:hAnsi="Liberation Sans" w:eastAsia="Liberation Sans"/>
           <w:b w:val="0"/>
           <w:i w:val="0"/>
           <w:color w:val="334155"/>
-          <w:sz w:val="19"/>
+          <w:sz w:val="18"/>
         </w:rPr>
-        <w:t xml:space="preserve"> dan memasak dengan </w:t>
+        <w:t xml:space="preserve"> dan bahan bakar utama memasak berjenis </w:t>
       </w:r>
       <w:r>
         <w:rPr>
+          <w:w w:val="97.74999618530273"/>
           <w:rFonts w:ascii="Liberation Sans" w:hAnsi="Liberation Sans" w:eastAsia="Liberation Sans"/>
           <w:b/>
           <w:i w:val="0"/>
           <w:color w:val="334155"/>
-          <w:sz w:val="19"/>
+          <w:sz w:val="18"/>
         </w:rPr>
         <w:t>Elpiji 3 kg</w:t>
       </w:r>
       <w:r>
         <w:rPr>
+          <w:w w:val="97.74999618530273"/>
           <w:rFonts w:ascii="Liberation Sans" w:hAnsi="Liberation Sans" w:eastAsia="Liberation Sans"/>
           <w:b w:val="0"/>
           <w:i w:val="0"/>
           <w:color w:val="334155"/>
-          <w:sz w:val="19"/>
+          <w:sz w:val="18"/>
+        </w:rPr>
+        <w:t xml:space="preserve">. Keberadaan upaya mitigasi </w:t>
+      </w:r>
+      <w:r>
+        <w:rPr>
+          <w:w w:val="97.74999618530273"/>
+          <w:rFonts w:ascii="Liberation Sans" w:hAnsi="Liberation Sans" w:eastAsia="Liberation Sans"/>
+          <w:b w:val="0"/>
+          <w:i w:val="0"/>
+          <w:color w:val="334155"/>
+          <w:sz w:val="18"/>
+        </w:rPr>
+        <w:t xml:space="preserve">bencana tercatat </w:t>
+      </w:r>
+      <w:r>
+        <w:rPr>
+          <w:w w:val="97.74999618530273"/>
+          <w:rFonts w:ascii="Liberation Sans" w:hAnsi="Liberation Sans" w:eastAsia="Liberation Sans"/>
+          <w:b/>
+          <w:i w:val="0"/>
+          <w:color w:val="334155"/>
+          <w:sz w:val="18"/>
+        </w:rPr>
+        <w:t xml:space="preserve">"Memiliki perlengkapan keselamatan (perahu karet, tenda, masker, dll.), dan pembuatan, </w:t>
+      </w:r>
+      <w:r>
+        <w:rPr>
+          <w:w w:val="97.74999618530273"/>
+          <w:rFonts w:ascii="Liberation Sans" w:hAnsi="Liberation Sans" w:eastAsia="Liberation Sans"/>
+          <w:b/>
+          <w:i w:val="0"/>
+          <w:color w:val="334155"/>
+          <w:sz w:val="18"/>
+        </w:rPr>
+        <w:t xml:space="preserve">perawatan, atau normalisasi: sungai, kanal, tanggul, parit, drainase, waduk, pantai, dll selama setahun </w:t>
+      </w:r>
+      <w:r>
+        <w:rPr>
+          <w:w w:val="97.74999618530273"/>
+          <w:rFonts w:ascii="Liberation Sans" w:hAnsi="Liberation Sans" w:eastAsia="Liberation Sans"/>
+          <w:b/>
+          <w:i w:val="0"/>
+          <w:color w:val="334155"/>
+          <w:sz w:val="18"/>
+        </w:rPr>
+        <w:t>terakhir"</w:t>
+      </w:r>
+      <w:r>
+        <w:rPr>
+          <w:w w:val="97.74999618530273"/>
+          <w:rFonts w:ascii="Liberation Sans" w:hAnsi="Liberation Sans" w:eastAsia="Liberation Sans"/>
+          <w:b w:val="0"/>
+          <w:i w:val="0"/>
+          <w:color w:val="334155"/>
+          <w:sz w:val="18"/>
         </w:rPr>
         <w:t>.</w:t>
       </w:r>
@@ -9566,7 +9939,7 @@
         <w:autoSpaceDN w:val="0"/>
         <w:autoSpaceDE w:val="0"/>
         <w:widowControl/>
-        <w:spacing w:line="233" w:lineRule="auto" w:before="5634" w:after="0"/>
+        <w:spacing w:line="233" w:lineRule="auto" w:before="9748" w:after="0"/>
         <w:ind w:left="0" w:right="0" w:firstLine="0"/>
         <w:jc w:val="left"/>
       </w:pPr>
@@ -9585,7 +9958,7 @@
       <w:pPr>
         <w:sectPr>
           <w:pgSz w:w="11899" w:h="16838"/>
-          <w:pgMar w:top="1440" w:right="318" w:bottom="162" w:left="796" w:header="720" w:footer="720" w:gutter="0"/>
+          <w:pgMar w:top="638" w:right="1420" w:bottom="162" w:left="796" w:header="720" w:footer="720" w:gutter="0"/>
           <w:cols/>
           <w:docGrid w:linePitch="360"/>
         </w:sectPr>
@@ -11691,7 +12064,7 @@
         <w:autoSpaceDN w:val="0"/>
         <w:autoSpaceDE w:val="0"/>
         <w:widowControl/>
-        <w:spacing w:line="220" w:lineRule="exact" w:before="0" w:after="6030"/>
+        <w:spacing w:line="220" w:lineRule="exact" w:before="0" w:after="424"/>
         <w:ind w:left="0" w:right="0"/>
       </w:pPr>
       <w:r>
@@ -11699,12 +12072,12 @@
           <wp:anchor xmlns:a="http://schemas.openxmlformats.org/drawingml/2006/main" xmlns:pic="http://schemas.openxmlformats.org/drawingml/2006/picture" distT="0" distB="0" distL="0" distR="0" simplePos="0" relativeHeight="0" behindDoc="1" locked="0" layoutInCell="1" allowOverlap="1">
             <wp:simplePos x="0" y="0"/>
             <wp:positionH relativeFrom="page">
-              <wp:posOffset>1244600</wp:posOffset>
+              <wp:posOffset>571500</wp:posOffset>
             </wp:positionH>
             <wp:positionV relativeFrom="page">
-              <wp:posOffset>4559300</wp:posOffset>
+              <wp:posOffset>520700</wp:posOffset>
             </wp:positionV>
-            <wp:extent cx="6311900" cy="2692400"/>
+            <wp:extent cx="6400800" cy="3594100"/>
             <wp:wrapNone/>
             <wp:docPr id="3" name="Picture 3"/>
             <wp:cNvGraphicFramePr>
@@ -11726,7 +12099,7 @@
                   <pic:spPr>
                     <a:xfrm>
                       <a:off x="0" y="0"/>
-                      <a:ext cx="6311900" cy="2692400"/>
+                      <a:ext cx="6400800" cy="3594100"/>
                     </a:xfrm>
                     <a:prstGeom prst="rect"/>
                   </pic:spPr>
@@ -11742,19 +12115,19 @@
         <w:tblW w:type="auto" w:w="0"/>
         <w:tblLayout w:type="fixed"/>
         <w:tblLook w:firstColumn="1" w:firstRow="1" w:lastColumn="0" w:lastRow="0" w:noHBand="0" w:noVBand="1" w:val="04A0"/>
-        <w:tblInd w:w="800.0" w:type="dxa"/>
+        <w:tblInd w:w="180.0" w:type="dxa"/>
       </w:tblPr>
       <w:tblGrid>
-        <w:gridCol w:w="5070"/>
-        <w:gridCol w:w="5070"/>
+        <w:gridCol w:w="4846"/>
+        <w:gridCol w:w="4846"/>
       </w:tblGrid>
       <w:tr>
         <w:trPr>
-          <w:trHeight w:hRule="exact" w:val="1376"/>
+          <w:trHeight w:hRule="exact" w:val="1054"/>
         </w:trPr>
         <w:tc>
           <w:tcPr>
-            <w:tcW w:type="dxa" w:w="1760"/>
+            <w:tcW w:type="dxa" w:w="1060"/>
             <w:tcBorders/>
             <w:tcMar>
               <w:start w:w="0" w:type="dxa"/>
@@ -11766,8 +12139,8 @@
               <w:autoSpaceDN w:val="0"/>
               <w:autoSpaceDE w:val="0"/>
               <w:widowControl/>
-              <w:spacing w:line="245" w:lineRule="auto" w:before="20" w:after="0"/>
-              <w:ind w:left="864" w:right="432" w:firstLine="0"/>
+              <w:spacing w:line="245" w:lineRule="auto" w:before="0" w:after="0"/>
+              <w:ind w:left="144" w:right="288" w:firstLine="0"/>
               <w:jc w:val="center"/>
             </w:pPr>
             <w:r>
@@ -11776,7 +12149,7 @@
                 <w:b/>
                 <w:i w:val="0"/>
                 <w:color w:val="FFFFFF"/>
-                <w:sz w:val="68"/>
+                <w:sz w:val="60"/>
               </w:rPr>
               <w:t xml:space="preserve">3 </w:t>
             </w:r>
@@ -11789,7 +12162,7 @@
                 <w:b/>
                 <w:i w:val="0"/>
                 <w:color w:val="EB8A3C"/>
-                <w:sz w:val="19"/>
+                <w:sz w:val="17"/>
               </w:rPr>
               <w:t>BAB</w:t>
             </w:r>
@@ -11799,9 +12172,9 @@
               <w:autoSpaceDN w:val="0"/>
               <w:autoSpaceDE w:val="0"/>
               <w:widowControl/>
-              <w:spacing w:line="233" w:lineRule="auto" w:before="34" w:after="0"/>
-              <w:ind w:left="0" w:right="360" w:firstLine="0"/>
-              <w:jc w:val="right"/>
+              <w:spacing w:line="233" w:lineRule="auto" w:before="18" w:after="0"/>
+              <w:ind w:left="212" w:right="0" w:firstLine="0"/>
+              <w:jc w:val="left"/>
             </w:pPr>
             <w:r>
               <w:rPr>
@@ -11809,7 +12182,7 @@
                 <w:b/>
                 <w:i/>
                 <w:color w:val="FEF08A"/>
-                <w:sz w:val="15"/>
+                <w:sz w:val="14"/>
               </w:rPr>
               <w:t>Chapter</w:t>
             </w:r>
@@ -11817,7 +12190,7 @@
         </w:tc>
         <w:tc>
           <w:tcPr>
-            <w:tcW w:type="dxa" w:w="6780"/>
+            <w:tcW w:type="dxa" w:w="8060"/>
             <w:tcBorders/>
             <w:tcMar>
               <w:start w:w="0" w:type="dxa"/>
@@ -11829,8 +12202,8 @@
               <w:autoSpaceDN w:val="0"/>
               <w:autoSpaceDE w:val="0"/>
               <w:widowControl/>
-              <w:spacing w:line="245" w:lineRule="auto" w:before="0" w:after="0"/>
-              <w:ind w:left="370" w:right="720" w:firstLine="0"/>
+              <w:spacing w:line="319" w:lineRule="auto" w:before="152" w:after="0"/>
+              <w:ind w:left="332" w:right="288" w:firstLine="0"/>
               <w:jc w:val="left"/>
             </w:pPr>
             <w:r>
@@ -11839,37 +12212,17 @@
                 <w:b/>
                 <w:i w:val="0"/>
                 <w:color w:val="FFFFFF"/>
-                <w:sz w:val="32"/>
+                <w:sz w:val="30"/>
               </w:rPr>
-              <w:t xml:space="preserve">FASILITAS SOSIAL (PENDIDIKAN &amp; </w:t>
+              <w:t xml:space="preserve">FASILITAS SOSIAL (PENDIDIKAN &amp; KESEHATAN) </w:t>
             </w:r>
-            <w:r>
-              <w:rPr>
-                <w:rFonts w:ascii="Liberation Sans" w:hAnsi="Liberation Sans" w:eastAsia="Liberation Sans"/>
-                <w:b/>
-                <w:i w:val="0"/>
-                <w:color w:val="FFFFFF"/>
-                <w:sz w:val="32"/>
-              </w:rPr>
-              <w:t>KESEHATAN)</w:t>
-            </w:r>
-          </w:p>
-          <w:p>
-            <w:pPr>
-              <w:autoSpaceDN w:val="0"/>
-              <w:autoSpaceDE w:val="0"/>
-              <w:widowControl/>
-              <w:spacing w:line="233" w:lineRule="auto" w:before="316" w:after="0"/>
-              <w:ind w:left="370" w:right="0" w:firstLine="0"/>
-              <w:jc w:val="left"/>
-            </w:pPr>
             <w:r>
               <w:rPr>
                 <w:rFonts w:ascii="Liberation Sans" w:hAnsi="Liberation Sans" w:eastAsia="Liberation Sans"/>
                 <w:b/>
                 <w:i/>
                 <w:color w:val="FEF08A"/>
-                <w:sz w:val="24"/>
+                <w:sz w:val="22"/>
               </w:rPr>
               <w:t>SOCIAL FACILITIES (EDUCATION &amp; HEALTH)</w:t>
             </w:r>
@@ -11882,8 +12235,113 @@
         <w:autoSpaceDN w:val="0"/>
         <w:autoSpaceDE w:val="0"/>
         <w:widowControl/>
-        <w:spacing w:line="233" w:lineRule="auto" w:before="1082" w:after="0"/>
-        <w:ind w:left="1174" w:right="0" w:firstLine="0"/>
+        <w:spacing w:line="235" w:lineRule="auto" w:before="1082" w:after="0"/>
+        <w:ind w:left="12" w:right="0" w:firstLine="0"/>
+        <w:jc w:val="left"/>
+      </w:pPr>
+      <w:r>
+        <w:rPr>
+          <w:rFonts w:ascii="Liberation Sans" w:hAnsi="Liberation Sans" w:eastAsia="Liberation Sans"/>
+          <w:b/>
+          <w:i w:val="0"/>
+          <w:color w:val="0B3C5D"/>
+          <w:sz w:val="18"/>
+        </w:rPr>
+        <w:t xml:space="preserve">RINGKASAN INDIKATOR BAB 3 / </w:t>
+      </w:r>
+      <w:r>
+        <w:rPr>
+          <w:rFonts w:ascii="Liberation Sans" w:hAnsi="Liberation Sans" w:eastAsia="Liberation Sans"/>
+          <w:b/>
+          <w:i/>
+          <w:color w:val="0B3C5D"/>
+          <w:sz w:val="18"/>
+        </w:rPr>
+        <w:t>CHAPTER 3 HIGHLIGHTS</w:t>
+      </w:r>
+    </w:p>
+    <w:p>
+      <w:pPr>
+        <w:autoSpaceDN w:val="0"/>
+        <w:tabs>
+          <w:tab w:pos="4800" w:val="left"/>
+        </w:tabs>
+        <w:autoSpaceDE w:val="0"/>
+        <w:widowControl/>
+        <w:spacing w:line="230" w:lineRule="auto" w:before="456" w:after="0"/>
+        <w:ind w:left="206" w:right="0" w:firstLine="0"/>
+        <w:jc w:val="left"/>
+      </w:pPr>
+      <w:r>
+        <w:rPr>
+          <w:rFonts w:ascii="Liberation Sans" w:hAnsi="Liberation Sans" w:eastAsia="Liberation Sans"/>
+          <w:b/>
+          <w:i w:val="0"/>
+          <w:color w:val="9D174D"/>
+          <w:sz w:val="15"/>
+        </w:rPr>
+        <w:t xml:space="preserve">POSYANDU AKTIF / ACTIVE POSYANDU </w:t>
+      </w:r>
+      <w:r>
+        <w:tab/>
+      </w:r>
+      <w:r>
+        <w:rPr>
+          <w:rFonts w:ascii="Liberation Sans" w:hAnsi="Liberation Sans" w:eastAsia="Liberation Sans"/>
+          <w:b/>
+          <w:i w:val="0"/>
+          <w:color w:val="6B21A8"/>
+          <w:sz w:val="15"/>
+        </w:rPr>
+        <w:t>POSBINDU / POSBINDU UNITS</w:t>
+      </w:r>
+    </w:p>
+    <w:p>
+      <w:pPr>
+        <w:autoSpaceDN w:val="0"/>
+        <w:tabs>
+          <w:tab w:pos="4800" w:val="left"/>
+        </w:tabs>
+        <w:autoSpaceDE w:val="0"/>
+        <w:widowControl/>
+        <w:spacing w:line="233" w:lineRule="auto" w:before="82" w:after="0"/>
+        <w:ind w:left="206" w:right="0" w:firstLine="0"/>
+        <w:jc w:val="left"/>
+      </w:pPr>
+      <w:r>
+        <w:rPr>
+          <w:rFonts w:ascii="Liberation Sans" w:hAnsi="Liberation Sans" w:eastAsia="Liberation Sans"/>
+          <w:b/>
+          <w:i w:val="0"/>
+          <w:color w:val="BE185D"/>
+          <w:sz w:val="24"/>
+        </w:rPr>
+        <w:t xml:space="preserve">3 Unit </w:t>
+      </w:r>
+      <w:r>
+        <w:tab/>
+      </w:r>
+      <w:r>
+        <w:rPr>
+          <w:rFonts w:ascii="Liberation Sans" w:hAnsi="Liberation Sans" w:eastAsia="Liberation Sans"/>
+          <w:b/>
+          <w:i w:val="0"/>
+          <w:color w:val="7E22CE"/>
+          <w:sz w:val="24"/>
+        </w:rPr>
+        <w:t>1 Unit</w:t>
+      </w:r>
+    </w:p>
+    <w:p>
+      <w:pPr>
+        <w:autoSpaceDN w:val="0"/>
+        <w:tabs>
+          <w:tab w:pos="4800" w:val="left"/>
+        </w:tabs>
+        <w:autoSpaceDE w:val="0"/>
+        <w:widowControl/>
+        <w:spacing w:line="233" w:lineRule="auto" w:before="62" w:after="0"/>
+        <w:ind w:left="206" w:right="0" w:firstLine="0"/>
         <w:jc w:val="left"/>
       </w:pPr>
       <w:r>
@@ -11891,20 +12349,66 @@
           <w:rFonts w:ascii="Liberation Sans" w:hAnsi="Liberation Sans" w:eastAsia="Liberation Sans"/>
           <w:b w:val="0"/>
           <w:i w:val="0"/>
-          <w:color w:val="334155"/>
-          <w:sz w:val="19"/>
+          <w:color w:val="9D174D"/>
+          <w:sz w:val="14"/>
         </w:rPr>
-        <w:t xml:space="preserve">Ketersediaan sarana pendidikan formal/keagamaan dan pelayanan kesehatan meliputi </w:t>
+        <w:t xml:space="preserve">Pemeriksaan Kesehatan Bulanan </w:t>
+      </w:r>
+      <w:r>
+        <w:tab/>
       </w:r>
       <w:r>
         <w:rPr>
           <w:rFonts w:ascii="Liberation Sans" w:hAnsi="Liberation Sans" w:eastAsia="Liberation Sans"/>
+          <w:b w:val="0"/>
+          <w:i w:val="0"/>
+          <w:color w:val="581C87"/>
+          <w:sz w:val="14"/>
+        </w:rPr>
+        <w:t>Pos Pembinaan Terpadu Lansia</w:t>
+      </w:r>
+    </w:p>
+    <w:p>
+      <w:pPr>
+        <w:autoSpaceDN w:val="0"/>
+        <w:autoSpaceDE w:val="0"/>
+        <w:widowControl/>
+        <w:spacing w:line="233" w:lineRule="auto" w:before="442" w:after="0"/>
+        <w:ind w:left="12" w:right="0" w:firstLine="0"/>
+        <w:jc w:val="left"/>
+      </w:pPr>
+      <w:r>
+        <w:rPr>
+          <w:w w:val="97.74999618530273"/>
+          <w:rFonts w:ascii="Liberation Sans" w:hAnsi="Liberation Sans" w:eastAsia="Liberation Sans"/>
+          <w:b w:val="0"/>
+          <w:i w:val="0"/>
+          <w:color w:val="334155"/>
+          <w:sz w:val="18"/>
+        </w:rPr>
+        <w:t xml:space="preserve">Pelayanan kesehatan masyarakat berbasis komunitas didukung oleh keberadaan </w:t>
+      </w:r>
+      <w:r>
+        <w:rPr>
+          <w:w w:val="97.74999618530273"/>
+          <w:rFonts w:ascii="Liberation Sans" w:hAnsi="Liberation Sans" w:eastAsia="Liberation Sans"/>
           <w:b/>
           <w:i w:val="0"/>
           <w:color w:val="334155"/>
-          <w:sz w:val="19"/>
+          <w:sz w:val="18"/>
         </w:rPr>
         <w:t>3 Posyandu aktif</w:t>
+      </w:r>
+      <w:r>
+        <w:rPr>
+          <w:w w:val="97.74999618530273"/>
+          <w:rFonts w:ascii="Liberation Sans" w:hAnsi="Liberation Sans" w:eastAsia="Liberation Sans"/>
+          <w:b w:val="0"/>
+          <w:i w:val="0"/>
+          <w:color w:val="334155"/>
+          <w:sz w:val="18"/>
+        </w:rPr>
+        <w:t xml:space="preserve"> yang rutin</w:t>
       </w:r>
     </w:p>
     <w:p>
@@ -11913,36 +12417,82 @@
         <w:autoSpaceDE w:val="0"/>
         <w:widowControl/>
         <w:spacing w:line="233" w:lineRule="auto" w:before="74" w:after="0"/>
-        <w:ind w:left="1174" w:right="0" w:firstLine="0"/>
+        <w:ind w:left="12" w:right="0" w:firstLine="0"/>
         <w:jc w:val="left"/>
       </w:pPr>
       <w:r>
         <w:rPr>
+          <w:w w:val="97.74999618530273"/>
           <w:rFonts w:ascii="Liberation Sans" w:hAnsi="Liberation Sans" w:eastAsia="Liberation Sans"/>
           <w:b w:val="0"/>
           <w:i w:val="0"/>
           <w:color w:val="334155"/>
-          <w:sz w:val="19"/>
+          <w:sz w:val="18"/>
         </w:rPr>
-        <w:t xml:space="preserve">dan </w:t>
+        <w:t xml:space="preserve">menyelenggarakan pelayanan bulanan dan </w:t>
       </w:r>
       <w:r>
         <w:rPr>
+          <w:w w:val="97.74999618530273"/>
           <w:rFonts w:ascii="Liberation Sans" w:hAnsi="Liberation Sans" w:eastAsia="Liberation Sans"/>
           <w:b/>
           <w:i w:val="0"/>
           <w:color w:val="334155"/>
-          <w:sz w:val="19"/>
+          <w:sz w:val="18"/>
         </w:rPr>
         <w:t>1 Posbindu</w:t>
       </w:r>
       <w:r>
         <w:rPr>
+          <w:w w:val="97.74999618530273"/>
           <w:rFonts w:ascii="Liberation Sans" w:hAnsi="Liberation Sans" w:eastAsia="Liberation Sans"/>
           <w:b w:val="0"/>
           <w:i w:val="0"/>
           <w:color w:val="334155"/>
-          <w:sz w:val="19"/>
+          <w:sz w:val="18"/>
+        </w:rPr>
+        <w:t>. Fasilitas pendidikan formal &amp; keagamaan yang tersedia</w:t>
+      </w:r>
+    </w:p>
+    <w:p>
+      <w:pPr>
+        <w:autoSpaceDN w:val="0"/>
+        <w:autoSpaceDE w:val="0"/>
+        <w:widowControl/>
+        <w:spacing w:line="235" w:lineRule="auto" w:before="58" w:after="0"/>
+        <w:ind w:left="12" w:right="0" w:firstLine="0"/>
+        <w:jc w:val="left"/>
+      </w:pPr>
+      <w:r>
+        <w:rPr>
+          <w:w w:val="97.74999618530273"/>
+          <w:rFonts w:ascii="Liberation Sans" w:hAnsi="Liberation Sans" w:eastAsia="Liberation Sans"/>
+          <w:b w:val="0"/>
+          <w:i w:val="0"/>
+          <w:color w:val="334155"/>
+          <w:sz w:val="18"/>
+        </w:rPr>
+        <w:t xml:space="preserve">meliputi </w:t>
+      </w:r>
+      <w:r>
+        <w:rPr>
+          <w:w w:val="97.74999618530273"/>
+          <w:rFonts w:ascii="Liberation Sans" w:hAnsi="Liberation Sans" w:eastAsia="Liberation Sans"/>
+          <w:b/>
+          <w:i w:val="0"/>
+          <w:color w:val="334155"/>
+          <w:sz w:val="18"/>
+        </w:rPr>
+        <w:t>TK Swasta (1), SD Negeri (3)</w:t>
+      </w:r>
+      <w:r>
+        <w:rPr>
+          <w:w w:val="97.74999618530273"/>
+          <w:rFonts w:ascii="Liberation Sans" w:hAnsi="Liberation Sans" w:eastAsia="Liberation Sans"/>
+          <w:b w:val="0"/>
+          <w:i w:val="0"/>
+          <w:color w:val="334155"/>
+          <w:sz w:val="18"/>
         </w:rPr>
         <w:t>.</w:t>
       </w:r>
@@ -11952,8 +12502,8 @@
         <w:autoSpaceDN w:val="0"/>
         <w:autoSpaceDE w:val="0"/>
         <w:widowControl/>
-        <w:spacing w:line="233" w:lineRule="auto" w:before="5634" w:after="0"/>
-        <w:ind w:left="0" w:right="468" w:firstLine="0"/>
+        <w:spacing w:line="233" w:lineRule="auto" w:before="10302" w:after="0"/>
+        <w:ind w:left="0" w:right="20" w:firstLine="0"/>
         <w:jc w:val="right"/>
       </w:pPr>
       <w:r>
@@ -11971,7 +12521,7 @@
       <w:pPr>
         <w:sectPr>
           <w:pgSz w:w="11899" w:h="16838"/>
-          <w:pgMar w:top="1440" w:right="318" w:bottom="162" w:left="1440" w:header="720" w:footer="720" w:gutter="0"/>
+          <w:pgMar w:top="642" w:right="766" w:bottom="162" w:left="1440" w:header="720" w:footer="720" w:gutter="0"/>
           <w:cols/>
           <w:docGrid w:linePitch="360"/>
         </w:sectPr>
@@ -13695,7 +14245,7 @@
         <w:autoSpaceDN w:val="0"/>
         <w:autoSpaceDE w:val="0"/>
         <w:widowControl/>
-        <w:spacing w:line="220" w:lineRule="exact" w:before="0" w:after="6050"/>
+        <w:spacing w:line="220" w:lineRule="exact" w:before="0" w:after="424"/>
         <w:ind w:left="0" w:right="0"/>
       </w:pPr>
       <w:r>
@@ -13703,12 +14253,12 @@
           <wp:anchor xmlns:a="http://schemas.openxmlformats.org/drawingml/2006/main" xmlns:pic="http://schemas.openxmlformats.org/drawingml/2006/picture" distT="0" distB="0" distL="0" distR="0" simplePos="0" relativeHeight="0" behindDoc="1" locked="0" layoutInCell="1" allowOverlap="1">
             <wp:simplePos x="0" y="0"/>
             <wp:positionH relativeFrom="page">
-              <wp:posOffset>1244600</wp:posOffset>
+              <wp:posOffset>571500</wp:posOffset>
             </wp:positionH>
             <wp:positionV relativeFrom="page">
-              <wp:posOffset>4572000</wp:posOffset>
+              <wp:posOffset>520700</wp:posOffset>
             </wp:positionV>
-            <wp:extent cx="6311900" cy="2667000"/>
+            <wp:extent cx="6400800" cy="3594100"/>
             <wp:wrapNone/>
             <wp:docPr id="4" name="Picture 4"/>
             <wp:cNvGraphicFramePr>
@@ -13730,7 +14280,7 @@
                   <pic:spPr>
                     <a:xfrm>
                       <a:off x="0" y="0"/>
-                      <a:ext cx="6311900" cy="2667000"/>
+                      <a:ext cx="6400800" cy="3594100"/>
                     </a:xfrm>
                     <a:prstGeom prst="rect"/>
                   </pic:spPr>
@@ -13746,19 +14296,19 @@
         <w:tblW w:type="auto" w:w="0"/>
         <w:tblLayout w:type="fixed"/>
         <w:tblLook w:firstColumn="1" w:firstRow="1" w:lastColumn="0" w:lastRow="0" w:noHBand="0" w:noVBand="1" w:val="04A0"/>
-        <w:tblInd w:w="1124.0" w:type="dxa"/>
+        <w:tblInd w:w="504.00000000000006" w:type="dxa"/>
       </w:tblPr>
       <w:tblGrid>
-        <w:gridCol w:w="5392"/>
-        <w:gridCol w:w="5392"/>
+        <w:gridCol w:w="4840"/>
+        <w:gridCol w:w="4840"/>
       </w:tblGrid>
       <w:tr>
         <w:trPr>
-          <w:trHeight w:hRule="exact" w:val="1202"/>
+          <w:trHeight w:hRule="exact" w:val="1054"/>
         </w:trPr>
         <w:tc>
           <w:tcPr>
-            <w:tcW w:type="dxa" w:w="2080"/>
+            <w:tcW w:type="dxa" w:w="1380"/>
             <w:tcBorders/>
             <w:tcMar>
               <w:start w:w="0" w:type="dxa"/>
@@ -13771,7 +14321,7 @@
               <w:autoSpaceDE w:val="0"/>
               <w:widowControl/>
               <w:spacing w:line="245" w:lineRule="auto" w:before="0" w:after="0"/>
-              <w:ind w:left="1152" w:right="432" w:firstLine="0"/>
+              <w:ind w:left="576" w:right="288" w:firstLine="0"/>
               <w:jc w:val="center"/>
             </w:pPr>
             <w:r>
@@ -13780,7 +14330,7 @@
                 <w:b/>
                 <w:i w:val="0"/>
                 <w:color w:val="FFFFFF"/>
-                <w:sz w:val="68"/>
+                <w:sz w:val="60"/>
               </w:rPr>
               <w:t xml:space="preserve">4 </w:t>
             </w:r>
@@ -13793,7 +14343,7 @@
                 <w:b/>
                 <w:i w:val="0"/>
                 <w:color w:val="EB8A3C"/>
-                <w:sz w:val="19"/>
+                <w:sz w:val="17"/>
               </w:rPr>
               <w:t>BAB</w:t>
             </w:r>
@@ -13803,8 +14353,8 @@
               <w:autoSpaceDN w:val="0"/>
               <w:autoSpaceDE w:val="0"/>
               <w:widowControl/>
-              <w:spacing w:line="233" w:lineRule="auto" w:before="34" w:after="0"/>
-              <w:ind w:left="0" w:right="360" w:firstLine="0"/>
+              <w:spacing w:line="233" w:lineRule="auto" w:before="18" w:after="0"/>
+              <w:ind w:left="0" w:right="320" w:firstLine="0"/>
               <w:jc w:val="right"/>
             </w:pPr>
             <w:r>
@@ -13813,7 +14363,7 @@
                 <w:b/>
                 <w:i/>
                 <w:color w:val="FEF08A"/>
-                <w:sz w:val="15"/>
+                <w:sz w:val="14"/>
               </w:rPr>
               <w:t>Chapter</w:t>
             </w:r>
@@ -13821,7 +14371,7 @@
         </w:tc>
         <w:tc>
           <w:tcPr>
-            <w:tcW w:type="dxa" w:w="7420"/>
+            <w:tcW w:type="dxa" w:w="7300"/>
             <w:tcBorders/>
             <w:tcMar>
               <w:start w:w="0" w:type="dxa"/>
@@ -13833,8 +14383,8 @@
               <w:autoSpaceDN w:val="0"/>
               <w:autoSpaceDE w:val="0"/>
               <w:widowControl/>
-              <w:spacing w:line="355" w:lineRule="auto" w:before="160" w:after="0"/>
-              <w:ind w:left="370" w:right="0" w:firstLine="0"/>
+              <w:spacing w:line="319" w:lineRule="auto" w:before="152" w:after="0"/>
+              <w:ind w:left="332" w:right="432" w:firstLine="0"/>
               <w:jc w:val="left"/>
             </w:pPr>
             <w:r>
@@ -13843,7 +14393,7 @@
                 <w:b/>
                 <w:i w:val="0"/>
                 <w:color w:val="FFFFFF"/>
-                <w:sz w:val="32"/>
+                <w:sz w:val="30"/>
               </w:rPr>
               <w:t xml:space="preserve">TRANSPORTASI, KOMUNIKASI &amp; EKONOMI </w:t>
             </w:r>
@@ -13853,7 +14403,7 @@
                 <w:b/>
                 <w:i/>
                 <w:color w:val="FEF08A"/>
-                <w:sz w:val="24"/>
+                <w:sz w:val="22"/>
               </w:rPr>
               <w:t>TRANSPORTATION, COMMUNICATION &amp; ECONOMY</w:t>
             </w:r>
@@ -13866,8 +14416,113 @@
         <w:autoSpaceDN w:val="0"/>
         <w:autoSpaceDE w:val="0"/>
         <w:widowControl/>
-        <w:spacing w:line="233" w:lineRule="auto" w:before="1206" w:after="0"/>
-        <w:ind w:left="1818" w:right="0" w:firstLine="0"/>
+        <w:spacing w:line="235" w:lineRule="auto" w:before="1082" w:after="0"/>
+        <w:ind w:left="656" w:right="0" w:firstLine="0"/>
+        <w:jc w:val="left"/>
+      </w:pPr>
+      <w:r>
+        <w:rPr>
+          <w:rFonts w:ascii="Liberation Sans" w:hAnsi="Liberation Sans" w:eastAsia="Liberation Sans"/>
+          <w:b/>
+          <w:i w:val="0"/>
+          <w:color w:val="0B3C5D"/>
+          <w:sz w:val="18"/>
+        </w:rPr>
+        <w:t xml:space="preserve">RINGKASAN INDIKATOR BAB 4 / </w:t>
+      </w:r>
+      <w:r>
+        <w:rPr>
+          <w:rFonts w:ascii="Liberation Sans" w:hAnsi="Liberation Sans" w:eastAsia="Liberation Sans"/>
+          <w:b/>
+          <w:i/>
+          <w:color w:val="0B3C5D"/>
+          <w:sz w:val="18"/>
+        </w:rPr>
+        <w:t>CHAPTER 4 HIGHLIGHTS</w:t>
+      </w:r>
+    </w:p>
+    <w:p>
+      <w:pPr>
+        <w:autoSpaceDN w:val="0"/>
+        <w:tabs>
+          <w:tab w:pos="5444" w:val="left"/>
+        </w:tabs>
+        <w:autoSpaceDE w:val="0"/>
+        <w:widowControl/>
+        <w:spacing w:line="230" w:lineRule="auto" w:before="456" w:after="0"/>
+        <w:ind w:left="850" w:right="0" w:firstLine="0"/>
+        <w:jc w:val="left"/>
+      </w:pPr>
+      <w:r>
+        <w:rPr>
+          <w:rFonts w:ascii="Liberation Sans" w:hAnsi="Liberation Sans" w:eastAsia="Liberation Sans"/>
+          <w:b/>
+          <w:i w:val="0"/>
+          <w:color w:val="1E40AF"/>
+          <w:sz w:val="15"/>
+        </w:rPr>
+        <w:t xml:space="preserve">MENARA BTS &amp; INTERNET / BTS TOWERS </w:t>
+      </w:r>
+      <w:r>
+        <w:tab/>
+      </w:r>
+      <w:r>
+        <w:rPr>
+          <w:rFonts w:ascii="Liberation Sans" w:hAnsi="Liberation Sans" w:eastAsia="Liberation Sans"/>
+          <w:b/>
+          <w:i w:val="0"/>
+          <w:color w:val="115E59"/>
+          <w:sz w:val="15"/>
+        </w:rPr>
+        <w:t>INDUSTRI MIKRO (IMK) / MICRO INDUSTRIES</w:t>
+      </w:r>
+    </w:p>
+    <w:p>
+      <w:pPr>
+        <w:autoSpaceDN w:val="0"/>
+        <w:tabs>
+          <w:tab w:pos="5444" w:val="left"/>
+        </w:tabs>
+        <w:autoSpaceDE w:val="0"/>
+        <w:widowControl/>
+        <w:spacing w:line="233" w:lineRule="auto" w:before="82" w:after="0"/>
+        <w:ind w:left="850" w:right="0" w:firstLine="0"/>
+        <w:jc w:val="left"/>
+      </w:pPr>
+      <w:r>
+        <w:rPr>
+          <w:rFonts w:ascii="Liberation Sans" w:hAnsi="Liberation Sans" w:eastAsia="Liberation Sans"/>
+          <w:b/>
+          <w:i w:val="0"/>
+          <w:color w:val="1D4ED8"/>
+          <w:sz w:val="24"/>
+        </w:rPr>
+        <w:t xml:space="preserve">2 Menara (5G/4G/LTE) </w:t>
+      </w:r>
+      <w:r>
+        <w:tab/>
+      </w:r>
+      <w:r>
+        <w:rPr>
+          <w:rFonts w:ascii="Liberation Sans" w:hAnsi="Liberation Sans" w:eastAsia="Liberation Sans"/>
+          <w:b/>
+          <w:i w:val="0"/>
+          <w:color w:val="0F766E"/>
+          <w:sz w:val="24"/>
+        </w:rPr>
+        <w:t>125 Usaha</w:t>
+      </w:r>
+    </w:p>
+    <w:p>
+      <w:pPr>
+        <w:autoSpaceDN w:val="0"/>
+        <w:tabs>
+          <w:tab w:pos="5444" w:val="left"/>
+        </w:tabs>
+        <w:autoSpaceDE w:val="0"/>
+        <w:widowControl/>
+        <w:spacing w:line="233" w:lineRule="auto" w:before="62" w:after="0"/>
+        <w:ind w:left="850" w:right="0" w:firstLine="0"/>
         <w:jc w:val="left"/>
       </w:pPr>
       <w:r>
@@ -13875,50 +14530,66 @@
           <w:rFonts w:ascii="Liberation Sans" w:hAnsi="Liberation Sans" w:eastAsia="Liberation Sans"/>
           <w:b w:val="0"/>
           <w:i w:val="0"/>
-          <w:color w:val="334155"/>
-          <w:sz w:val="19"/>
+          <w:color w:val="1E40AF"/>
+          <w:sz w:val="14"/>
         </w:rPr>
-        <w:t xml:space="preserve">Dukungan telekomunikasi mencakup </w:t>
+        <w:t xml:space="preserve">Sinyal Telepon Seluler: Sinyal kuat </w:t>
       </w:r>
       <w:r>
-        <w:rPr>
-          <w:rFonts w:ascii="Liberation Sans" w:hAnsi="Liberation Sans" w:eastAsia="Liberation Sans"/>
-          <w:b/>
-          <w:i w:val="0"/>
-          <w:color w:val="334155"/>
-          <w:sz w:val="19"/>
-        </w:rPr>
-        <w:t>2 Menara BTS</w:t>
+        <w:tab/>
       </w:r>
       <w:r>
         <w:rPr>
           <w:rFonts w:ascii="Liberation Sans" w:hAnsi="Liberation Sans" w:eastAsia="Liberation Sans"/>
           <w:b w:val="0"/>
           <w:i w:val="0"/>
+          <w:color w:val="134E4A"/>
+          <w:sz w:val="14"/>
+        </w:rPr>
+        <w:t>Usaha Pengolahan Mikro &amp; Kecil</w:t>
+      </w:r>
+    </w:p>
+    <w:p>
+      <w:pPr>
+        <w:autoSpaceDN w:val="0"/>
+        <w:autoSpaceDE w:val="0"/>
+        <w:widowControl/>
+        <w:spacing w:line="233" w:lineRule="auto" w:before="442" w:after="0"/>
+        <w:ind w:left="656" w:right="0" w:firstLine="0"/>
+        <w:jc w:val="left"/>
+      </w:pPr>
+      <w:r>
+        <w:rPr>
+          <w:w w:val="97.74999618530273"/>
+          <w:rFonts w:ascii="Liberation Sans" w:hAnsi="Liberation Sans" w:eastAsia="Liberation Sans"/>
+          <w:b w:val="0"/>
+          <w:i w:val="0"/>
           <w:color w:val="334155"/>
-          <w:sz w:val="19"/>
+          <w:sz w:val="18"/>
         </w:rPr>
-        <w:t xml:space="preserve"> dengan jaringan </w:t>
+        <w:t xml:space="preserve">Prasarana jalan utama di Kelurahan Pasir Wan Salim memiliki permukaan jalan berjenis </w:t>
       </w:r>
       <w:r>
         <w:rPr>
+          <w:w w:val="97.74999618530273"/>
           <w:rFonts w:ascii="Liberation Sans" w:hAnsi="Liberation Sans" w:eastAsia="Liberation Sans"/>
           <w:b/>
           <w:i w:val="0"/>
           <w:color w:val="334155"/>
-          <w:sz w:val="19"/>
+          <w:sz w:val="18"/>
         </w:rPr>
-        <w:t>5G/4G/LTE</w:t>
+        <w:t>Aspal/Beton</w:t>
       </w:r>
       <w:r>
         <w:rPr>
+          <w:w w:val="97.74999618530273"/>
           <w:rFonts w:ascii="Liberation Sans" w:hAnsi="Liberation Sans" w:eastAsia="Liberation Sans"/>
           <w:b w:val="0"/>
           <w:i w:val="0"/>
           <w:color w:val="334155"/>
-          <w:sz w:val="19"/>
+          <w:sz w:val="18"/>
         </w:rPr>
-        <w:t>. Sektor industri kecil</w:t>
+        <w:t>. Sarana</w:t>
       </w:r>
     </w:p>
     <w:p>
@@ -13927,36 +14598,104 @@
         <w:autoSpaceDE w:val="0"/>
         <w:widowControl/>
         <w:spacing w:line="233" w:lineRule="auto" w:before="74" w:after="0"/>
-        <w:ind w:left="1818" w:right="0" w:firstLine="0"/>
+        <w:ind w:left="656" w:right="0" w:firstLine="0"/>
         <w:jc w:val="left"/>
       </w:pPr>
       <w:r>
         <w:rPr>
+          <w:w w:val="97.74999618530273"/>
           <w:rFonts w:ascii="Liberation Sans" w:hAnsi="Liberation Sans" w:eastAsia="Liberation Sans"/>
           <w:b w:val="0"/>
           <w:i w:val="0"/>
           <w:color w:val="334155"/>
-          <w:sz w:val="19"/>
+          <w:sz w:val="18"/>
         </w:rPr>
-        <w:t xml:space="preserve">didukung oleh </w:t>
+        <w:t xml:space="preserve">telekomunikasi ditopang oleh </w:t>
       </w:r>
       <w:r>
         <w:rPr>
+          <w:w w:val="97.74999618530273"/>
           <w:rFonts w:ascii="Liberation Sans" w:hAnsi="Liberation Sans" w:eastAsia="Liberation Sans"/>
           <w:b/>
           <w:i w:val="0"/>
           <w:color w:val="334155"/>
-          <w:sz w:val="19"/>
+          <w:sz w:val="18"/>
         </w:rPr>
-        <w:t>125 unit Industri Mikro dan Kecil (IMK)</w:t>
+        <w:t>2 Menara BTS</w:t>
       </w:r>
       <w:r>
         <w:rPr>
+          <w:w w:val="97.74999618530273"/>
           <w:rFonts w:ascii="Liberation Sans" w:hAnsi="Liberation Sans" w:eastAsia="Liberation Sans"/>
           <w:b w:val="0"/>
           <w:i w:val="0"/>
           <w:color w:val="334155"/>
-          <w:sz w:val="19"/>
+          <w:sz w:val="18"/>
+        </w:rPr>
+        <w:t xml:space="preserve"> dengan sinyal </w:t>
+      </w:r>
+      <w:r>
+        <w:rPr>
+          <w:w w:val="97.74999618530273"/>
+          <w:rFonts w:ascii="Liberation Sans" w:hAnsi="Liberation Sans" w:eastAsia="Liberation Sans"/>
+          <w:b/>
+          <w:i w:val="0"/>
+          <w:color w:val="334155"/>
+          <w:sz w:val="18"/>
+        </w:rPr>
+        <w:t>5G/4G/LTE</w:t>
+      </w:r>
+      <w:r>
+        <w:rPr>
+          <w:w w:val="97.74999618530273"/>
+          <w:rFonts w:ascii="Liberation Sans" w:hAnsi="Liberation Sans" w:eastAsia="Liberation Sans"/>
+          <w:b w:val="0"/>
+          <w:i w:val="0"/>
+          <w:color w:val="334155"/>
+          <w:sz w:val="18"/>
+        </w:rPr>
+        <w:t>. Sektor perekonomian didukung</w:t>
+      </w:r>
+    </w:p>
+    <w:p>
+      <w:pPr>
+        <w:autoSpaceDN w:val="0"/>
+        <w:autoSpaceDE w:val="0"/>
+        <w:widowControl/>
+        <w:spacing w:line="235" w:lineRule="auto" w:before="58" w:after="0"/>
+        <w:ind w:left="656" w:right="0" w:firstLine="0"/>
+        <w:jc w:val="left"/>
+      </w:pPr>
+      <w:r>
+        <w:rPr>
+          <w:w w:val="97.74999618530273"/>
+          <w:rFonts w:ascii="Liberation Sans" w:hAnsi="Liberation Sans" w:eastAsia="Liberation Sans"/>
+          <w:b w:val="0"/>
+          <w:i w:val="0"/>
+          <w:color w:val="334155"/>
+          <w:sz w:val="18"/>
+        </w:rPr>
+        <w:t xml:space="preserve">ketersediaan </w:t>
+      </w:r>
+      <w:r>
+        <w:rPr>
+          <w:w w:val="97.74999618530273"/>
+          <w:rFonts w:ascii="Liberation Sans" w:hAnsi="Liberation Sans" w:eastAsia="Liberation Sans"/>
+          <w:b/>
+          <w:i w:val="0"/>
+          <w:color w:val="334155"/>
+          <w:sz w:val="18"/>
+        </w:rPr>
+        <w:t>125 unit usaha Industri Mikro dan Kecil (IMK)</w:t>
+      </w:r>
+      <w:r>
+        <w:rPr>
+          <w:w w:val="97.74999618530273"/>
+          <w:rFonts w:ascii="Liberation Sans" w:hAnsi="Liberation Sans" w:eastAsia="Liberation Sans"/>
+          <w:b w:val="0"/>
+          <w:i w:val="0"/>
+          <w:color w:val="334155"/>
+          <w:sz w:val="18"/>
         </w:rPr>
         <w:t>.</w:t>
       </w:r>
@@ -13966,7 +14705,7 @@
         <w:autoSpaceDN w:val="0"/>
         <w:autoSpaceDE w:val="0"/>
         <w:widowControl/>
-        <w:spacing w:line="233" w:lineRule="auto" w:before="5664" w:after="0"/>
+        <w:spacing w:line="233" w:lineRule="auto" w:before="10302" w:after="0"/>
         <w:ind w:left="0" w:right="0" w:firstLine="0"/>
         <w:jc w:val="left"/>
       </w:pPr>
@@ -13985,7 +14724,7 @@
       <w:pPr>
         <w:sectPr>
           <w:pgSz w:w="11899" w:h="16838"/>
-          <w:pgMar w:top="1440" w:right="318" w:bottom="162" w:left="796" w:header="720" w:footer="720" w:gutter="0"/>
+          <w:pgMar w:top="642" w:right="1422" w:bottom="162" w:left="796" w:header="720" w:footer="720" w:gutter="0"/>
           <w:cols/>
           <w:docGrid w:linePitch="360"/>
         </w:sectPr>
@@ -17133,7 +17872,7 @@
         <w:autoSpaceDN w:val="0"/>
         <w:autoSpaceDE w:val="0"/>
         <w:widowControl/>
-        <w:spacing w:line="220" w:lineRule="exact" w:before="0" w:after="6030"/>
+        <w:spacing w:line="220" w:lineRule="exact" w:before="0" w:after="416"/>
         <w:ind w:left="0" w:right="0"/>
       </w:pPr>
       <w:r>
@@ -17141,12 +17880,12 @@
           <wp:anchor xmlns:a="http://schemas.openxmlformats.org/drawingml/2006/main" xmlns:pic="http://schemas.openxmlformats.org/drawingml/2006/picture" distT="0" distB="0" distL="0" distR="0" simplePos="0" relativeHeight="0" behindDoc="1" locked="0" layoutInCell="1" allowOverlap="1">
             <wp:simplePos x="0" y="0"/>
             <wp:positionH relativeFrom="page">
-              <wp:posOffset>1244600</wp:posOffset>
+              <wp:posOffset>571500</wp:posOffset>
             </wp:positionH>
             <wp:positionV relativeFrom="page">
-              <wp:posOffset>4559300</wp:posOffset>
+              <wp:posOffset>520700</wp:posOffset>
             </wp:positionV>
-            <wp:extent cx="6311900" cy="2692400"/>
+            <wp:extent cx="6400800" cy="3606800"/>
             <wp:wrapNone/>
             <wp:docPr id="5" name="Picture 5"/>
             <wp:cNvGraphicFramePr>
@@ -17168,7 +17907,7 @@
                   <pic:spPr>
                     <a:xfrm>
                       <a:off x="0" y="0"/>
-                      <a:ext cx="6311900" cy="2692400"/>
+                      <a:ext cx="6400800" cy="3606800"/>
                     </a:xfrm>
                     <a:prstGeom prst="rect"/>
                   </pic:spPr>
@@ -17184,19 +17923,19 @@
         <w:tblW w:type="auto" w:w="0"/>
         <w:tblLayout w:type="fixed"/>
         <w:tblLook w:firstColumn="1" w:firstRow="1" w:lastColumn="0" w:lastRow="0" w:noHBand="0" w:noVBand="1" w:val="04A0"/>
-        <w:tblInd w:w="1124.0" w:type="dxa"/>
+        <w:tblInd w:w="504.00000000000006" w:type="dxa"/>
       </w:tblPr>
       <w:tblGrid>
-        <w:gridCol w:w="5392"/>
-        <w:gridCol w:w="5392"/>
+        <w:gridCol w:w="4840"/>
+        <w:gridCol w:w="4840"/>
       </w:tblGrid>
       <w:tr>
         <w:trPr>
-          <w:trHeight w:hRule="exact" w:val="1376"/>
+          <w:trHeight w:hRule="exact" w:val="1218"/>
         </w:trPr>
         <w:tc>
           <w:tcPr>
-            <w:tcW w:type="dxa" w:w="2080"/>
+            <w:tcW w:type="dxa" w:w="1380"/>
             <w:tcBorders/>
             <w:tcMar>
               <w:start w:w="0" w:type="dxa"/>
@@ -17208,8 +17947,8 @@
               <w:autoSpaceDN w:val="0"/>
               <w:autoSpaceDE w:val="0"/>
               <w:widowControl/>
-              <w:spacing w:line="245" w:lineRule="auto" w:before="20" w:after="0"/>
-              <w:ind w:left="1152" w:right="432" w:firstLine="0"/>
+              <w:spacing w:line="245" w:lineRule="auto" w:before="28" w:after="0"/>
+              <w:ind w:left="576" w:right="288" w:firstLine="0"/>
               <w:jc w:val="center"/>
             </w:pPr>
             <w:r>
@@ -17218,7 +17957,7 @@
                 <w:b/>
                 <w:i w:val="0"/>
                 <w:color w:val="FFFFFF"/>
-                <w:sz w:val="68"/>
+                <w:sz w:val="60"/>
               </w:rPr>
               <w:t xml:space="preserve">5 </w:t>
             </w:r>
@@ -17231,7 +17970,7 @@
                 <w:b/>
                 <w:i w:val="0"/>
                 <w:color w:val="EB8A3C"/>
-                <w:sz w:val="19"/>
+                <w:sz w:val="17"/>
               </w:rPr>
               <w:t>BAB</w:t>
             </w:r>
@@ -17241,8 +17980,8 @@
               <w:autoSpaceDN w:val="0"/>
               <w:autoSpaceDE w:val="0"/>
               <w:widowControl/>
-              <w:spacing w:line="233" w:lineRule="auto" w:before="34" w:after="0"/>
-              <w:ind w:left="0" w:right="360" w:firstLine="0"/>
+              <w:spacing w:line="233" w:lineRule="auto" w:before="2" w:after="0"/>
+              <w:ind w:left="0" w:right="320" w:firstLine="0"/>
               <w:jc w:val="right"/>
             </w:pPr>
             <w:r>
@@ -17251,7 +17990,7 @@
                 <w:b/>
                 <w:i/>
                 <w:color w:val="FEF08A"/>
-                <w:sz w:val="15"/>
+                <w:sz w:val="14"/>
               </w:rPr>
               <w:t>Chapter</w:t>
             </w:r>
@@ -17259,7 +17998,7 @@
         </w:tc>
         <w:tc>
           <w:tcPr>
-            <w:tcW w:type="dxa" w:w="7440"/>
+            <w:tcW w:type="dxa" w:w="7680"/>
             <w:tcBorders/>
             <w:tcMar>
               <w:start w:w="0" w:type="dxa"/>
@@ -17272,7 +18011,7 @@
               <w:autoSpaceDE w:val="0"/>
               <w:widowControl/>
               <w:spacing w:line="245" w:lineRule="auto" w:before="0" w:after="0"/>
-              <w:ind w:left="370" w:right="1296" w:firstLine="0"/>
+              <w:ind w:left="332" w:right="0" w:firstLine="0"/>
               <w:jc w:val="left"/>
             </w:pPr>
             <w:r>
@@ -17281,9 +18020,9 @@
                 <w:b/>
                 <w:i w:val="0"/>
                 <w:color w:val="FFFFFF"/>
-                <w:sz w:val="32"/>
+                <w:sz w:val="30"/>
               </w:rPr>
-              <w:t xml:space="preserve">PEMERINTAHAN, KELEMBAGAAN &amp; </w:t>
+              <w:t xml:space="preserve">PEMERINTAHAN, KELEMBAGAAN &amp; INFORMASI </w:t>
             </w:r>
             <w:r>
               <w:rPr>
@@ -17291,9 +18030,9 @@
                 <w:b/>
                 <w:i w:val="0"/>
                 <w:color w:val="FFFFFF"/>
-                <w:sz w:val="32"/>
+                <w:sz w:val="30"/>
               </w:rPr>
-              <w:t>INFORMASI DESA</w:t>
+              <w:t>DESA</w:t>
             </w:r>
           </w:p>
           <w:p>
@@ -17301,8 +18040,8 @@
               <w:autoSpaceDN w:val="0"/>
               <w:autoSpaceDE w:val="0"/>
               <w:widowControl/>
-              <w:spacing w:line="233" w:lineRule="auto" w:before="316" w:after="0"/>
-              <w:ind w:left="370" w:right="0" w:firstLine="0"/>
+              <w:spacing w:line="233" w:lineRule="auto" w:before="218" w:after="0"/>
+              <w:ind w:left="332" w:right="0" w:firstLine="0"/>
               <w:jc w:val="left"/>
             </w:pPr>
             <w:r>
@@ -17311,7 +18050,7 @@
                 <w:b/>
                 <w:i/>
                 <w:color w:val="FEF08A"/>
-                <w:sz w:val="24"/>
+                <w:sz w:val="22"/>
               </w:rPr>
               <w:t>GOVERNMENT, INSTITUTIONS &amp; VILLAGE INFORMATION</w:t>
             </w:r>
@@ -17324,8 +18063,113 @@
         <w:autoSpaceDN w:val="0"/>
         <w:autoSpaceDE w:val="0"/>
         <w:widowControl/>
-        <w:spacing w:line="233" w:lineRule="auto" w:before="1082" w:after="0"/>
-        <w:ind w:left="1818" w:right="0" w:firstLine="0"/>
+        <w:spacing w:line="233" w:lineRule="auto" w:before="946" w:after="0"/>
+        <w:ind w:left="656" w:right="0" w:firstLine="0"/>
+        <w:jc w:val="left"/>
+      </w:pPr>
+      <w:r>
+        <w:rPr>
+          <w:rFonts w:ascii="Liberation Sans" w:hAnsi="Liberation Sans" w:eastAsia="Liberation Sans"/>
+          <w:b/>
+          <w:i w:val="0"/>
+          <w:color w:val="0B3C5D"/>
+          <w:sz w:val="18"/>
+        </w:rPr>
+        <w:t xml:space="preserve">RINGKASAN INDIKATOR BAB 5 / </w:t>
+      </w:r>
+      <w:r>
+        <w:rPr>
+          <w:rFonts w:ascii="Liberation Sans" w:hAnsi="Liberation Sans" w:eastAsia="Liberation Sans"/>
+          <w:b/>
+          <w:i/>
+          <w:color w:val="0B3C5D"/>
+          <w:sz w:val="18"/>
+        </w:rPr>
+        <w:t>CHAPTER 5 HIGHLIGHTS</w:t>
+      </w:r>
+    </w:p>
+    <w:p>
+      <w:pPr>
+        <w:autoSpaceDN w:val="0"/>
+        <w:tabs>
+          <w:tab w:pos="5444" w:val="left"/>
+        </w:tabs>
+        <w:autoSpaceDE w:val="0"/>
+        <w:widowControl/>
+        <w:spacing w:line="230" w:lineRule="auto" w:before="472" w:after="0"/>
+        <w:ind w:left="850" w:right="0" w:firstLine="0"/>
+        <w:jc w:val="left"/>
+      </w:pPr>
+      <w:r>
+        <w:rPr>
+          <w:rFonts w:ascii="Liberation Sans" w:hAnsi="Liberation Sans" w:eastAsia="Liberation Sans"/>
+          <w:b/>
+          <w:i w:val="0"/>
+          <w:color w:val="166534"/>
+          <w:sz w:val="15"/>
+        </w:rPr>
+        <w:t xml:space="preserve">APARATUR DESA / APPARATUS </w:t>
+      </w:r>
+      <w:r>
+        <w:tab/>
+      </w:r>
+      <w:r>
+        <w:rPr>
+          <w:rFonts w:ascii="Liberation Sans" w:hAnsi="Liberation Sans" w:eastAsia="Liberation Sans"/>
+          <w:b/>
+          <w:i w:val="0"/>
+          <w:color w:val="92400E"/>
+          <w:sz w:val="15"/>
+        </w:rPr>
+        <w:t>SISTEM INFORMASI (SID) / INFO SYSTEM</w:t>
+      </w:r>
+    </w:p>
+    <w:p>
+      <w:pPr>
+        <w:autoSpaceDN w:val="0"/>
+        <w:tabs>
+          <w:tab w:pos="5444" w:val="left"/>
+        </w:tabs>
+        <w:autoSpaceDE w:val="0"/>
+        <w:widowControl/>
+        <w:spacing w:line="233" w:lineRule="auto" w:before="82" w:after="0"/>
+        <w:ind w:left="850" w:right="0" w:firstLine="0"/>
+        <w:jc w:val="left"/>
+      </w:pPr>
+      <w:r>
+        <w:rPr>
+          <w:rFonts w:ascii="Liberation Sans" w:hAnsi="Liberation Sans" w:eastAsia="Liberation Sans"/>
+          <w:b/>
+          <w:i w:val="0"/>
+          <w:color w:val="15803D"/>
+          <w:sz w:val="24"/>
+        </w:rPr>
+        <w:t xml:space="preserve">5 Orang </w:t>
+      </w:r>
+      <w:r>
+        <w:tab/>
+      </w:r>
+      <w:r>
+        <w:rPr>
+          <w:rFonts w:ascii="Liberation Sans" w:hAnsi="Liberation Sans" w:eastAsia="Liberation Sans"/>
+          <w:b/>
+          <w:i w:val="0"/>
+          <w:color w:val="B45309"/>
+          <w:sz w:val="24"/>
+        </w:rPr>
+        <w:t>Tidak ada</w:t>
+      </w:r>
+    </w:p>
+    <w:p>
+      <w:pPr>
+        <w:autoSpaceDN w:val="0"/>
+        <w:tabs>
+          <w:tab w:pos="5444" w:val="left"/>
+        </w:tabs>
+        <w:autoSpaceDE w:val="0"/>
+        <w:widowControl/>
+        <w:spacing w:line="233" w:lineRule="auto" w:before="48" w:after="0"/>
+        <w:ind w:left="850" w:right="0" w:firstLine="0"/>
         <w:jc w:val="left"/>
       </w:pPr>
       <w:r>
@@ -17333,30 +18177,23 @@
           <w:rFonts w:ascii="Liberation Sans" w:hAnsi="Liberation Sans" w:eastAsia="Liberation Sans"/>
           <w:b w:val="0"/>
           <w:i w:val="0"/>
-          <w:color w:val="334155"/>
-          <w:sz w:val="19"/>
+          <w:color w:val="166534"/>
+          <w:sz w:val="14"/>
         </w:rPr>
-        <w:t xml:space="preserve">Penyelenggaraan pemerintah desa didukung oleh </w:t>
+        <w:t xml:space="preserve">Aparatur Pemerintah Kelurahan </w:t>
       </w:r>
       <w:r>
-        <w:rPr>
-          <w:rFonts w:ascii="Liberation Sans" w:hAnsi="Liberation Sans" w:eastAsia="Liberation Sans"/>
-          <w:b/>
-          <w:i w:val="0"/>
-          <w:color w:val="334155"/>
-          <w:sz w:val="19"/>
-        </w:rPr>
-        <w:t>5 orang aparatur desa</w:t>
+        <w:tab/>
       </w:r>
       <w:r>
         <w:rPr>
           <w:rFonts w:ascii="Liberation Sans" w:hAnsi="Liberation Sans" w:eastAsia="Liberation Sans"/>
           <w:b w:val="0"/>
           <w:i w:val="0"/>
-          <w:color w:val="334155"/>
-          <w:sz w:val="19"/>
+          <w:color w:val="78350F"/>
+          <w:sz w:val="14"/>
         </w:rPr>
-        <w:t>, keberadaan BPD/LMK tercatat</w:t>
+        <w:t>Musyawarah Desa: 1 kali/tahun</w:t>
       </w:r>
     </w:p>
     <w:p>
@@ -17364,47 +18201,137 @@
         <w:autoSpaceDN w:val="0"/>
         <w:autoSpaceDE w:val="0"/>
         <w:widowControl/>
-        <w:spacing w:line="233" w:lineRule="auto" w:before="74" w:after="0"/>
-        <w:ind w:left="1818" w:right="0" w:firstLine="0"/>
+        <w:spacing w:line="233" w:lineRule="auto" w:before="456" w:after="0"/>
+        <w:ind w:left="656" w:right="0" w:firstLine="0"/>
         <w:jc w:val="left"/>
       </w:pPr>
       <w:r>
         <w:rPr>
+          <w:w w:val="97.74999618530273"/>
+          <w:rFonts w:ascii="Liberation Sans" w:hAnsi="Liberation Sans" w:eastAsia="Liberation Sans"/>
+          <w:b w:val="0"/>
+          <w:i w:val="0"/>
+          <w:color w:val="334155"/>
+          <w:sz w:val="18"/>
+        </w:rPr>
+        <w:t xml:space="preserve">Penyelenggaraan pemerintah desa didukung oleh </w:t>
+      </w:r>
+      <w:r>
+        <w:rPr>
+          <w:w w:val="97.74999618530273"/>
           <w:rFonts w:ascii="Liberation Sans" w:hAnsi="Liberation Sans" w:eastAsia="Liberation Sans"/>
           <w:b/>
           <w:i w:val="0"/>
           <w:color w:val="334155"/>
-          <w:sz w:val="19"/>
+          <w:sz w:val="18"/>
+        </w:rPr>
+        <w:t>5 orang aparatur</w:t>
+      </w:r>
+      <w:r>
+        <w:rPr>
+          <w:w w:val="97.74999618530273"/>
+          <w:rFonts w:ascii="Liberation Sans" w:hAnsi="Liberation Sans" w:eastAsia="Liberation Sans"/>
+          <w:b w:val="0"/>
+          <w:i w:val="0"/>
+          <w:color w:val="334155"/>
+          <w:sz w:val="18"/>
+        </w:rPr>
+        <w:t xml:space="preserve">, keberadaan BPD/LMK tercatat </w:t>
+      </w:r>
+      <w:r>
+        <w:rPr>
+          <w:w w:val="97.74999618530273"/>
+          <w:rFonts w:ascii="Liberation Sans" w:hAnsi="Liberation Sans" w:eastAsia="Liberation Sans"/>
+          <w:b/>
+          <w:i w:val="0"/>
+          <w:color w:val="334155"/>
+          <w:sz w:val="18"/>
         </w:rPr>
         <w:t>"Ada"</w:t>
       </w:r>
       <w:r>
         <w:rPr>
+          <w:w w:val="97.74999618530273"/>
           <w:rFonts w:ascii="Liberation Sans" w:hAnsi="Liberation Sans" w:eastAsia="Liberation Sans"/>
           <w:b w:val="0"/>
           <w:i w:val="0"/>
           <w:color w:val="334155"/>
-          <w:sz w:val="19"/>
+          <w:sz w:val="18"/>
         </w:rPr>
-        <w:t xml:space="preserve">, serta pelaksanaan musyawarah desa sebanyak </w:t>
+        <w:t>,</w:t>
+      </w:r>
+    </w:p>
+    <w:p>
+      <w:pPr>
+        <w:autoSpaceDN w:val="0"/>
+        <w:autoSpaceDE w:val="0"/>
+        <w:widowControl/>
+        <w:spacing w:line="235" w:lineRule="auto" w:before="58" w:after="0"/>
+        <w:ind w:left="656" w:right="0" w:firstLine="0"/>
+        <w:jc w:val="left"/>
+      </w:pPr>
+      <w:r>
+        <w:rPr>
+          <w:w w:val="97.74999618530273"/>
+          <w:rFonts w:ascii="Liberation Sans" w:hAnsi="Liberation Sans" w:eastAsia="Liberation Sans"/>
+          <w:b w:val="0"/>
+          <w:i w:val="0"/>
+          <w:color w:val="334155"/>
+          <w:sz w:val="18"/>
+        </w:rPr>
+        <w:t xml:space="preserve">frekuensi musyawarah desa sebanyak </w:t>
       </w:r>
       <w:r>
         <w:rPr>
+          <w:w w:val="97.74999618530273"/>
           <w:rFonts w:ascii="Liberation Sans" w:hAnsi="Liberation Sans" w:eastAsia="Liberation Sans"/>
           <w:b/>
           <w:i w:val="0"/>
           <w:color w:val="334155"/>
-          <w:sz w:val="19"/>
+          <w:sz w:val="18"/>
         </w:rPr>
         <w:t>1 kali</w:t>
       </w:r>
       <w:r>
         <w:rPr>
+          <w:w w:val="97.74999618530273"/>
           <w:rFonts w:ascii="Liberation Sans" w:hAnsi="Liberation Sans" w:eastAsia="Liberation Sans"/>
           <w:b w:val="0"/>
           <w:i w:val="0"/>
           <w:color w:val="334155"/>
-          <w:sz w:val="19"/>
+          <w:sz w:val="18"/>
+        </w:rPr>
+        <w:t>, serta pemanfaatan Sistem Informasi Desa (SID) bernomenklatur</w:t>
+      </w:r>
+    </w:p>
+    <w:p>
+      <w:pPr>
+        <w:autoSpaceDN w:val="0"/>
+        <w:autoSpaceDE w:val="0"/>
+        <w:widowControl/>
+        <w:spacing w:line="235" w:lineRule="auto" w:before="72" w:after="0"/>
+        <w:ind w:left="656" w:right="0" w:firstLine="0"/>
+        <w:jc w:val="left"/>
+      </w:pPr>
+      <w:r>
+        <w:rPr>
+          <w:w w:val="97.74999618530273"/>
+          <w:rFonts w:ascii="Liberation Sans" w:hAnsi="Liberation Sans" w:eastAsia="Liberation Sans"/>
+          <w:b/>
+          <w:i w:val="0"/>
+          <w:color w:val="334155"/>
+          <w:sz w:val="18"/>
+        </w:rPr>
+        <w:t>"Tidak ada"</w:t>
+      </w:r>
+      <w:r>
+        <w:rPr>
+          <w:w w:val="97.74999618530273"/>
+          <w:rFonts w:ascii="Liberation Sans" w:hAnsi="Liberation Sans" w:eastAsia="Liberation Sans"/>
+          <w:b w:val="0"/>
+          <w:i w:val="0"/>
+          <w:color w:val="334155"/>
+          <w:sz w:val="18"/>
         </w:rPr>
         <w:t>.</w:t>
       </w:r>
@@ -17414,7 +18341,7 @@
         <w:autoSpaceDN w:val="0"/>
         <w:autoSpaceDE w:val="0"/>
         <w:widowControl/>
-        <w:spacing w:line="233" w:lineRule="auto" w:before="5634" w:after="0"/>
+        <w:spacing w:line="233" w:lineRule="auto" w:before="10272" w:after="0"/>
         <w:ind w:left="0" w:right="0" w:firstLine="0"/>
         <w:jc w:val="left"/>
       </w:pPr>
@@ -17433,7 +18360,7 @@
       <w:pPr>
         <w:sectPr>
           <w:pgSz w:w="11899" w:h="16838"/>
-          <w:pgMar w:top="1440" w:right="318" w:bottom="162" w:left="796" w:header="720" w:footer="720" w:gutter="0"/>
+          <w:pgMar w:top="638" w:right="1422" w:bottom="162" w:left="796" w:header="720" w:footer="720" w:gutter="0"/>
           <w:cols/>
           <w:docGrid w:linePitch="360"/>
         </w:sectPr>

--- a/kegiatan/desa-cantik/2026/pasir-wan-salim/publikasi-potensi-pasir-wan-salim-2026.docx
+++ b/kegiatan/desa-cantik/2026/pasir-wan-salim/publikasi-potensi-pasir-wan-salim-2026.docx
@@ -19353,21 +19353,20 @@
         <w:tblW w:type="auto" w:w="0"/>
         <w:tblLayout w:type="fixed"/>
         <w:tblLook w:firstColumn="1" w:firstRow="1" w:lastColumn="0" w:lastRow="0" w:noHBand="0" w:noVBand="1" w:val="04A0"/>
-        <w:tblInd w:w="1140.0" w:type="dxa"/>
+        <w:tblInd w:w="1200.0" w:type="dxa"/>
       </w:tblPr>
       <w:tblGrid>
         <w:gridCol w:w="9019"/>
       </w:tblGrid>
       <w:tr>
         <w:trPr>
-          <w:trHeight w:hRule="exact" w:val="818"/>
+          <w:trHeight w:hRule="exact" w:val="250"/>
         </w:trPr>
         <w:tc>
           <w:tcPr>
-            <w:tcW w:type="dxa" w:w="9630"/>
-            <w:tcBorders>
-              <w:bottom w:sz="12.800000000000182" w:val="single" w:color="#0A3C5C"/>
-            </w:tcBorders>
+            <w:tcW w:type="dxa" w:w="8260"/>
+            <w:tcBorders/>
+            <w:shd w:fill="f7fafb"/>
             <w:tcMar>
               <w:start w:w="0" w:type="dxa"/>
               <w:end w:w="0" w:type="dxa"/>
@@ -19379,7 +19378,7 @@
               <w:autoSpaceDE w:val="0"/>
               <w:widowControl/>
               <w:spacing w:line="233" w:lineRule="auto" w:before="22" w:after="0"/>
-              <w:ind w:left="1272" w:right="0" w:firstLine="0"/>
+              <w:ind w:left="1212" w:right="0" w:firstLine="0"/>
               <w:jc w:val="left"/>
             </w:pPr>
             <w:r>
@@ -19401,119 +19400,7 @@
         <w:autoSpaceDN w:val="0"/>
         <w:autoSpaceDE w:val="0"/>
         <w:widowControl/>
-        <w:spacing w:line="280" w:lineRule="exact" w:before="0" w:after="0"/>
-        <w:ind w:left="0" w:right="0"/>
-      </w:pPr>
-    </w:p>
-    <w:tbl>
-      <w:tblPr>
-        <w:tblW w:type="auto" w:w="0"/>
-        <w:tblLayout w:type="fixed"/>
-        <w:tblLook w:firstColumn="1" w:firstRow="1" w:lastColumn="0" w:lastRow="0" w:noHBand="0" w:noVBand="1" w:val="04A0"/>
-        <w:tblInd w:w="1000.0" w:type="dxa"/>
-      </w:tblPr>
-      <w:tblGrid>
-        <w:gridCol w:w="9019"/>
-      </w:tblGrid>
-      <w:tr>
-        <w:trPr>
-          <w:trHeight w:hRule="exact" w:val="420"/>
-        </w:trPr>
-        <w:tc>
-          <w:tcPr>
-            <w:tcW w:type="dxa" w:w="9880"/>
-            <w:tcBorders/>
-            <w:tcMar>
-              <w:start w:w="0" w:type="dxa"/>
-              <w:end w:w="0" w:type="dxa"/>
-            </w:tcMar>
-          </w:tcPr>
-          <w:p>
-            <w:pPr>
-              <w:autoSpaceDN w:val="0"/>
-              <w:autoSpaceDE w:val="0"/>
-              <w:widowControl/>
-              <w:spacing w:line="233" w:lineRule="auto" w:before="60" w:after="0"/>
-              <w:ind w:left="0" w:right="0" w:firstLine="0"/>
-              <w:jc w:val="center"/>
-            </w:pPr>
-            <w:r>
-              <w:rPr>
-                <w:rFonts w:ascii="Liberation Sans" w:hAnsi="Liberation Sans" w:eastAsia="Liberation Sans"/>
-                <w:b/>
-                <w:i w:val="0"/>
-                <w:color w:val="0B3C5D"/>
-                <w:sz w:val="27"/>
-              </w:rPr>
-              <w:t>MENCERDASKAN BANGSA DENGAN DATA STATISTIK DESA</w:t>
-            </w:r>
-          </w:p>
-        </w:tc>
-      </w:tr>
-    </w:tbl>
-    <w:p>
-      <w:pPr>
-        <w:autoSpaceDN w:val="0"/>
-        <w:autoSpaceDE w:val="0"/>
-        <w:widowControl/>
-        <w:spacing w:line="20" w:lineRule="exact" w:before="0" w:after="0"/>
-        <w:ind w:left="0" w:right="0"/>
-      </w:pPr>
-    </w:p>
-    <w:tbl>
-      <w:tblPr>
-        <w:tblW w:type="auto" w:w="0"/>
-        <w:tblLayout w:type="fixed"/>
-        <w:tblLook w:firstColumn="1" w:firstRow="1" w:lastColumn="0" w:lastRow="0" w:noHBand="0" w:noVBand="1" w:val="04A0"/>
-        <w:tblInd w:w="560.0" w:type="dxa"/>
-      </w:tblPr>
-      <w:tblGrid>
-        <w:gridCol w:w="9019"/>
-      </w:tblGrid>
-      <w:tr>
-        <w:trPr>
-          <w:trHeight w:hRule="exact" w:val="312"/>
-        </w:trPr>
-        <w:tc>
-          <w:tcPr>
-            <w:tcW w:type="dxa" w:w="7940"/>
-            <w:tcBorders/>
-            <w:shd w:fill="f7fafb"/>
-            <w:tcMar>
-              <w:start w:w="0" w:type="dxa"/>
-              <w:end w:w="0" w:type="dxa"/>
-            </w:tcMar>
-          </w:tcPr>
-          <w:p>
-            <w:pPr>
-              <w:autoSpaceDN w:val="0"/>
-              <w:autoSpaceDE w:val="0"/>
-              <w:widowControl/>
-              <w:spacing w:line="233" w:lineRule="auto" w:before="56" w:after="0"/>
-              <w:ind w:left="576" w:right="0" w:firstLine="0"/>
-              <w:jc w:val="left"/>
-            </w:pPr>
-            <w:r>
-              <w:rPr>
-                <w:w w:val="97.74999618530273"/>
-                <w:rFonts w:ascii="Liberation Sans" w:hAnsi="Liberation Sans" w:eastAsia="Liberation Sans"/>
-                <w:b w:val="0"/>
-                <w:i/>
-                <w:color w:val="64748B"/>
-                <w:sz w:val="18"/>
-              </w:rPr>
-              <w:t>Enlightening the Nation with Village Statistical Data</w:t>
-            </w:r>
-          </w:p>
-        </w:tc>
-      </w:tr>
-    </w:tbl>
-    <w:p>
-      <w:pPr>
-        <w:autoSpaceDN w:val="0"/>
-        <w:autoSpaceDE w:val="0"/>
-        <w:widowControl/>
-        <w:spacing w:line="8068" w:lineRule="exact" w:before="0" w:after="0"/>
+        <w:spacing w:line="9648" w:lineRule="exact" w:before="0" w:after="0"/>
         <w:ind w:left="0" w:right="0"/>
       </w:pPr>
     </w:p>
@@ -19564,24 +19451,6 @@
         </w:tc>
       </w:tr>
     </w:tbl>
-    <w:p>
-      <w:pPr>
-        <w:autoSpaceDN w:val="0"/>
-        <w:autoSpaceDE w:val="0"/>
-        <w:widowControl/>
-        <w:spacing w:line="14" w:lineRule="exact" w:before="0" w:after="0"/>
-        <w:ind w:left="0" w:right="0"/>
-      </w:pPr>
-    </w:p>
-    <w:p>
-      <w:pPr>
-        <w:autoSpaceDN w:val="0"/>
-        <w:autoSpaceDE w:val="0"/>
-        <w:widowControl/>
-        <w:spacing w:line="14" w:lineRule="exact" w:before="0" w:after="0"/>
-        <w:ind w:left="0" w:right="0"/>
-      </w:pPr>
-    </w:p>
     <w:p>
       <w:pPr>
         <w:autoSpaceDN w:val="0"/>

--- a/kegiatan/desa-cantik/2026/pasir-wan-salim/publikasi-potensi-pasir-wan-salim-2026.docx
+++ b/kegiatan/desa-cantik/2026/pasir-wan-salim/publikasi-potensi-pasir-wan-salim-2026.docx
@@ -1660,7 +1660,7 @@
         <w:autoSpaceDE w:val="0"/>
         <w:widowControl/>
         <w:spacing w:line="233" w:lineRule="auto" w:before="284" w:after="818"/>
-        <w:ind w:left="0" w:right="1554" w:firstLine="0"/>
+        <w:ind w:left="0" w:right="1426" w:firstLine="0"/>
         <w:jc w:val="right"/>
       </w:pPr>
       <w:r>
@@ -1679,7 +1679,7 @@
         <w:tblW w:type="auto" w:w="0"/>
         <w:tblLayout w:type="fixed"/>
         <w:tblLook w:firstColumn="1" w:firstRow="1" w:lastColumn="0" w:lastRow="0" w:noHBand="0" w:noVBand="1" w:val="04A0"/>
-        <w:tblInd w:w="3880.0" w:type="dxa"/>
+        <w:tblInd w:w="4180.0" w:type="dxa"/>
       </w:tblPr>
       <w:tblGrid>
         <w:gridCol w:w="9019"/>
@@ -1690,7 +1690,7 @@
         </w:trPr>
         <w:tc>
           <w:tcPr>
-            <w:tcW w:type="dxa" w:w="7300"/>
+            <w:tcW w:type="dxa" w:w="6840"/>
             <w:tcBorders/>
             <w:shd w:fill="f7fafb"/>
             <w:tcMar>
@@ -1704,7 +1704,7 @@
               <w:autoSpaceDE w:val="0"/>
               <w:widowControl/>
               <w:spacing w:line="235" w:lineRule="auto" w:before="60" w:after="0"/>
-              <w:ind w:left="0" w:right="706" w:firstLine="0"/>
+              <w:ind w:left="0" w:right="872" w:firstLine="0"/>
               <w:jc w:val="right"/>
             </w:pPr>
             <w:r>
@@ -1716,7 +1716,7 @@
                 <w:color w:val="0B3C5D"/>
                 <w:sz w:val="21"/>
               </w:rPr>
-              <w:t>LURAH PASIR WAN SALIM</w:t>
+              <w:t>H. MULYADI, S.H.I</w:t>
             </w:r>
           </w:p>
         </w:tc>
@@ -2004,7 +2004,7 @@
         <w:tblW w:type="auto" w:w="0"/>
         <w:tblLayout w:type="fixed"/>
         <w:tblLook w:firstColumn="1" w:firstRow="1" w:lastColumn="0" w:lastRow="0" w:noHBand="0" w:noVBand="1" w:val="04A0"/>
-        <w:tblInd w:w="3500.0" w:type="dxa"/>
+        <w:tblInd w:w="3720.0" w:type="dxa"/>
       </w:tblPr>
       <w:tblGrid>
         <w:gridCol w:w="9019"/>
@@ -2015,7 +2015,7 @@
         </w:trPr>
         <w:tc>
           <w:tcPr>
-            <w:tcW w:type="dxa" w:w="7300"/>
+            <w:tcW w:type="dxa" w:w="6840"/>
             <w:tcBorders/>
             <w:shd w:fill="f7fafb"/>
             <w:tcMar>
@@ -2029,7 +2029,7 @@
               <w:autoSpaceDE w:val="0"/>
               <w:widowControl/>
               <w:spacing w:line="233" w:lineRule="auto" w:before="60" w:after="0"/>
-              <w:ind w:left="0" w:right="1100" w:firstLine="0"/>
+              <w:ind w:left="0" w:right="1314" w:firstLine="0"/>
               <w:jc w:val="right"/>
             </w:pPr>
             <w:r>
@@ -2041,7 +2041,7 @@
                 <w:color w:val="0B3C5D"/>
                 <w:sz w:val="21"/>
               </w:rPr>
-              <w:t>LURAH PASIR WAN SALIM</w:t>
+              <w:t>H. MULYADI, S.H.I</w:t>
             </w:r>
           </w:p>
         </w:tc>
